--- a/系统设计文档.docx
+++ b/系统设计文档.docx
@@ -9,7 +9,7 @@
         <w:spacing w:line="12pt" w:lineRule="auto"/>
         <w:ind w:firstLineChars="0" w:firstLine="0pt"/>
         <w:rPr>
-          <w:rFonts w:eastAsia="隶书" w:hint="eastAsia"/>
+          <w:rFonts w:eastAsia="隶书"/>
           <w:b/>
           <w:sz w:val="52"/>
         </w:rPr>
@@ -21,7 +21,7 @@
         <w:ind w:startChars="-514" w:start="-7.75pt" w:hangingChars="192" w:hanging="53.95pt"/>
         <w:jc w:val="center"/>
         <w:rPr>
-          <w:rFonts w:eastAsia="黑体" w:hint="eastAsia"/>
+          <w:rFonts w:eastAsia="黑体"/>
           <w:b/>
           <w:sz w:val="56"/>
         </w:rPr>
@@ -54,7 +54,7 @@
         <w:ind w:firstLineChars="0" w:firstLine="0pt"/>
         <w:jc w:val="center"/>
         <w:rPr>
-          <w:rFonts w:eastAsia="黑体" w:hint="eastAsia"/>
+          <w:rFonts w:eastAsia="黑体"/>
           <w:sz w:val="30"/>
           <w:szCs w:val="30"/>
           <w:u w:val="single"/>
@@ -111,7 +111,7 @@
         <w:ind w:firstLine="30pt"/>
         <w:jc w:val="center"/>
         <w:rPr>
-          <w:rFonts w:ascii="黑体" w:eastAsia="黑体" w:hAnsi="黑体" w:cs="黑体" w:hint="eastAsia"/>
+          <w:rFonts w:ascii="黑体" w:eastAsia="黑体" w:hAnsi="黑体" w:cs="黑体"/>
           <w:sz w:val="30"/>
           <w:szCs w:val="30"/>
         </w:rPr>
@@ -136,16 +136,47 @@
           <w:sz w:val="30"/>
           <w:szCs w:val="30"/>
         </w:rPr>
-        <w:t xml:space="preserve">组员：冯芝宁 黄雪燕 赵佳婉 周琬怡   </w:t>
+        <w:t xml:space="preserve">组员：冯芝宁 </w:t>
+      </w:r>
+      <w:proofErr w:type="gramStart"/>
+      <w:r>
+        <w:rPr>
+          <w:rFonts w:ascii="黑体" w:eastAsia="黑体" w:hAnsi="黑体" w:cs="黑体" w:hint="eastAsia"/>
+          <w:sz w:val="30"/>
+          <w:szCs w:val="30"/>
+        </w:rPr>
+        <w:t>黄雪燕</w:t>
+      </w:r>
+      <w:proofErr w:type="gramEnd"/>
+      <w:r>
+        <w:rPr>
+          <w:rFonts w:ascii="黑体" w:eastAsia="黑体" w:hAnsi="黑体" w:cs="黑体" w:hint="eastAsia"/>
+          <w:sz w:val="30"/>
+          <w:szCs w:val="30"/>
+        </w:rPr>
+        <w:t xml:space="preserve"> 赵佳</w:t>
+      </w:r>
+      <w:r>
+        <w:rPr>
+          <w:rFonts w:ascii="黑体" w:eastAsia="黑体" w:hAnsi="黑体" w:cs="黑体" w:hint="eastAsia"/>
+          <w:sz w:val="30"/>
+          <w:szCs w:val="30"/>
+        </w:rPr>
+        <w:t>琬</w:t>
+      </w:r>
+      <w:r>
+        <w:rPr>
+          <w:rFonts w:ascii="黑体" w:eastAsia="黑体" w:hAnsi="黑体" w:cs="黑体" w:hint="eastAsia"/>
+          <w:sz w:val="30"/>
+          <w:szCs w:val="30"/>
+        </w:rPr>
+        <w:t xml:space="preserve"> 周琬怡   </w:t>
       </w:r>
     </w:p>
     <w:p>
       <w:pPr>
         <w:pStyle w:val="1"/>
         <w:spacing w:before="7.80pt"/>
-        <w:rPr>
-          <w:rFonts w:hint="eastAsia"/>
-        </w:rPr>
       </w:pPr>
       <w:bookmarkStart w:id="0" w:name="_Toc15977"/>
       <w:bookmarkStart w:id="1" w:name="_Toc10764"/>
@@ -224,9 +255,6 @@
     <w:p>
       <w:pPr>
         <w:ind w:firstLine="24pt"/>
-        <w:rPr>
-          <w:rFonts w:hint="eastAsia"/>
-        </w:rPr>
       </w:pPr>
       <w:r>
         <w:rPr>
@@ -245,12 +273,14 @@
         </w:rPr>
         <w:t>二手物品交易管理系统按照操作主体分为管理员和用户。管理员的功能包括收货地址管理、购物车管理、字典管理、公告管理、商家管理、商品管理、用户咨询管理、商品收藏管理、商品评价管理、商品订单管理、用户管理、管理员管理。用户的功能等。该系统采用了</w:t>
       </w:r>
+      <w:proofErr w:type="spellStart"/>
       <w:r>
         <w:rPr>
           <w:rFonts w:hint="eastAsia"/>
         </w:rPr>
         <w:t>Mysql</w:t>
       </w:r>
+      <w:proofErr w:type="spellEnd"/>
       <w:r>
         <w:rPr>
           <w:rFonts w:hint="eastAsia"/>
@@ -285,9 +315,6 @@
     <w:p>
       <w:pPr>
         <w:ind w:firstLine="24pt"/>
-        <w:rPr>
-          <w:rFonts w:hint="eastAsia"/>
-        </w:rPr>
       </w:pPr>
       <w:r>
         <w:rPr>
@@ -300,7 +327,7 @@
       <w:pPr>
         <w:ind w:firstLineChars="0" w:firstLine="0pt"/>
         <w:rPr>
-          <w:rFonts w:ascii="黑体" w:eastAsia="黑体" w:hAnsi="黑体" w:cs="黑体" w:hint="eastAsia"/>
+          <w:rFonts w:ascii="黑体" w:eastAsia="黑体" w:hAnsi="黑体" w:cs="黑体"/>
         </w:rPr>
       </w:pPr>
     </w:p>
@@ -322,12 +349,14 @@
         </w:rPr>
         <w:t>二手物品交易管理系统；</w:t>
       </w:r>
+      <w:proofErr w:type="spellStart"/>
       <w:r>
         <w:rPr>
           <w:rFonts w:hint="eastAsia"/>
         </w:rPr>
         <w:t>Mysql</w:t>
       </w:r>
+      <w:proofErr w:type="spellEnd"/>
       <w:r>
         <w:rPr>
           <w:rFonts w:hint="eastAsia"/>
@@ -352,9 +381,6 @@
         <w:pStyle w:val="HTML"/>
         <w:spacing w:beforeLines="50" w:before="7.80pt"/>
         <w:ind w:firstLine="24pt"/>
-        <w:rPr>
-          <w:rFonts w:hint="eastAsia"/>
-        </w:rPr>
       </w:pPr>
       <w:bookmarkStart w:id="27" w:name="_Toc445241923"/>
       <w:bookmarkStart w:id="28" w:name="_Toc101613730"/>
@@ -445,9 +471,6 @@
     <w:p>
       <w:pPr>
         <w:ind w:firstLine="24pt"/>
-        <w:rPr>
-          <w:rFonts w:hint="eastAsia"/>
-        </w:rPr>
       </w:pPr>
       <w:r>
         <w:rPr>
@@ -459,23 +482,31 @@
     <w:p>
       <w:pPr>
         <w:ind w:firstLine="24pt"/>
-        <w:rPr>
-          <w:rFonts w:hint="eastAsia"/>
-        </w:rPr>
-      </w:pPr>
-      <w:r>
-        <w:rPr>
-          <w:rFonts w:hint="eastAsia"/>
-        </w:rPr>
-        <w:t>The personnel management system is divided into administrators and users according to the operating subjects. The functions of the administrator include managing employees, managing personnel information, including recruitment management, training management, reward and punishment management, salary management, etc., and can manage operators. User functions include managing department and department position information, managing recruitment information, training information, salary information, etc. The system uses Mysql database, Java language, Spring Boot framework and other technologies for programming.</w:t>
+      </w:pPr>
+      <w:r>
+        <w:rPr>
+          <w:rFonts w:hint="eastAsia"/>
+        </w:rPr>
+        <w:t xml:space="preserve">The personnel management system is divided into administrators and users according to the operating subjects. The functions of the administrator include managing employees, managing personnel information, including recruitment management, training management, reward and punishment management, salary management, etc., and can manage operators. User functions include managing department and department position information, managing recruitment information, training information, salary information, etc. The system uses </w:t>
+      </w:r>
+      <w:proofErr w:type="spellStart"/>
+      <w:r>
+        <w:rPr>
+          <w:rFonts w:hint="eastAsia"/>
+        </w:rPr>
+        <w:t>Mysql</w:t>
+      </w:r>
+      <w:proofErr w:type="spellEnd"/>
+      <w:r>
+        <w:rPr>
+          <w:rFonts w:hint="eastAsia"/>
+        </w:rPr>
+        <w:t xml:space="preserve"> database, Java language, Spring Boot framework and other technologies for programming.</w:t>
       </w:r>
     </w:p>
     <w:p>
       <w:pPr>
         <w:ind w:firstLine="24pt"/>
-        <w:rPr>
-          <w:rFonts w:hint="eastAsia"/>
-        </w:rPr>
       </w:pPr>
       <w:r>
         <w:rPr>
@@ -487,9 +518,6 @@
     <w:p>
       <w:pPr>
         <w:ind w:firstLine="24pt"/>
-        <w:rPr>
-          <w:rFonts w:hint="eastAsia"/>
-        </w:rPr>
       </w:pPr>
     </w:p>
     <w:p>
@@ -497,7 +525,6 @@
         <w:spacing w:line="12pt" w:lineRule="auto"/>
         <w:ind w:firstLineChars="0" w:firstLine="0pt"/>
         <w:rPr>
-          <w:rFonts w:hint="eastAsia"/>
           <w:bCs/>
         </w:rPr>
       </w:pPr>
@@ -518,7 +545,21 @@
         <w:rPr>
           <w:rFonts w:hint="eastAsia"/>
         </w:rPr>
-        <w:t>Personnel management system; Mysql database; Java language</w:t>
+        <w:t xml:space="preserve">Personnel management system; </w:t>
+      </w:r>
+      <w:proofErr w:type="spellStart"/>
+      <w:r>
+        <w:rPr>
+          <w:rFonts w:hint="eastAsia"/>
+        </w:rPr>
+        <w:t>Mysql</w:t>
+      </w:r>
+      <w:proofErr w:type="spellEnd"/>
+      <w:r>
+        <w:rPr>
+          <w:rFonts w:hint="eastAsia"/>
+        </w:rPr>
+        <w:t xml:space="preserve"> database; Java language</w:t>
       </w:r>
     </w:p>
     <w:p>
@@ -663,27 +704,26 @@
           <w:noProof/>
           <w:sz w:val="22"/>
           <w:szCs w:val="24"/>
-          <w:lang w:val="en-US" w:eastAsia="zh-CN"/>
         </w:rPr>
       </w:pPr>
       <w:hyperlink w:anchor="_Toc232599798" w:history="1">
         <w:r>
           <w:rPr>
-            <w:rStyle w:val="af7"/>
+            <w:rStyle w:val="af8"/>
             <w:noProof/>
           </w:rPr>
           <w:t>摘</w:t>
         </w:r>
         <w:r>
           <w:rPr>
-            <w:rStyle w:val="af7"/>
+            <w:rStyle w:val="af8"/>
             <w:noProof/>
           </w:rPr>
           <w:t xml:space="preserve">  </w:t>
         </w:r>
         <w:r>
           <w:rPr>
-            <w:rStyle w:val="af7"/>
+            <w:rStyle w:val="af8"/>
             <w:noProof/>
           </w:rPr>
           <w:t>要</w:t>
@@ -748,13 +788,12 @@
           <w:noProof/>
           <w:sz w:val="22"/>
           <w:szCs w:val="24"/>
-          <w:lang w:val="en-US" w:eastAsia="zh-CN"/>
         </w:rPr>
       </w:pPr>
       <w:hyperlink w:anchor="_Toc232599799" w:history="1">
         <w:r>
           <w:rPr>
-            <w:rStyle w:val="af7"/>
+            <w:rStyle w:val="af8"/>
             <w:noProof/>
           </w:rPr>
           <w:t>Abstract</w:t>
@@ -819,27 +858,26 @@
           <w:noProof/>
           <w:sz w:val="22"/>
           <w:szCs w:val="24"/>
-          <w:lang w:val="en-US" w:eastAsia="zh-CN"/>
         </w:rPr>
       </w:pPr>
       <w:hyperlink w:anchor="_Toc232599800" w:history="1">
         <w:r>
           <w:rPr>
-            <w:rStyle w:val="af7"/>
+            <w:rStyle w:val="af8"/>
             <w:noProof/>
           </w:rPr>
           <w:t>目</w:t>
         </w:r>
         <w:r>
           <w:rPr>
-            <w:rStyle w:val="af7"/>
+            <w:rStyle w:val="af8"/>
             <w:noProof/>
           </w:rPr>
           <w:t xml:space="preserve">  </w:t>
         </w:r>
         <w:r>
           <w:rPr>
-            <w:rStyle w:val="af7"/>
+            <w:rStyle w:val="af8"/>
             <w:noProof/>
           </w:rPr>
           <w:t>录</w:t>
@@ -904,41 +942,40 @@
           <w:noProof/>
           <w:sz w:val="22"/>
           <w:szCs w:val="24"/>
-          <w:lang w:val="en-US" w:eastAsia="zh-CN"/>
         </w:rPr>
       </w:pPr>
       <w:hyperlink w:anchor="_Toc232599801" w:history="1">
         <w:r>
           <w:rPr>
-            <w:rStyle w:val="af7"/>
+            <w:rStyle w:val="af8"/>
             <w:noProof/>
           </w:rPr>
           <w:t>第</w:t>
         </w:r>
         <w:r>
           <w:rPr>
-            <w:rStyle w:val="af7"/>
+            <w:rStyle w:val="af8"/>
             <w:noProof/>
           </w:rPr>
           <w:t>1</w:t>
         </w:r>
         <w:r>
           <w:rPr>
-            <w:rStyle w:val="af7"/>
+            <w:rStyle w:val="af8"/>
             <w:noProof/>
           </w:rPr>
           <w:t>章</w:t>
         </w:r>
         <w:r>
           <w:rPr>
-            <w:rStyle w:val="af7"/>
+            <w:rStyle w:val="af8"/>
             <w:noProof/>
           </w:rPr>
           <w:t xml:space="preserve"> </w:t>
         </w:r>
         <w:r>
           <w:rPr>
-            <w:rStyle w:val="af7"/>
+            <w:rStyle w:val="af8"/>
             <w:noProof/>
           </w:rPr>
           <w:t>绪论</w:t>
@@ -1006,14 +1043,14 @@
       <w:hyperlink w:anchor="_Toc232599802" w:history="1">
         <w:r>
           <w:rPr>
-            <w:rStyle w:val="af7"/>
+            <w:rStyle w:val="af8"/>
             <w:noProof/>
           </w:rPr>
           <w:t xml:space="preserve">1.1 </w:t>
         </w:r>
         <w:r>
           <w:rPr>
-            <w:rStyle w:val="af7"/>
+            <w:rStyle w:val="af8"/>
             <w:noProof/>
           </w:rPr>
           <w:t>课题背景</w:t>
@@ -1081,14 +1118,14 @@
       <w:hyperlink w:anchor="_Toc232599803" w:history="1">
         <w:r>
           <w:rPr>
-            <w:rStyle w:val="af7"/>
+            <w:rStyle w:val="af8"/>
             <w:noProof/>
           </w:rPr>
           <w:t xml:space="preserve">1.2 </w:t>
         </w:r>
         <w:r>
           <w:rPr>
-            <w:rStyle w:val="af7"/>
+            <w:rStyle w:val="af8"/>
             <w:noProof/>
           </w:rPr>
           <w:t>课题意义</w:t>
@@ -1156,14 +1193,14 @@
       <w:hyperlink w:anchor="_Toc232599804" w:history="1">
         <w:r>
           <w:rPr>
-            <w:rStyle w:val="af7"/>
+            <w:rStyle w:val="af8"/>
             <w:noProof/>
           </w:rPr>
           <w:t xml:space="preserve">1.3 </w:t>
         </w:r>
         <w:r>
           <w:rPr>
-            <w:rStyle w:val="af7"/>
+            <w:rStyle w:val="af8"/>
             <w:noProof/>
           </w:rPr>
           <w:t>研究内容</w:t>
@@ -1228,41 +1265,40 @@
           <w:noProof/>
           <w:sz w:val="22"/>
           <w:szCs w:val="24"/>
-          <w:lang w:val="en-US" w:eastAsia="zh-CN"/>
         </w:rPr>
       </w:pPr>
       <w:hyperlink w:anchor="_Toc232599805" w:history="1">
         <w:r>
           <w:rPr>
-            <w:rStyle w:val="af7"/>
+            <w:rStyle w:val="af8"/>
             <w:noProof/>
           </w:rPr>
           <w:t>第</w:t>
         </w:r>
         <w:r>
           <w:rPr>
-            <w:rStyle w:val="af7"/>
+            <w:rStyle w:val="af8"/>
             <w:noProof/>
           </w:rPr>
           <w:t>2</w:t>
         </w:r>
         <w:r>
           <w:rPr>
-            <w:rStyle w:val="af7"/>
+            <w:rStyle w:val="af8"/>
             <w:noProof/>
           </w:rPr>
           <w:t>章</w:t>
         </w:r>
         <w:r>
           <w:rPr>
-            <w:rStyle w:val="af7"/>
+            <w:rStyle w:val="af8"/>
             <w:noProof/>
           </w:rPr>
           <w:t xml:space="preserve"> </w:t>
         </w:r>
         <w:r>
           <w:rPr>
-            <w:rStyle w:val="af7"/>
+            <w:rStyle w:val="af8"/>
             <w:noProof/>
           </w:rPr>
           <w:t>开发环境与技术</w:t>
@@ -1330,14 +1366,14 @@
       <w:hyperlink w:anchor="_Toc232599806" w:history="1">
         <w:r>
           <w:rPr>
-            <w:rStyle w:val="af7"/>
+            <w:rStyle w:val="af8"/>
             <w:noProof/>
           </w:rPr>
           <w:t>2.1 Java</w:t>
         </w:r>
         <w:r>
           <w:rPr>
-            <w:rStyle w:val="af7"/>
+            <w:rStyle w:val="af8"/>
             <w:noProof/>
           </w:rPr>
           <w:t>语言</w:t>
@@ -1405,14 +1441,14 @@
       <w:hyperlink w:anchor="_Toc232599807" w:history="1">
         <w:r>
           <w:rPr>
-            <w:rStyle w:val="af7"/>
+            <w:rStyle w:val="af8"/>
             <w:noProof/>
           </w:rPr>
           <w:t>2.2 MYSQL</w:t>
         </w:r>
         <w:r>
           <w:rPr>
-            <w:rStyle w:val="af7"/>
+            <w:rStyle w:val="af8"/>
             <w:noProof/>
           </w:rPr>
           <w:t>数据库</w:t>
@@ -1480,14 +1516,14 @@
       <w:hyperlink w:anchor="_Toc232599808" w:history="1">
         <w:r>
           <w:rPr>
-            <w:rStyle w:val="af7"/>
+            <w:rStyle w:val="af8"/>
             <w:noProof/>
           </w:rPr>
           <w:t>2.3 IDEA</w:t>
         </w:r>
         <w:r>
           <w:rPr>
-            <w:rStyle w:val="af7"/>
+            <w:rStyle w:val="af8"/>
             <w:noProof/>
           </w:rPr>
           <w:t>开发工具</w:t>
@@ -1555,14 +1591,14 @@
       <w:hyperlink w:anchor="_Toc232599809" w:history="1">
         <w:r>
           <w:rPr>
-            <w:rStyle w:val="af7"/>
+            <w:rStyle w:val="af8"/>
             <w:noProof/>
           </w:rPr>
           <w:t>2.4 Spring Boot</w:t>
         </w:r>
         <w:r>
           <w:rPr>
-            <w:rStyle w:val="af7"/>
+            <w:rStyle w:val="af8"/>
             <w:noProof/>
           </w:rPr>
           <w:t>框架</w:t>
@@ -1627,41 +1663,40 @@
           <w:noProof/>
           <w:sz w:val="22"/>
           <w:szCs w:val="24"/>
-          <w:lang w:val="en-US" w:eastAsia="zh-CN"/>
         </w:rPr>
       </w:pPr>
       <w:hyperlink w:anchor="_Toc232599810" w:history="1">
         <w:r>
           <w:rPr>
-            <w:rStyle w:val="af7"/>
+            <w:rStyle w:val="af8"/>
             <w:noProof/>
           </w:rPr>
           <w:t>第</w:t>
         </w:r>
         <w:r>
           <w:rPr>
-            <w:rStyle w:val="af7"/>
+            <w:rStyle w:val="af8"/>
             <w:noProof/>
           </w:rPr>
           <w:t>3</w:t>
         </w:r>
         <w:r>
           <w:rPr>
-            <w:rStyle w:val="af7"/>
+            <w:rStyle w:val="af8"/>
             <w:noProof/>
           </w:rPr>
           <w:t>章</w:t>
         </w:r>
         <w:r>
           <w:rPr>
-            <w:rStyle w:val="af7"/>
+            <w:rStyle w:val="af8"/>
             <w:noProof/>
           </w:rPr>
           <w:t xml:space="preserve"> </w:t>
         </w:r>
         <w:r>
           <w:rPr>
-            <w:rStyle w:val="af7"/>
+            <w:rStyle w:val="af8"/>
             <w:noProof/>
           </w:rPr>
           <w:t>系统分析</w:t>
@@ -1729,24 +1764,15 @@
       <w:hyperlink w:anchor="_Toc232599811" w:history="1">
         <w:r>
           <w:rPr>
-            <w:rStyle w:val="af7"/>
-            <w:noProof/>
-            <w:lang w:val="en-US" w:eastAsia="zh-CN"/>
-          </w:rPr>
-          <w:t>3.1</w:t>
-        </w:r>
-        <w:r>
-          <w:rPr>
-            <w:rStyle w:val="af7"/>
-            <w:noProof/>
-          </w:rPr>
-          <w:t xml:space="preserve"> </w:t>
-        </w:r>
-        <w:r>
-          <w:rPr>
-            <w:rStyle w:val="af7"/>
-            <w:noProof/>
-            <w:lang w:val="en-US" w:eastAsia="zh-CN"/>
+            <w:rStyle w:val="af8"/>
+            <w:noProof/>
+          </w:rPr>
+          <w:t xml:space="preserve">3.1 </w:t>
+        </w:r>
+        <w:r>
+          <w:rPr>
+            <w:rStyle w:val="af8"/>
+            <w:noProof/>
           </w:rPr>
           <w:t>可行性分析</w:t>
         </w:r>
@@ -1812,14 +1838,14 @@
       <w:hyperlink w:anchor="_Toc232599812" w:history="1">
         <w:r>
           <w:rPr>
-            <w:rStyle w:val="af7"/>
+            <w:rStyle w:val="af8"/>
             <w:noProof/>
           </w:rPr>
           <w:t xml:space="preserve">3.1.1 </w:t>
         </w:r>
         <w:r>
           <w:rPr>
-            <w:rStyle w:val="af7"/>
+            <w:rStyle w:val="af8"/>
             <w:noProof/>
           </w:rPr>
           <w:t>技术可行性</w:t>
@@ -1886,14 +1912,14 @@
       <w:hyperlink w:anchor="_Toc232599813" w:history="1">
         <w:r>
           <w:rPr>
-            <w:rStyle w:val="af7"/>
+            <w:rStyle w:val="af8"/>
             <w:noProof/>
           </w:rPr>
           <w:t xml:space="preserve">3.1.2 </w:t>
         </w:r>
         <w:r>
           <w:rPr>
-            <w:rStyle w:val="af7"/>
+            <w:rStyle w:val="af8"/>
             <w:noProof/>
           </w:rPr>
           <w:t>经济可行性</w:t>
@@ -1960,14 +1986,14 @@
       <w:hyperlink w:anchor="_Toc232599814" w:history="1">
         <w:r>
           <w:rPr>
-            <w:rStyle w:val="af7"/>
+            <w:rStyle w:val="af8"/>
             <w:noProof/>
           </w:rPr>
           <w:t xml:space="preserve">3.1.3 </w:t>
         </w:r>
         <w:r>
           <w:rPr>
-            <w:rStyle w:val="af7"/>
+            <w:rStyle w:val="af8"/>
             <w:noProof/>
           </w:rPr>
           <w:t>操作可行性</w:t>
@@ -2035,14 +2061,14 @@
       <w:hyperlink w:anchor="_Toc232599815" w:history="1">
         <w:r>
           <w:rPr>
-            <w:rStyle w:val="af7"/>
+            <w:rStyle w:val="af8"/>
             <w:noProof/>
           </w:rPr>
           <w:t xml:space="preserve">3.2 </w:t>
         </w:r>
         <w:r>
           <w:rPr>
-            <w:rStyle w:val="af7"/>
+            <w:rStyle w:val="af8"/>
             <w:noProof/>
           </w:rPr>
           <w:t>系统流程</w:t>
@@ -2109,14 +2135,14 @@
       <w:hyperlink w:anchor="_Toc232599816" w:history="1">
         <w:r>
           <w:rPr>
-            <w:rStyle w:val="af7"/>
+            <w:rStyle w:val="af8"/>
             <w:noProof/>
           </w:rPr>
           <w:t xml:space="preserve">3.2.1 </w:t>
         </w:r>
         <w:r>
           <w:rPr>
-            <w:rStyle w:val="af7"/>
+            <w:rStyle w:val="af8"/>
             <w:noProof/>
           </w:rPr>
           <w:t>操作流程</w:t>
@@ -2183,14 +2209,14 @@
       <w:hyperlink w:anchor="_Toc232599817" w:history="1">
         <w:r>
           <w:rPr>
-            <w:rStyle w:val="af7"/>
+            <w:rStyle w:val="af8"/>
             <w:noProof/>
           </w:rPr>
           <w:t xml:space="preserve">3.2.2 </w:t>
         </w:r>
         <w:r>
           <w:rPr>
-            <w:rStyle w:val="af7"/>
+            <w:rStyle w:val="af8"/>
             <w:noProof/>
           </w:rPr>
           <w:t>登录流程</w:t>
@@ -2257,14 +2283,14 @@
       <w:hyperlink w:anchor="_Toc232599818" w:history="1">
         <w:r>
           <w:rPr>
-            <w:rStyle w:val="af7"/>
+            <w:rStyle w:val="af8"/>
             <w:noProof/>
           </w:rPr>
           <w:t xml:space="preserve">3.2.3 </w:t>
         </w:r>
         <w:r>
           <w:rPr>
-            <w:rStyle w:val="af7"/>
+            <w:rStyle w:val="af8"/>
             <w:noProof/>
           </w:rPr>
           <w:t>删除信息流程</w:t>
@@ -2331,14 +2357,14 @@
       <w:hyperlink w:anchor="_Toc232599819" w:history="1">
         <w:r>
           <w:rPr>
-            <w:rStyle w:val="af7"/>
+            <w:rStyle w:val="af8"/>
             <w:noProof/>
           </w:rPr>
           <w:t xml:space="preserve">3.2.4 </w:t>
         </w:r>
         <w:r>
           <w:rPr>
-            <w:rStyle w:val="af7"/>
+            <w:rStyle w:val="af8"/>
             <w:noProof/>
           </w:rPr>
           <w:t>添加信息流程</w:t>
@@ -2406,14 +2432,14 @@
       <w:hyperlink w:anchor="_Toc232599820" w:history="1">
         <w:r>
           <w:rPr>
-            <w:rStyle w:val="af7"/>
+            <w:rStyle w:val="af8"/>
             <w:noProof/>
           </w:rPr>
           <w:t xml:space="preserve">3.3 </w:t>
         </w:r>
         <w:r>
           <w:rPr>
-            <w:rStyle w:val="af7"/>
+            <w:rStyle w:val="af8"/>
             <w:noProof/>
           </w:rPr>
           <w:t>性能需求</w:t>
@@ -2481,14 +2507,14 @@
       <w:hyperlink w:anchor="_Toc232599821" w:history="1">
         <w:r>
           <w:rPr>
-            <w:rStyle w:val="af7"/>
+            <w:rStyle w:val="af8"/>
             <w:noProof/>
           </w:rPr>
           <w:t xml:space="preserve">3.4 </w:t>
         </w:r>
         <w:r>
           <w:rPr>
-            <w:rStyle w:val="af7"/>
+            <w:rStyle w:val="af8"/>
             <w:noProof/>
           </w:rPr>
           <w:t>功能需求</w:t>
@@ -2553,41 +2579,40 @@
           <w:noProof/>
           <w:sz w:val="22"/>
           <w:szCs w:val="24"/>
-          <w:lang w:val="en-US" w:eastAsia="zh-CN"/>
         </w:rPr>
       </w:pPr>
       <w:hyperlink w:anchor="_Toc232599822" w:history="1">
         <w:r>
           <w:rPr>
-            <w:rStyle w:val="af7"/>
+            <w:rStyle w:val="af8"/>
             <w:noProof/>
           </w:rPr>
           <w:t>第</w:t>
         </w:r>
         <w:r>
           <w:rPr>
-            <w:rStyle w:val="af7"/>
+            <w:rStyle w:val="af8"/>
             <w:noProof/>
           </w:rPr>
           <w:t>4</w:t>
         </w:r>
         <w:r>
           <w:rPr>
-            <w:rStyle w:val="af7"/>
+            <w:rStyle w:val="af8"/>
             <w:noProof/>
           </w:rPr>
           <w:t>章</w:t>
         </w:r>
         <w:r>
           <w:rPr>
-            <w:rStyle w:val="af7"/>
+            <w:rStyle w:val="af8"/>
             <w:noProof/>
           </w:rPr>
           <w:t xml:space="preserve"> </w:t>
         </w:r>
         <w:r>
           <w:rPr>
-            <w:rStyle w:val="af7"/>
+            <w:rStyle w:val="af8"/>
             <w:noProof/>
           </w:rPr>
           <w:t>系统设计</w:t>
@@ -2655,14 +2680,14 @@
       <w:hyperlink w:anchor="_Toc232599823" w:history="1">
         <w:r>
           <w:rPr>
-            <w:rStyle w:val="af7"/>
+            <w:rStyle w:val="af8"/>
             <w:noProof/>
           </w:rPr>
           <w:t xml:space="preserve">4.1 </w:t>
         </w:r>
         <w:r>
           <w:rPr>
-            <w:rStyle w:val="af7"/>
+            <w:rStyle w:val="af8"/>
             <w:noProof/>
           </w:rPr>
           <w:t>系统设计思想</w:t>
@@ -2730,14 +2755,14 @@
       <w:hyperlink w:anchor="_Toc232599824" w:history="1">
         <w:r>
           <w:rPr>
-            <w:rStyle w:val="af7"/>
+            <w:rStyle w:val="af8"/>
             <w:noProof/>
           </w:rPr>
           <w:t xml:space="preserve">4.2 </w:t>
         </w:r>
         <w:r>
           <w:rPr>
-            <w:rStyle w:val="af7"/>
+            <w:rStyle w:val="af8"/>
             <w:noProof/>
           </w:rPr>
           <w:t>功能结构设计</w:t>
@@ -2805,24 +2830,15 @@
       <w:hyperlink w:anchor="_Toc232599825" w:history="1">
         <w:r>
           <w:rPr>
-            <w:rStyle w:val="af7"/>
-            <w:noProof/>
-            <w:lang w:val="en-US" w:eastAsia="zh-CN"/>
-          </w:rPr>
-          <w:t>4.</w:t>
-        </w:r>
-        <w:r>
-          <w:rPr>
-            <w:rStyle w:val="af7"/>
-            <w:noProof/>
-          </w:rPr>
-          <w:t xml:space="preserve">3 </w:t>
-        </w:r>
-        <w:r>
-          <w:rPr>
-            <w:rStyle w:val="af7"/>
-            <w:noProof/>
-            <w:lang w:val="en-US" w:eastAsia="zh-CN"/>
+            <w:rStyle w:val="af8"/>
+            <w:noProof/>
+          </w:rPr>
+          <w:t xml:space="preserve">4.3 </w:t>
+        </w:r>
+        <w:r>
+          <w:rPr>
+            <w:rStyle w:val="af8"/>
+            <w:noProof/>
           </w:rPr>
           <w:t>数据库设计</w:t>
         </w:r>
@@ -2888,39 +2904,15 @@
       <w:hyperlink w:anchor="_Toc232599826" w:history="1">
         <w:r>
           <w:rPr>
-            <w:rStyle w:val="af7"/>
-            <w:noProof/>
-            <w:lang w:val="en-US" w:eastAsia="zh-CN"/>
-          </w:rPr>
-          <w:t>4.</w:t>
-        </w:r>
-        <w:r>
-          <w:rPr>
-            <w:rStyle w:val="af7"/>
-            <w:noProof/>
-          </w:rPr>
-          <w:t>3</w:t>
-        </w:r>
-        <w:r>
-          <w:rPr>
-            <w:rStyle w:val="af7"/>
-            <w:noProof/>
-            <w:lang w:val="en-US" w:eastAsia="zh-CN"/>
-          </w:rPr>
-          <w:t>.1</w:t>
-        </w:r>
-        <w:r>
-          <w:rPr>
-            <w:rStyle w:val="af7"/>
-            <w:noProof/>
-          </w:rPr>
-          <w:t xml:space="preserve"> </w:t>
-        </w:r>
-        <w:r>
-          <w:rPr>
-            <w:rStyle w:val="af7"/>
-            <w:noProof/>
-            <w:lang w:val="en-US" w:eastAsia="zh-CN"/>
+            <w:rStyle w:val="af8"/>
+            <w:noProof/>
+          </w:rPr>
+          <w:t xml:space="preserve">4.3.1 </w:t>
+        </w:r>
+        <w:r>
+          <w:rPr>
+            <w:rStyle w:val="af8"/>
+            <w:noProof/>
           </w:rPr>
           <w:t>数据库概念设计</w:t>
         </w:r>
@@ -2986,32 +2978,15 @@
       <w:hyperlink w:anchor="_Toc232599827" w:history="1">
         <w:r>
           <w:rPr>
-            <w:rStyle w:val="af7"/>
-            <w:noProof/>
-            <w:lang w:val="en-US" w:eastAsia="zh-CN"/>
-          </w:rPr>
-          <w:t>4.</w:t>
-        </w:r>
-        <w:r>
-          <w:rPr>
-            <w:rStyle w:val="af7"/>
-            <w:noProof/>
-          </w:rPr>
-          <w:t>3</w:t>
-        </w:r>
-        <w:r>
-          <w:rPr>
-            <w:rStyle w:val="af7"/>
-            <w:noProof/>
-            <w:lang w:val="en-US" w:eastAsia="zh-CN"/>
-          </w:rPr>
-          <w:t xml:space="preserve">.2 </w:t>
-        </w:r>
-        <w:r>
-          <w:rPr>
-            <w:rStyle w:val="af7"/>
-            <w:noProof/>
-            <w:lang w:val="en-US" w:eastAsia="zh-CN"/>
+            <w:rStyle w:val="af8"/>
+            <w:noProof/>
+          </w:rPr>
+          <w:t xml:space="preserve">4.3.2 </w:t>
+        </w:r>
+        <w:r>
+          <w:rPr>
+            <w:rStyle w:val="af8"/>
+            <w:noProof/>
           </w:rPr>
           <w:t>数据库物理设计</w:t>
         </w:r>
@@ -3075,13 +3050,12 @@
           <w:noProof/>
           <w:sz w:val="22"/>
           <w:szCs w:val="24"/>
-          <w:lang w:val="en-US" w:eastAsia="zh-CN"/>
         </w:rPr>
       </w:pPr>
       <w:hyperlink w:anchor="_Toc232599828" w:history="1">
         <w:r>
           <w:rPr>
-            <w:rStyle w:val="af7"/>
+            <w:rStyle w:val="af8"/>
             <w:rFonts w:eastAsia="黑体"/>
             <w:b/>
             <w:noProof/>
@@ -3090,7 +3064,7 @@
         </w:r>
         <w:r>
           <w:rPr>
-            <w:rStyle w:val="af7"/>
+            <w:rStyle w:val="af8"/>
             <w:rFonts w:eastAsia="黑体"/>
             <w:b/>
             <w:noProof/>
@@ -3099,7 +3073,7 @@
         </w:r>
         <w:r>
           <w:rPr>
-            <w:rStyle w:val="af7"/>
+            <w:rStyle w:val="af8"/>
             <w:rFonts w:eastAsia="黑体"/>
             <w:b/>
             <w:noProof/>
@@ -3108,7 +3082,7 @@
         </w:r>
         <w:r>
           <w:rPr>
-            <w:rStyle w:val="af7"/>
+            <w:rStyle w:val="af8"/>
             <w:rFonts w:eastAsia="黑体"/>
             <w:b/>
             <w:noProof/>
@@ -3117,7 +3091,7 @@
         </w:r>
         <w:r>
           <w:rPr>
-            <w:rStyle w:val="af7"/>
+            <w:rStyle w:val="af8"/>
             <w:rFonts w:eastAsia="黑体"/>
             <w:b/>
             <w:noProof/>
@@ -3187,14 +3161,14 @@
       <w:hyperlink w:anchor="_Toc232599829" w:history="1">
         <w:r>
           <w:rPr>
-            <w:rStyle w:val="af7"/>
+            <w:rStyle w:val="af8"/>
             <w:noProof/>
           </w:rPr>
           <w:t xml:space="preserve">5.1 </w:t>
         </w:r>
         <w:r>
           <w:rPr>
-            <w:rStyle w:val="af7"/>
+            <w:rStyle w:val="af8"/>
             <w:noProof/>
           </w:rPr>
           <w:t>管理员功能实现</w:t>
@@ -3261,14 +3235,14 @@
       <w:hyperlink w:anchor="_Toc232599830" w:history="1">
         <w:r>
           <w:rPr>
-            <w:rStyle w:val="af7"/>
+            <w:rStyle w:val="af8"/>
             <w:noProof/>
           </w:rPr>
           <w:t xml:space="preserve">5.1.1 </w:t>
         </w:r>
         <w:r>
           <w:rPr>
-            <w:rStyle w:val="af7"/>
+            <w:rStyle w:val="af8"/>
             <w:noProof/>
           </w:rPr>
           <w:t>商家管理</w:t>
@@ -3335,14 +3309,14 @@
       <w:hyperlink w:anchor="_Toc232599831" w:history="1">
         <w:r>
           <w:rPr>
-            <w:rStyle w:val="af7"/>
+            <w:rStyle w:val="af8"/>
             <w:noProof/>
           </w:rPr>
           <w:t xml:space="preserve">5.1.2 </w:t>
         </w:r>
         <w:r>
           <w:rPr>
-            <w:rStyle w:val="af7"/>
+            <w:rStyle w:val="af8"/>
             <w:noProof/>
           </w:rPr>
           <w:t>商品管理</w:t>
@@ -3409,14 +3383,14 @@
       <w:hyperlink w:anchor="_Toc232599832" w:history="1">
         <w:r>
           <w:rPr>
-            <w:rStyle w:val="af7"/>
+            <w:rStyle w:val="af8"/>
             <w:noProof/>
           </w:rPr>
           <w:t xml:space="preserve">5.1.3 </w:t>
         </w:r>
         <w:r>
           <w:rPr>
-            <w:rStyle w:val="af7"/>
+            <w:rStyle w:val="af8"/>
             <w:noProof/>
           </w:rPr>
           <w:t>用户咨询管理</w:t>
@@ -3483,14 +3457,14 @@
       <w:hyperlink w:anchor="_Toc232599833" w:history="1">
         <w:r>
           <w:rPr>
-            <w:rStyle w:val="af7"/>
+            <w:rStyle w:val="af8"/>
             <w:noProof/>
           </w:rPr>
           <w:t xml:space="preserve">5.1.4 </w:t>
         </w:r>
         <w:r>
           <w:rPr>
-            <w:rStyle w:val="af7"/>
+            <w:rStyle w:val="af8"/>
             <w:noProof/>
           </w:rPr>
           <w:t>公告管理</w:t>
@@ -3558,14 +3532,14 @@
       <w:hyperlink w:anchor="_Toc232599834" w:history="1">
         <w:r>
           <w:rPr>
-            <w:rStyle w:val="af7"/>
+            <w:rStyle w:val="af8"/>
             <w:noProof/>
           </w:rPr>
           <w:t xml:space="preserve">5.2 </w:t>
         </w:r>
         <w:r>
           <w:rPr>
-            <w:rStyle w:val="af7"/>
+            <w:rStyle w:val="af8"/>
             <w:noProof/>
           </w:rPr>
           <w:t>用户功能实现</w:t>
@@ -3632,14 +3606,14 @@
       <w:hyperlink w:anchor="_Toc232599835" w:history="1">
         <w:r>
           <w:rPr>
-            <w:rStyle w:val="af7"/>
+            <w:rStyle w:val="af8"/>
             <w:noProof/>
           </w:rPr>
           <w:t xml:space="preserve">5.2.1 </w:t>
         </w:r>
         <w:r>
           <w:rPr>
-            <w:rStyle w:val="af7"/>
+            <w:rStyle w:val="af8"/>
             <w:noProof/>
           </w:rPr>
           <w:t>商品</w:t>
@@ -3706,14 +3680,14 @@
       <w:hyperlink w:anchor="_Toc232599836" w:history="1">
         <w:r>
           <w:rPr>
-            <w:rStyle w:val="af7"/>
+            <w:rStyle w:val="af8"/>
             <w:noProof/>
           </w:rPr>
           <w:t xml:space="preserve">5.2.2 </w:t>
         </w:r>
         <w:r>
           <w:rPr>
-            <w:rStyle w:val="af7"/>
+            <w:rStyle w:val="af8"/>
             <w:noProof/>
           </w:rPr>
           <w:t>用户咨询管理</w:t>
@@ -3780,14 +3754,14 @@
       <w:hyperlink w:anchor="_Toc232599837" w:history="1">
         <w:r>
           <w:rPr>
-            <w:rStyle w:val="af7"/>
+            <w:rStyle w:val="af8"/>
             <w:noProof/>
           </w:rPr>
           <w:t xml:space="preserve">5.2.3 </w:t>
         </w:r>
         <w:r>
           <w:rPr>
-            <w:rStyle w:val="af7"/>
+            <w:rStyle w:val="af8"/>
             <w:noProof/>
           </w:rPr>
           <w:t>公告管理</w:t>
@@ -3852,41 +3826,40 @@
           <w:noProof/>
           <w:sz w:val="22"/>
           <w:szCs w:val="24"/>
-          <w:lang w:val="en-US" w:eastAsia="zh-CN"/>
         </w:rPr>
       </w:pPr>
       <w:hyperlink w:anchor="_Toc232599838" w:history="1">
         <w:r>
           <w:rPr>
-            <w:rStyle w:val="af7"/>
+            <w:rStyle w:val="af8"/>
             <w:noProof/>
           </w:rPr>
           <w:t>第</w:t>
         </w:r>
         <w:r>
           <w:rPr>
-            <w:rStyle w:val="af7"/>
+            <w:rStyle w:val="af8"/>
             <w:noProof/>
           </w:rPr>
           <w:t>6</w:t>
         </w:r>
         <w:r>
           <w:rPr>
-            <w:rStyle w:val="af7"/>
+            <w:rStyle w:val="af8"/>
             <w:noProof/>
           </w:rPr>
           <w:t>章</w:t>
         </w:r>
         <w:r>
           <w:rPr>
-            <w:rStyle w:val="af7"/>
+            <w:rStyle w:val="af8"/>
             <w:noProof/>
           </w:rPr>
           <w:t xml:space="preserve"> </w:t>
         </w:r>
         <w:r>
           <w:rPr>
-            <w:rStyle w:val="af7"/>
+            <w:rStyle w:val="af8"/>
             <w:noProof/>
           </w:rPr>
           <w:t>系统测试</w:t>
@@ -3954,14 +3927,14 @@
       <w:hyperlink w:anchor="_Toc232599839" w:history="1">
         <w:r>
           <w:rPr>
-            <w:rStyle w:val="af7"/>
+            <w:rStyle w:val="af8"/>
             <w:noProof/>
           </w:rPr>
           <w:t xml:space="preserve">6.1 </w:t>
         </w:r>
         <w:r>
           <w:rPr>
-            <w:rStyle w:val="af7"/>
+            <w:rStyle w:val="af8"/>
             <w:noProof/>
           </w:rPr>
           <w:t>功能测试</w:t>
@@ -4028,14 +4001,14 @@
       <w:hyperlink w:anchor="_Toc232599840" w:history="1">
         <w:r>
           <w:rPr>
-            <w:rStyle w:val="af7"/>
+            <w:rStyle w:val="af8"/>
             <w:noProof/>
           </w:rPr>
           <w:t xml:space="preserve">6.1.1 </w:t>
         </w:r>
         <w:r>
           <w:rPr>
-            <w:rStyle w:val="af7"/>
+            <w:rStyle w:val="af8"/>
             <w:noProof/>
           </w:rPr>
           <w:t>登录功能测试</w:t>
@@ -4103,14 +4076,14 @@
       <w:hyperlink w:anchor="_Toc232599841" w:history="1">
         <w:r>
           <w:rPr>
-            <w:rStyle w:val="af7"/>
+            <w:rStyle w:val="af8"/>
             <w:noProof/>
           </w:rPr>
           <w:t xml:space="preserve">6.2 </w:t>
         </w:r>
         <w:r>
           <w:rPr>
-            <w:rStyle w:val="af7"/>
+            <w:rStyle w:val="af8"/>
             <w:noProof/>
           </w:rPr>
           <w:t>系统测试结果</w:t>
@@ -4193,9 +4166,6 @@
       <w:pPr>
         <w:pStyle w:val="1"/>
         <w:spacing w:before="7.80pt"/>
-        <w:rPr>
-          <w:rFonts w:hint="eastAsia"/>
-        </w:rPr>
       </w:pPr>
       <w:bookmarkStart w:id="98" w:name="_Toc445241925"/>
       <w:bookmarkStart w:id="99" w:name="_Toc232599801"/>
@@ -4237,9 +4207,6 @@
       <w:pPr>
         <w:pStyle w:val="2"/>
         <w:spacing w:before="7.80pt"/>
-        <w:rPr>
-          <w:rFonts w:hint="eastAsia"/>
-        </w:rPr>
       </w:pPr>
       <w:bookmarkStart w:id="100" w:name="_Toc445241926"/>
       <w:bookmarkStart w:id="101" w:name="_Toc232599802"/>
@@ -4264,9 +4231,6 @@
     <w:p>
       <w:pPr>
         <w:ind w:firstLine="24pt"/>
-        <w:rPr>
-          <w:rFonts w:hint="eastAsia"/>
-        </w:rPr>
       </w:pPr>
       <w:bookmarkStart w:id="102" w:name="_Toc8130"/>
       <w:r>
@@ -4279,9 +4243,6 @@
     <w:p>
       <w:pPr>
         <w:ind w:firstLine="24pt"/>
-        <w:rPr>
-          <w:rFonts w:hint="eastAsia"/>
-        </w:rPr>
       </w:pPr>
       <w:r>
         <w:rPr>
@@ -4294,9 +4255,6 @@
       <w:pPr>
         <w:pStyle w:val="2"/>
         <w:spacing w:before="7.80pt"/>
-        <w:rPr>
-          <w:rFonts w:hint="eastAsia"/>
-        </w:rPr>
       </w:pPr>
       <w:bookmarkStart w:id="103" w:name="_Toc232599803"/>
       <w:r>
@@ -4316,24 +4274,32 @@
     <w:p>
       <w:pPr>
         <w:ind w:firstLine="24pt"/>
-        <w:rPr>
-          <w:rFonts w:hint="eastAsia"/>
-        </w:rPr>
       </w:pPr>
       <w:bookmarkStart w:id="104" w:name="_Toc105563303"/>
       <w:r>
         <w:rPr>
           <w:rFonts w:hint="eastAsia"/>
         </w:rPr>
-        <w:t>传统处理数据，必须是一张张纸，然后处理完毕又是统计在一张张纸上面，不断的重复处理，最终有个结果给最高层作为参考，这个模式在互联网没有出现之前，是一种常见的事情，信息管理的效率提不上去，人多不一定力量大，因为人多肯定更加消耗资源，并且因为人类需要休息，需要管理，思想会不统一，会偷懒，所以人们研究出专门帮助人们计算的机器，就是计算机的前身，到了互联网时代，人们发现完全可以让程序供应商提供解决方案，自己挑选自己合适的方案来提高自己的产出比。所以在日常工作和生活中会发现各种各样方便人们的工具。</w:t>
+        <w:t>传统处理数据，必须是一张张纸，然后处理完毕又是统计在一张张纸上面，不断的重复处理，最终有个结果给</w:t>
+      </w:r>
+      <w:proofErr w:type="gramStart"/>
+      <w:r>
+        <w:rPr>
+          <w:rFonts w:hint="eastAsia"/>
+        </w:rPr>
+        <w:t>最</w:t>
+      </w:r>
+      <w:proofErr w:type="gramEnd"/>
+      <w:r>
+        <w:rPr>
+          <w:rFonts w:hint="eastAsia"/>
+        </w:rPr>
+        <w:t>高层作为参考，这个模式在互联网没有出现之前，是一种常见的事情，信息管理的效率提不上去，人多不一定力量大，因为人多肯定更加消耗资源，并且因为人类需要休息，需要管理，思想会不统一，会偷懒，所以人们研究出专门帮助人们计算的机器，就是计算机的前身，到了互联网时代，人们发现完全可以让程序供应商提供解决方案，自己挑选自己合适的方案来提高自己的产出比。所以在日常工作和生活中会发现各种各样方便人们的工具。</w:t>
       </w:r>
     </w:p>
     <w:p>
       <w:pPr>
         <w:ind w:firstLine="24pt"/>
-        <w:rPr>
-          <w:rFonts w:hint="eastAsia"/>
-        </w:rPr>
       </w:pPr>
       <w:r>
         <w:rPr>
@@ -4346,9 +4312,6 @@
       <w:pPr>
         <w:pStyle w:val="2"/>
         <w:spacing w:before="7.80pt"/>
-        <w:rPr>
-          <w:rFonts w:hint="eastAsia"/>
-        </w:rPr>
       </w:pPr>
       <w:bookmarkStart w:id="105" w:name="_Toc232599804"/>
       <w:r>
@@ -4513,9 +4476,6 @@
     <w:p>
       <w:pPr>
         <w:ind w:firstLine="24pt"/>
-        <w:rPr>
-          <w:rFonts w:hint="eastAsia"/>
-        </w:rPr>
       </w:pPr>
       <w:r>
         <w:rPr>
@@ -4540,9 +4500,6 @@
       <w:pPr>
         <w:pStyle w:val="1"/>
         <w:spacing w:before="7.80pt"/>
-        <w:rPr>
-          <w:rFonts w:hint="eastAsia"/>
-        </w:rPr>
       </w:pPr>
       <w:bookmarkStart w:id="106" w:name="_Toc445241928"/>
       <w:bookmarkStart w:id="107" w:name="_Toc101613735"/>
@@ -4587,9 +4544,6 @@
     <w:p>
       <w:pPr>
         <w:ind w:firstLine="24pt"/>
-        <w:rPr>
-          <w:rFonts w:hint="eastAsia"/>
-        </w:rPr>
       </w:pPr>
       <w:r>
         <w:rPr>
@@ -4602,15 +4556,12 @@
       <w:pPr>
         <w:pStyle w:val="2"/>
         <w:spacing w:before="7.80pt"/>
-        <w:rPr>
-          <w:rFonts w:hint="eastAsia"/>
-        </w:rPr>
       </w:pPr>
       <w:bookmarkStart w:id="109" w:name="_Toc15290"/>
-      <w:bookmarkStart w:id="110" w:name="_Toc29082"/>
-      <w:bookmarkStart w:id="111" w:name="_Toc445241930"/>
-      <w:bookmarkStart w:id="112" w:name="_Toc101613757"/>
-      <w:bookmarkStart w:id="113" w:name="_Toc232599806"/>
+      <w:bookmarkStart w:id="110" w:name="_Toc232599806"/>
+      <w:bookmarkStart w:id="111" w:name="_Toc29082"/>
+      <w:bookmarkStart w:id="112" w:name="_Toc445241930"/>
+      <w:bookmarkStart w:id="113" w:name="_Toc101613757"/>
       <w:r>
         <w:t>2.</w:t>
       </w:r>
@@ -4633,7 +4584,7 @@
         </w:rPr>
         <w:t>语言</w:t>
       </w:r>
-      <w:bookmarkEnd w:id="113"/>
+      <w:bookmarkEnd w:id="110"/>
       <w:r>
         <w:rPr>
           <w:rFonts w:hint="eastAsia"/>
@@ -4644,9 +4595,6 @@
     <w:p>
       <w:pPr>
         <w:ind w:firstLine="24pt"/>
-        <w:rPr>
-          <w:rFonts w:hint="eastAsia"/>
-        </w:rPr>
       </w:pPr>
       <w:r>
         <w:rPr>
@@ -4658,7 +4606,21 @@
         <w:rPr>
           <w:rFonts w:hint="eastAsia"/>
         </w:rPr>
-        <w:t>语言是当今为止依然在编程语言行业具有生命力的常青树之一。</w:t>
+        <w:t>语言是</w:t>
+      </w:r>
+      <w:proofErr w:type="gramStart"/>
+      <w:r>
+        <w:rPr>
+          <w:rFonts w:hint="eastAsia"/>
+        </w:rPr>
+        <w:t>当今为止</w:t>
+      </w:r>
+      <w:proofErr w:type="gramEnd"/>
+      <w:r>
+        <w:rPr>
+          <w:rFonts w:hint="eastAsia"/>
+        </w:rPr>
+        <w:t>依然在编程语言行业具有生命力的常青树之一。</w:t>
       </w:r>
       <w:r>
         <w:rPr>
@@ -4706,7 +4668,21 @@
         <w:rPr>
           <w:rFonts w:hint="eastAsia"/>
         </w:rPr>
-        <w:t>语言是针对硬件开发的语言，虽然执行效率高，但是随着硬件的变化或者操作系统的变更，就需要重新编写程序，造成重复劳动，只有解决重复性劳动的语言才算符合生存规律的语言。</w:t>
+        <w:t>语言是针对硬件开发的语言，虽然执行效率高，但是随着硬件的变化或者操作系统的变更，就需要重新编写程序，造成重复劳动，只有解决重复性劳动的语言才算符</w:t>
+      </w:r>
+      <w:proofErr w:type="gramStart"/>
+      <w:r>
+        <w:rPr>
+          <w:rFonts w:hint="eastAsia"/>
+        </w:rPr>
+        <w:t>合生存</w:t>
+      </w:r>
+      <w:proofErr w:type="gramEnd"/>
+      <w:r>
+        <w:rPr>
+          <w:rFonts w:hint="eastAsia"/>
+        </w:rPr>
+        <w:t>规律的语言。</w:t>
       </w:r>
       <w:r>
         <w:rPr>
@@ -4797,9 +4773,6 @@
       <w:pPr>
         <w:pStyle w:val="2"/>
         <w:spacing w:before="7.80pt"/>
-        <w:rPr>
-          <w:rFonts w:hint="eastAsia"/>
-        </w:rPr>
       </w:pPr>
       <w:bookmarkStart w:id="114" w:name="_Toc31252"/>
       <w:bookmarkStart w:id="115" w:name="_Toc232599807"/>
@@ -4830,9 +4803,6 @@
     <w:p>
       <w:pPr>
         <w:ind w:firstLine="24pt"/>
-        <w:rPr>
-          <w:rFonts w:hint="eastAsia"/>
-        </w:rPr>
       </w:pPr>
       <w:r>
         <w:rPr>
@@ -4844,7 +4814,35 @@
         <w:rPr>
           <w:rFonts w:hint="eastAsia"/>
         </w:rPr>
-        <w:t>数据库是一种数据存放方面的专业软件，也是传统的行式数据模式，获取一些数据是先一行一行的获取，然后一行一行的显示，与列式数据库不同。行式数据库主要是处理最重要的数据逻辑部分，并且必须是有效数据，这样每一处的数据关联都是不可损坏，对数据安全要求比较严格还是用</w:t>
+        <w:t>数据库是一种数据存放方面的专业软件，也是传统的行式数据模式，获取一些数据是先一行</w:t>
+      </w:r>
+      <w:proofErr w:type="gramStart"/>
+      <w:r>
+        <w:rPr>
+          <w:rFonts w:hint="eastAsia"/>
+        </w:rPr>
+        <w:t>一行</w:t>
+      </w:r>
+      <w:proofErr w:type="gramEnd"/>
+      <w:r>
+        <w:rPr>
+          <w:rFonts w:hint="eastAsia"/>
+        </w:rPr>
+        <w:t>的获取，然后一行</w:t>
+      </w:r>
+      <w:proofErr w:type="gramStart"/>
+      <w:r>
+        <w:rPr>
+          <w:rFonts w:hint="eastAsia"/>
+        </w:rPr>
+        <w:t>一行</w:t>
+      </w:r>
+      <w:proofErr w:type="gramEnd"/>
+      <w:r>
+        <w:rPr>
+          <w:rFonts w:hint="eastAsia"/>
+        </w:rPr>
+        <w:t>的显示，与列式数据库不同。行式数据库主要是处理最重要的数据逻辑部分，并且必须是有效数据，这样每一处的数据关联都是不可损坏，对数据安全要求比较严格还是用</w:t>
       </w:r>
       <w:r>
         <w:rPr>
@@ -4892,7 +4890,35 @@
         <w:rPr>
           <w:rFonts w:hint="eastAsia"/>
         </w:rPr>
-        <w:t>来讲，安装包只是几十兆甚至几百兆，有点小，但是功能并不会弱到哪里，严格遵循</w:t>
+        <w:t>来讲，安装包只是</w:t>
+      </w:r>
+      <w:proofErr w:type="gramStart"/>
+      <w:r>
+        <w:rPr>
+          <w:rFonts w:hint="eastAsia"/>
+        </w:rPr>
+        <w:t>几十兆</w:t>
+      </w:r>
+      <w:proofErr w:type="gramEnd"/>
+      <w:r>
+        <w:rPr>
+          <w:rFonts w:hint="eastAsia"/>
+        </w:rPr>
+        <w:t>甚至</w:t>
+      </w:r>
+      <w:proofErr w:type="gramStart"/>
+      <w:r>
+        <w:rPr>
+          <w:rFonts w:hint="eastAsia"/>
+        </w:rPr>
+        <w:t>几百兆</w:t>
+      </w:r>
+      <w:proofErr w:type="gramEnd"/>
+      <w:r>
+        <w:rPr>
+          <w:rFonts w:hint="eastAsia"/>
+        </w:rPr>
+        <w:t>，有点小，但是功能并不会弱到哪里，严格遵循</w:t>
       </w:r>
       <w:r>
         <w:rPr>
@@ -4926,9 +4952,6 @@
           <w:tab w:val="start" w:pos="251.70pt"/>
         </w:tabs>
         <w:spacing w:before="7.80pt"/>
-        <w:rPr>
-          <w:rFonts w:hint="eastAsia"/>
-        </w:rPr>
       </w:pPr>
       <w:bookmarkStart w:id="116" w:name="_Toc17736"/>
       <w:bookmarkStart w:id="117" w:name="_Toc232599808"/>
@@ -4957,9 +4980,6 @@
     <w:p>
       <w:pPr>
         <w:ind w:firstLine="24pt"/>
-        <w:rPr>
-          <w:rFonts w:hint="eastAsia"/>
-        </w:rPr>
       </w:pPr>
       <w:r>
         <w:rPr>
@@ -5019,7 +5039,21 @@
         <w:rPr>
           <w:rFonts w:hint="eastAsia"/>
         </w:rPr>
-        <w:t>不仅仅代码提示做的很好，在代码重构上面更上如虎添翼，程序开发人员可以选择一段代码然后</w:t>
+        <w:t>不仅仅代码提示做的很好，在代码重构上面更上如虎添翼，程序开发人员可以选择</w:t>
+      </w:r>
+      <w:proofErr w:type="gramStart"/>
+      <w:r>
+        <w:rPr>
+          <w:rFonts w:hint="eastAsia"/>
+        </w:rPr>
+        <w:t>一</w:t>
+      </w:r>
+      <w:proofErr w:type="gramEnd"/>
+      <w:r>
+        <w:rPr>
+          <w:rFonts w:hint="eastAsia"/>
+        </w:rPr>
+        <w:t>段代码然后</w:t>
       </w:r>
       <w:r>
         <w:rPr>
@@ -5043,7 +5077,21 @@
         <w:rPr>
           <w:rFonts w:hint="eastAsia"/>
         </w:rPr>
-        <w:t>对于使用者这么好，肯定也是有目的的，原因在于插件越多越友好，就需要花费大量的金钱来使用，所以说</w:t>
+        <w:t>对于使用者这么好，肯定也是有目的的，原因在于</w:t>
+      </w:r>
+      <w:proofErr w:type="gramStart"/>
+      <w:r>
+        <w:rPr>
+          <w:rFonts w:hint="eastAsia"/>
+        </w:rPr>
+        <w:t>插件越</w:t>
+      </w:r>
+      <w:proofErr w:type="gramEnd"/>
+      <w:r>
+        <w:rPr>
+          <w:rFonts w:hint="eastAsia"/>
+        </w:rPr>
+        <w:t>多越友好，就需要花费大量的金钱来使用，所以说</w:t>
       </w:r>
       <w:r>
         <w:rPr>
@@ -5062,9 +5110,6 @@
       <w:pPr>
         <w:pStyle w:val="2"/>
         <w:spacing w:before="7.80pt"/>
-        <w:rPr>
-          <w:rFonts w:hint="eastAsia"/>
-        </w:rPr>
       </w:pPr>
       <w:bookmarkStart w:id="118" w:name="_Toc20020"/>
       <w:bookmarkStart w:id="119" w:name="_Toc232599809"/>
@@ -5089,9 +5134,6 @@
     <w:p>
       <w:pPr>
         <w:ind w:firstLine="24pt"/>
-        <w:rPr>
-          <w:rFonts w:hint="eastAsia"/>
-        </w:rPr>
       </w:pPr>
       <w:r>
         <w:rPr>
@@ -5154,23 +5196,17 @@
         <w:t>使用过程中就像是使用什么直接注册什么，所谓的注册也就是在对应的类和方法上面进行一个特殊的声明即可。</w:t>
       </w:r>
     </w:p>
-    <w:bookmarkEnd w:id="110"/>
     <w:bookmarkEnd w:id="111"/>
+    <w:bookmarkEnd w:id="112"/>
     <w:p>
       <w:pPr>
         <w:ind w:firstLine="24pt"/>
-        <w:rPr>
-          <w:rFonts w:hint="eastAsia"/>
-        </w:rPr>
       </w:pPr>
     </w:p>
     <w:p>
       <w:pPr>
         <w:pStyle w:val="1"/>
         <w:spacing w:before="7.80pt"/>
-        <w:rPr>
-          <w:rFonts w:hint="eastAsia"/>
-        </w:rPr>
       </w:pPr>
       <w:bookmarkStart w:id="120" w:name="_Toc445241933"/>
       <w:r>
@@ -5217,9 +5253,6 @@
     <w:p>
       <w:pPr>
         <w:ind w:firstLine="24pt"/>
-        <w:rPr>
-          <w:rFonts w:hint="eastAsia"/>
-        </w:rPr>
       </w:pPr>
       <w:r>
         <w:rPr>
@@ -5232,77 +5265,38 @@
       <w:pPr>
         <w:pStyle w:val="2"/>
         <w:spacing w:before="7.80pt"/>
-        <w:rPr>
-          <w:rFonts w:hint="eastAsia"/>
-          <w:lang w:val="en-US" w:eastAsia="zh-CN"/>
-        </w:rPr>
-      </w:pPr>
-      <w:bookmarkStart w:id="122" w:name="_Toc445241934"/>
-      <w:bookmarkStart w:id="123" w:name="_Toc232599811"/>
-      <w:r>
-        <w:rPr>
-          <w:rFonts w:hint="eastAsia"/>
-          <w:lang w:val="en-US" w:eastAsia="zh-CN"/>
-        </w:rPr>
-        <w:t>3.1</w:t>
-      </w:r>
-      <w:r>
-        <w:rPr>
-          <w:rFonts w:hint="eastAsia"/>
-        </w:rPr>
-        <w:t xml:space="preserve"> </w:t>
-      </w:r>
-      <w:r>
-        <w:rPr>
-          <w:rFonts w:hint="eastAsia"/>
-          <w:lang w:val="en-US" w:eastAsia="zh-CN"/>
+      </w:pPr>
+      <w:bookmarkStart w:id="122" w:name="_Toc232599811"/>
+      <w:bookmarkStart w:id="123" w:name="_Toc445241934"/>
+      <w:r>
+        <w:rPr>
+          <w:rFonts w:hint="eastAsia"/>
+        </w:rPr>
+        <w:t xml:space="preserve">3.1 </w:t>
+      </w:r>
+      <w:r>
+        <w:rPr>
+          <w:rFonts w:hint="eastAsia"/>
         </w:rPr>
         <w:t>可行性分析</w:t>
       </w:r>
-      <w:bookmarkEnd w:id="123"/>
+      <w:bookmarkEnd w:id="122"/>
     </w:p>
     <w:p>
       <w:pPr>
         <w:ind w:firstLine="24pt"/>
-        <w:rPr>
-          <w:rFonts w:hint="eastAsia"/>
-          <w:lang w:val="en-US"/>
-        </w:rPr>
-      </w:pPr>
-      <w:r>
-        <w:rPr>
-          <w:rFonts w:hint="eastAsia"/>
-        </w:rPr>
-        <w:t>从三个不同的角度来分析</w:t>
-      </w:r>
-      <w:r>
-        <w:rPr>
-          <w:rFonts w:hint="eastAsia"/>
-          <w:lang w:val="en-US"/>
-        </w:rPr>
-        <w:t>，确保开发成功的前提是有可行性分析，只有</w:t>
-      </w:r>
-      <w:r>
-        <w:rPr>
-          <w:rFonts w:hint="eastAsia"/>
-        </w:rPr>
-        <w:t>进行</w:t>
-      </w:r>
-      <w:r>
-        <w:rPr>
-          <w:rFonts w:hint="eastAsia"/>
-          <w:lang w:val="en-US"/>
-        </w:rPr>
-        <w:t>提前分析，符合程序开发流程才不至于开发过程的中断。</w:t>
+      </w:pPr>
+      <w:r>
+        <w:rPr>
+          <w:rFonts w:hint="eastAsia"/>
+        </w:rPr>
+        <w:t>从三个不同的角度来分析，确保开发成功的前提是有可行性分析，只有进行提前分析，符合程序开发流程才不至于开发过程的中断。</w:t>
       </w:r>
     </w:p>
     <w:p>
       <w:pPr>
         <w:pStyle w:val="3"/>
         <w:spacing w:before="7.80pt"/>
-        <w:rPr>
-          <w:rFonts w:hint="eastAsia"/>
-        </w:rPr>
       </w:pPr>
       <w:bookmarkStart w:id="124" w:name="_Toc21784"/>
       <w:bookmarkStart w:id="125" w:name="_Toc232599812"/>
@@ -5324,9 +5318,6 @@
     <w:p>
       <w:pPr>
         <w:ind w:firstLine="24pt"/>
-        <w:rPr>
-          <w:rFonts w:hint="eastAsia"/>
-        </w:rPr>
       </w:pPr>
       <w:r>
         <w:rPr>
@@ -5339,9 +5330,6 @@
       <w:pPr>
         <w:pStyle w:val="3"/>
         <w:spacing w:before="7.80pt"/>
-        <w:rPr>
-          <w:rFonts w:hint="eastAsia"/>
-        </w:rPr>
       </w:pPr>
       <w:bookmarkStart w:id="126" w:name="_Toc24905"/>
       <w:bookmarkStart w:id="127" w:name="_Toc232599813"/>
@@ -5363,9 +5351,6 @@
     <w:p>
       <w:pPr>
         <w:ind w:firstLine="24pt"/>
-        <w:rPr>
-          <w:rFonts w:hint="eastAsia"/>
-        </w:rPr>
       </w:pPr>
       <w:r>
         <w:rPr>
@@ -5378,9 +5363,6 @@
       <w:pPr>
         <w:pStyle w:val="3"/>
         <w:spacing w:before="7.80pt"/>
-        <w:rPr>
-          <w:rFonts w:hint="eastAsia"/>
-        </w:rPr>
       </w:pPr>
       <w:bookmarkStart w:id="128" w:name="_Toc27822"/>
       <w:bookmarkStart w:id="129" w:name="_Toc232599814"/>
@@ -5402,23 +5384,31 @@
     <w:p>
       <w:pPr>
         <w:ind w:firstLine="24pt"/>
-        <w:rPr>
-          <w:rFonts w:hint="eastAsia"/>
-        </w:rPr>
-      </w:pPr>
-      <w:r>
-        <w:rPr>
-          <w:rFonts w:hint="eastAsia"/>
-        </w:rPr>
-        <w:t>二手物品交易管理系统的具体实现，本身参考人类的正常操作逻辑，把常用的操作习惯当做主要的导航实现，可以让使用者更快速的理解并且上手操作，实现符合逻辑的操作流程是操作可行性的具体体现。</w:t>
+      </w:pPr>
+      <w:r>
+        <w:rPr>
+          <w:rFonts w:hint="eastAsia"/>
+        </w:rPr>
+        <w:t>二手物品交易管理系统的具体实现，本身参考人类的正常操作逻辑，把常用的操作习惯</w:t>
+      </w:r>
+      <w:proofErr w:type="gramStart"/>
+      <w:r>
+        <w:rPr>
+          <w:rFonts w:hint="eastAsia"/>
+        </w:rPr>
+        <w:t>当做</w:t>
+      </w:r>
+      <w:proofErr w:type="gramEnd"/>
+      <w:r>
+        <w:rPr>
+          <w:rFonts w:hint="eastAsia"/>
+        </w:rPr>
+        <w:t>主要的导航实现，可以让使用者更快速的理解并且上手操作，实现符合逻辑的操作流程是操作可行性的具体体现。</w:t>
       </w:r>
     </w:p>
     <w:p>
       <w:pPr>
         <w:ind w:firstLine="24pt"/>
-        <w:rPr>
-          <w:rFonts w:hint="eastAsia"/>
-        </w:rPr>
       </w:pPr>
       <w:r>
         <w:rPr>
@@ -5431,9 +5421,6 @@
       <w:pPr>
         <w:pStyle w:val="2"/>
         <w:spacing w:before="7.80pt"/>
-        <w:rPr>
-          <w:rFonts w:hint="eastAsia"/>
-        </w:rPr>
       </w:pPr>
       <w:bookmarkStart w:id="130" w:name="_Toc232599815"/>
       <w:r>
@@ -5453,24 +5440,32 @@
     <w:p>
       <w:pPr>
         <w:ind w:firstLine="24pt"/>
-        <w:rPr>
-          <w:rFonts w:hint="eastAsia"/>
-        </w:rPr>
-      </w:pPr>
-      <w:r>
-        <w:rPr>
-          <w:rFonts w:hint="eastAsia"/>
-        </w:rPr>
-        <w:t>二手物品交易管理系统投入使用后，使用者如果能看到相应的流程操作图会提高程序的理解能力。</w:t>
+      </w:pPr>
+      <w:r>
+        <w:rPr>
+          <w:rFonts w:hint="eastAsia"/>
+        </w:rPr>
+        <w:t>二手物品交易管理系统投入使用后，使用者如果能看到相应的流程</w:t>
+      </w:r>
+      <w:proofErr w:type="gramStart"/>
+      <w:r>
+        <w:rPr>
+          <w:rFonts w:hint="eastAsia"/>
+        </w:rPr>
+        <w:t>操作图会提高</w:t>
+      </w:r>
+      <w:proofErr w:type="gramEnd"/>
+      <w:r>
+        <w:rPr>
+          <w:rFonts w:hint="eastAsia"/>
+        </w:rPr>
+        <w:t>程序的理解能力。</w:t>
       </w:r>
     </w:p>
     <w:p>
       <w:pPr>
         <w:pStyle w:val="3"/>
         <w:spacing w:before="7.80pt"/>
-        <w:rPr>
-          <w:rFonts w:hint="eastAsia"/>
-        </w:rPr>
       </w:pPr>
       <w:bookmarkStart w:id="131" w:name="_Toc232599816"/>
       <w:r>
@@ -5514,9 +5509,6 @@
     <w:p>
       <w:pPr>
         <w:pStyle w:val="afe"/>
-        <w:rPr>
-          <w:rFonts w:hint="eastAsia"/>
-        </w:rPr>
       </w:pPr>
       <w:r>
         <w:rPr>
@@ -5548,13 +5540,13 @@
                 <v:imagedata r:id="rId15" o:title=""/>
                 <o:lock v:ext="edit" aspectratio="f"/>
               </v:shape>
-              <o:OLEObject Type="Embed" ProgID="Visio.Drawing.15" ShapeID="Object 868" DrawAspect="Content" ObjectID="_1843213217" r:id="rId16"/>
+              <o:OLEObject Type="Embed" ProgID="Visio.Drawing.15" ShapeID="Object 868" DrawAspect="Content" ObjectID="_1843642227" r:id="rId16"/>
             </w:object>
           </mc:Choice>
           <mc:Fallback>
             <w:object>
               <w:drawing>
-                <wp:inline distT="0" distB="0" distL="0" distR="0" wp14:anchorId="465C870F" wp14:editId="2596F15A">
+                <wp:inline distT="0" distB="0" distL="0" distR="0" wp14:anchorId="5D272209" wp14:editId="2324964C">
                   <wp:extent cx="4724400" cy="4038600"/>
                   <wp:effectExtent l="0" t="0" r="0" b="0"/>
                   <wp:docPr id="1" name="Object 868"/>
@@ -5609,9 +5601,6 @@
     <w:p>
       <w:pPr>
         <w:pStyle w:val="afe"/>
-        <w:rPr>
-          <w:rFonts w:hint="eastAsia"/>
-        </w:rPr>
       </w:pPr>
       <w:r>
         <w:t>图</w:t>
@@ -5636,9 +5625,6 @@
       <w:pPr>
         <w:pStyle w:val="3"/>
         <w:spacing w:before="7.80pt"/>
-        <w:rPr>
-          <w:rFonts w:hint="eastAsia"/>
-        </w:rPr>
       </w:pPr>
       <w:bookmarkStart w:id="132" w:name="_Toc232599817"/>
       <w:r>
@@ -5681,27 +5667,24 @@
     <w:p>
       <w:pPr>
         <w:pStyle w:val="afe"/>
-        <w:rPr>
-          <w:rFonts w:hint="eastAsia"/>
-        </w:rPr>
       </w:pPr>
       <w:r>
         <mc:AlternateContent>
           <mc:Choice Requires="v">
             <w:object w:dxaOrig="260.60pt" w:dyaOrig="276.15pt" w14:anchorId="4732082C">
-              <v:shape id="Object 869" o:spid="_x0000_i1026" type="#_x0000_t75" style="width:276.75pt;height:293.25pt;mso-position-horizontal-relative:page;mso-position-vertical-relative:page" o:ole="">
+              <v:shape id="Object 869" o:spid="_x0000_i1026" type="#_x0000_t75" style="width:276.6pt;height:293.4pt;mso-position-horizontal-relative:page;mso-position-vertical-relative:page" o:ole="">
                 <v:imagedata r:id="rId18" o:title=""/>
                 <o:lock v:ext="edit" aspectratio="f"/>
               </v:shape>
-              <o:OLEObject Type="Embed" ProgID="Visio.Drawing.15" ShapeID="Object 869" DrawAspect="Content" ObjectID="_1843213218" r:id="rId19"/>
+              <o:OLEObject Type="Embed" ProgID="Visio.Drawing.15" ShapeID="Object 869" DrawAspect="Content" ObjectID="_1843642228" r:id="rId19"/>
             </w:object>
           </mc:Choice>
           <mc:Fallback>
             <w:object>
               <w:drawing>
-                <wp:inline distT="0" distB="0" distL="0" distR="0" wp14:anchorId="415E8FA9" wp14:editId="3E7195A0">
-                  <wp:extent cx="3514725" cy="3724275"/>
-                  <wp:effectExtent l="0" t="0" r="0" b="9525"/>
+                <wp:inline distT="0" distB="0" distL="0" distR="0" wp14:anchorId="065DFC01" wp14:editId="3D39B6CA">
+                  <wp:extent cx="3512820" cy="3726180"/>
+                  <wp:effectExtent l="0" t="0" r="0" b="7620"/>
                   <wp:docPr id="2" name="Object 869"/>
                   <wp:cNvGraphicFramePr>
                     <a:graphicFrameLocks xmlns:a="http://purl.oclc.org/ooxml/drawingml/main"/>
@@ -5731,7 +5714,7 @@
                         <pic:spPr bwMode="auto">
                           <a:xfrm>
                             <a:off x="0" y="0"/>
-                            <a:ext cx="3514725" cy="3724275"/>
+                            <a:ext cx="3512820" cy="3726180"/>
                           </a:xfrm>
                           <a:prstGeom prst="rect">
                             <a:avLst/>
@@ -5754,9 +5737,6 @@
     <w:p>
       <w:pPr>
         <w:pStyle w:val="afe"/>
-        <w:rPr>
-          <w:rFonts w:hint="eastAsia"/>
-        </w:rPr>
       </w:pPr>
       <w:r>
         <w:rPr>
@@ -5781,9 +5761,6 @@
       <w:pPr>
         <w:pStyle w:val="3"/>
         <w:spacing w:before="7.80pt"/>
-        <w:rPr>
-          <w:rFonts w:hint="eastAsia"/>
-        </w:rPr>
       </w:pPr>
       <w:bookmarkStart w:id="133" w:name="_Toc232599818"/>
       <w:r>
@@ -5803,9 +5780,6 @@
     <w:p>
       <w:pPr>
         <w:ind w:firstLine="24pt"/>
-        <w:rPr>
-          <w:rFonts w:hint="eastAsia"/>
-        </w:rPr>
       </w:pPr>
       <w:r>
         <w:rPr>
@@ -5829,27 +5803,24 @@
     <w:p>
       <w:pPr>
         <w:pStyle w:val="afe"/>
-        <w:rPr>
-          <w:rFonts w:hint="eastAsia"/>
-        </w:rPr>
       </w:pPr>
       <w:r>
         <mc:AlternateContent>
           <mc:Choice Requires="v">
             <w:object w:dxaOrig="141.25pt" w:dyaOrig="160.30pt" w14:anchorId="657050D4">
-              <v:shape id="Object 871" o:spid="_x0000_i1027" type="#_x0000_t75" style="width:150pt;height:170.25pt;mso-position-horizontal-relative:page;mso-position-vertical-relative:page" o:ole="">
+              <v:shape id="Object 871" o:spid="_x0000_i1027" type="#_x0000_t75" style="width:150pt;height:170.4pt;mso-position-horizontal-relative:page;mso-position-vertical-relative:page" o:ole="">
                 <v:imagedata r:id="rId21" o:title=""/>
                 <o:lock v:ext="edit" aspectratio="f"/>
               </v:shape>
-              <o:OLEObject Type="Embed" ProgID="Visio.Drawing.15" ShapeID="Object 871" DrawAspect="Content" ObjectID="_1843213219" r:id="rId22"/>
+              <o:OLEObject Type="Embed" ProgID="Visio.Drawing.15" ShapeID="Object 871" DrawAspect="Content" ObjectID="_1843642229" r:id="rId22"/>
             </w:object>
           </mc:Choice>
           <mc:Fallback>
             <w:object>
               <w:drawing>
-                <wp:inline distT="0" distB="0" distL="0" distR="0" wp14:anchorId="65E17EE0" wp14:editId="760C96E9">
-                  <wp:extent cx="1905000" cy="2162175"/>
-                  <wp:effectExtent l="0" t="0" r="0" b="9525"/>
+                <wp:inline distT="0" distB="0" distL="0" distR="0" wp14:anchorId="348B49FE" wp14:editId="6335E484">
+                  <wp:extent cx="1905000" cy="2164080"/>
+                  <wp:effectExtent l="0" t="0" r="0" b="7620"/>
                   <wp:docPr id="3" name="Object 871"/>
                   <wp:cNvGraphicFramePr>
                     <a:graphicFrameLocks xmlns:a="http://purl.oclc.org/ooxml/drawingml/main"/>
@@ -5879,7 +5850,7 @@
                         <pic:spPr bwMode="auto">
                           <a:xfrm>
                             <a:off x="0" y="0"/>
-                            <a:ext cx="1905000" cy="2162175"/>
+                            <a:ext cx="1905000" cy="2164080"/>
                           </a:xfrm>
                           <a:prstGeom prst="rect">
                             <a:avLst/>
@@ -5902,9 +5873,6 @@
     <w:p>
       <w:pPr>
         <w:pStyle w:val="afe"/>
-        <w:rPr>
-          <w:rFonts w:hint="eastAsia"/>
-        </w:rPr>
       </w:pPr>
       <w:r>
         <w:t>图</w:t>
@@ -5929,9 +5897,6 @@
       <w:pPr>
         <w:pStyle w:val="3"/>
         <w:spacing w:before="7.80pt"/>
-        <w:rPr>
-          <w:rFonts w:hint="eastAsia"/>
-        </w:rPr>
       </w:pPr>
       <w:bookmarkStart w:id="134" w:name="_Toc232599819"/>
       <w:r>
@@ -5963,7 +5928,21 @@
           <w:rFonts w:hint="eastAsia"/>
         </w:rPr>
         <w:lastRenderedPageBreak/>
-        <w:t>操作，当使用者往系统中录入数据时（图</w:t>
+        <w:t>操作，当使用者</w:t>
+      </w:r>
+      <w:proofErr w:type="gramStart"/>
+      <w:r>
+        <w:rPr>
+          <w:rFonts w:hint="eastAsia"/>
+        </w:rPr>
+        <w:t>往系统</w:t>
+      </w:r>
+      <w:proofErr w:type="gramEnd"/>
+      <w:r>
+        <w:rPr>
+          <w:rFonts w:hint="eastAsia"/>
+        </w:rPr>
+        <w:t>中录入数据时（图</w:t>
       </w:r>
       <w:r>
         <w:rPr>
@@ -5986,19 +5965,19 @@
         <mc:AlternateContent>
           <mc:Choice Requires="v">
             <w:object w:dxaOrig="115.80pt" w:dyaOrig="182.90pt" w14:anchorId="20D9D4D8">
-              <v:shape id="Object 872" o:spid="_x0000_i1028" type="#_x0000_t75" style="width:123pt;height:194.25pt;mso-position-horizontal-relative:page;mso-position-vertical-relative:page" o:ole="">
+              <v:shape id="Object 872" o:spid="_x0000_i1028" type="#_x0000_t75" style="width:123pt;height:194.4pt;mso-position-horizontal-relative:page;mso-position-vertical-relative:page" o:ole="">
                 <v:imagedata r:id="rId24" o:title=""/>
                 <o:lock v:ext="edit" aspectratio="f"/>
               </v:shape>
-              <o:OLEObject Type="Embed" ProgID="Visio.Drawing.15" ShapeID="Object 872" DrawAspect="Content" ObjectID="_1843213220" r:id="rId25"/>
+              <o:OLEObject Type="Embed" ProgID="Visio.Drawing.15" ShapeID="Object 872" DrawAspect="Content" ObjectID="_1843642230" r:id="rId25"/>
             </w:object>
           </mc:Choice>
           <mc:Fallback>
             <w:object>
               <w:drawing>
-                <wp:inline distT="0" distB="0" distL="0" distR="0" wp14:anchorId="32B7FB4D" wp14:editId="082F2E2A">
-                  <wp:extent cx="1562100" cy="2466975"/>
-                  <wp:effectExtent l="0" t="0" r="0" b="9525"/>
+                <wp:inline distT="0" distB="0" distL="0" distR="0" wp14:anchorId="52267D68" wp14:editId="6A7F141C">
+                  <wp:extent cx="1562100" cy="2468880"/>
+                  <wp:effectExtent l="0" t="0" r="0" b="7620"/>
                   <wp:docPr id="4" name="Object 872"/>
                   <wp:cNvGraphicFramePr>
                     <a:graphicFrameLocks xmlns:a="http://purl.oclc.org/ooxml/drawingml/main"/>
@@ -6028,7 +6007,7 @@
                         <pic:spPr bwMode="auto">
                           <a:xfrm>
                             <a:off x="0" y="0"/>
-                            <a:ext cx="1562100" cy="2466975"/>
+                            <a:ext cx="1562100" cy="2468880"/>
                           </a:xfrm>
                           <a:prstGeom prst="rect">
                             <a:avLst/>
@@ -6051,9 +6030,6 @@
     <w:p>
       <w:pPr>
         <w:pStyle w:val="afe"/>
-        <w:rPr>
-          <w:rFonts w:hint="eastAsia"/>
-        </w:rPr>
       </w:pPr>
       <w:r>
         <w:rPr>
@@ -6080,7 +6056,7 @@
         <w:spacing w:before="7.80pt"/>
       </w:pPr>
       <w:bookmarkStart w:id="135" w:name="_Toc232599820"/>
-      <w:bookmarkEnd w:id="122"/>
+      <w:bookmarkEnd w:id="123"/>
       <w:r>
         <w:rPr>
           <w:rFonts w:hint="eastAsia"/>
@@ -6098,9 +6074,6 @@
     <w:p>
       <w:pPr>
         <w:ind w:firstLine="24pt"/>
-        <w:rPr>
-          <w:rFonts w:hint="eastAsia"/>
-        </w:rPr>
       </w:pPr>
       <w:r>
         <w:rPr>
@@ -6112,9 +6085,6 @@
     <w:p>
       <w:pPr>
         <w:ind w:firstLine="24pt"/>
-        <w:rPr>
-          <w:rFonts w:hint="eastAsia"/>
-        </w:rPr>
       </w:pPr>
       <w:r>
         <w:rPr>
@@ -6126,9 +6096,6 @@
     <w:p>
       <w:pPr>
         <w:ind w:firstLine="24pt"/>
-        <w:rPr>
-          <w:rFonts w:hint="eastAsia"/>
-        </w:rPr>
       </w:pPr>
       <w:r>
         <w:rPr>
@@ -6146,9 +6113,6 @@
     <w:p>
       <w:pPr>
         <w:ind w:firstLine="24pt"/>
-        <w:rPr>
-          <w:rFonts w:hint="eastAsia"/>
-        </w:rPr>
       </w:pPr>
       <w:r>
         <w:rPr>
@@ -6166,9 +6130,6 @@
     <w:p>
       <w:pPr>
         <w:ind w:firstLine="24pt"/>
-        <w:rPr>
-          <w:rFonts w:hint="eastAsia"/>
-        </w:rPr>
       </w:pPr>
       <w:r>
         <w:rPr>
@@ -6180,15 +6141,26 @@
         <w:rPr>
           <w:rFonts w:hint="eastAsia"/>
         </w:rPr>
-        <w:t>时间响应要求：从用户提交操作，到页面反映，中间有个数据处理的问题，需要考虑预测数据量的大小，提前预案分库分表的设计，数据量再大就要考虑增加列式数据库的问题，这些都不是一拍脑门就能决定的，都需要经验和同行业的数据分析研判，才能符合用户的要求，毕竟响应时间太久操作起来也不舒服。</w:t>
+        <w:t>时间响应要求：从用户提交操作，到页面反映，中间有个数据处理的问题，需要考虑预测数据量的大小，提前预案分库分表的设计，数据量再大就要考虑增加列式数据库的问题，这些都不是一拍脑门就能决定的，都需要经验和同行业的数据分析</w:t>
+      </w:r>
+      <w:proofErr w:type="gramStart"/>
+      <w:r>
+        <w:rPr>
+          <w:rFonts w:hint="eastAsia"/>
+        </w:rPr>
+        <w:t>研</w:t>
+      </w:r>
+      <w:proofErr w:type="gramEnd"/>
+      <w:r>
+        <w:rPr>
+          <w:rFonts w:hint="eastAsia"/>
+        </w:rPr>
+        <w:t>判，才能符合用户的要求，毕竟响应时间太久操作起来也不舒服。</w:t>
       </w:r>
     </w:p>
     <w:p>
       <w:pPr>
         <w:ind w:firstLine="24pt"/>
-        <w:rPr>
-          <w:rFonts w:hint="eastAsia"/>
-        </w:rPr>
       </w:pPr>
       <w:r>
         <w:rPr>
@@ -6206,9 +6178,6 @@
     <w:p>
       <w:pPr>
         <w:ind w:firstLine="24pt"/>
-        <w:rPr>
-          <w:rFonts w:hint="eastAsia"/>
-        </w:rPr>
       </w:pPr>
       <w:r>
         <w:rPr>
@@ -6220,22 +6189,33 @@
         <w:rPr>
           <w:rFonts w:hint="eastAsia"/>
         </w:rPr>
-        <w:t>页面设计问题：功能符合要求之后，肯定是要丰富页面的。页面设计才</w:t>
+        <w:t>页面设计问题：功能符合要求之后，肯定是要丰富页面的。页面设计才是</w:t>
       </w:r>
       <w:r>
         <w:rPr>
           <w:rFonts w:hint="eastAsia"/>
         </w:rPr>
         <w:lastRenderedPageBreak/>
-        <w:t>是用户长时间面对的问题，首先考虑数据的整洁性，让页面看起来更加的清爽。颜色与数据方面，该不同颜色就不同颜色，降低用户长时间使用出现的视觉疲劳，让用户使用起来心情不至于太差。</w:t>
+        <w:t>用户长时间面对的问题，首先考虑数据的整洁性，让页面看起来更加的清爽。颜色与数据方面，</w:t>
+      </w:r>
+      <w:proofErr w:type="gramStart"/>
+      <w:r>
+        <w:rPr>
+          <w:rFonts w:hint="eastAsia"/>
+        </w:rPr>
+        <w:t>该不同</w:t>
+      </w:r>
+      <w:proofErr w:type="gramEnd"/>
+      <w:r>
+        <w:rPr>
+          <w:rFonts w:hint="eastAsia"/>
+        </w:rPr>
+        <w:t>颜色就不同颜色，降低用户长时间使用出现的视觉疲劳，让用户使用起来心情不至于太差。</w:t>
       </w:r>
     </w:p>
     <w:p>
       <w:pPr>
         <w:ind w:firstLine="24pt"/>
-        <w:rPr>
-          <w:rFonts w:hint="eastAsia"/>
-        </w:rPr>
       </w:pPr>
       <w:r>
         <w:rPr>
@@ -6247,15 +6227,26 @@
         <w:rPr>
           <w:rFonts w:hint="eastAsia"/>
         </w:rPr>
-        <w:t>系统的稳定性：正常用户操作系统页面，必须是该提交提交，正常输入符合逻辑，不能随随便便的就出各种问题，导致用户操作疲惫，并且输入的数据和回显的数据符合用户的要求。如果正常操作都会出现问题，那设计就是不稳定的，这一点肯定不行。只要是与数据进行交互的系统，都必须稳定。系统稳定从开发部署角度上来分析，可以考虑数据的冗余备份功能，自动值守功能，机房数据同步，机房分开的功能，这些都可以让系统的稳定性得到提升。</w:t>
+        <w:t>系统的稳定性：正常用户操作系统页面，必须是该提交</w:t>
+      </w:r>
+      <w:proofErr w:type="gramStart"/>
+      <w:r>
+        <w:rPr>
+          <w:rFonts w:hint="eastAsia"/>
+        </w:rPr>
+        <w:t>提交</w:t>
+      </w:r>
+      <w:proofErr w:type="gramEnd"/>
+      <w:r>
+        <w:rPr>
+          <w:rFonts w:hint="eastAsia"/>
+        </w:rPr>
+        <w:t>，正常输入符合逻辑，不能随随便便的就出各种问题，导致用户操作疲惫，并且输入的数据和回显的数据符合用户的要求。如果正常操作都会出现问题，那设计就是不稳定的，这一点肯定不行。只要是与数据进行交互的系统，都必须稳定。系统稳定从开发部署角度上来分析，可以考虑数据的冗余备份功能，自动值守功能，机房数据同步，机房分开的功能，这些都可以让系统的稳定性得到提升。</w:t>
       </w:r>
     </w:p>
     <w:p>
       <w:pPr>
         <w:ind w:firstLine="24pt"/>
-        <w:rPr>
-          <w:rFonts w:hint="eastAsia"/>
-        </w:rPr>
       </w:pPr>
       <w:r>
         <w:rPr>
@@ -6292,16 +6283,27 @@
         <w:rPr>
           <w:rFonts w:hint="eastAsia"/>
         </w:rPr>
-        <w:t>二手物品交易管理系统根据使用权限的角度进行功能分析，并运用用例图来展示各个权限需要操作的功能。</w:t>
+        <w:t>二手物品交易管理系统根据使用权限的角度进行功能分析，并运用</w:t>
+      </w:r>
+      <w:proofErr w:type="gramStart"/>
+      <w:r>
+        <w:rPr>
+          <w:rFonts w:hint="eastAsia"/>
+        </w:rPr>
+        <w:t>用</w:t>
+      </w:r>
+      <w:proofErr w:type="gramEnd"/>
+      <w:r>
+        <w:rPr>
+          <w:rFonts w:hint="eastAsia"/>
+        </w:rPr>
+        <w:t>例图来展示各个权限需要操作的功能。</w:t>
       </w:r>
     </w:p>
     <w:p>
       <w:pPr>
         <w:pStyle w:val="1"/>
         <w:spacing w:before="7.80pt"/>
-        <w:rPr>
-          <w:rFonts w:hint="eastAsia"/>
-        </w:rPr>
       </w:pPr>
       <w:bookmarkStart w:id="137" w:name="_Toc445241940"/>
       <w:r>
@@ -6347,9 +6349,6 @@
     <w:p>
       <w:pPr>
         <w:ind w:firstLine="24pt"/>
-        <w:rPr>
-          <w:rFonts w:hint="eastAsia"/>
-        </w:rPr>
       </w:pPr>
       <w:r>
         <w:rPr>
@@ -6362,9 +6361,6 @@
       <w:pPr>
         <w:pStyle w:val="2"/>
         <w:spacing w:before="7.80pt"/>
-        <w:rPr>
-          <w:rFonts w:hint="eastAsia"/>
-        </w:rPr>
       </w:pPr>
       <w:bookmarkStart w:id="139" w:name="_Toc232599823"/>
       <w:r>
@@ -6384,9 +6380,6 @@
     <w:p>
       <w:pPr>
         <w:ind w:firstLine="24pt"/>
-        <w:rPr>
-          <w:rFonts w:hint="eastAsia"/>
-        </w:rPr>
       </w:pPr>
       <w:r>
         <w:rPr>
@@ -6398,9 +6391,6 @@
     <w:p>
       <w:pPr>
         <w:ind w:firstLine="24pt"/>
-        <w:rPr>
-          <w:rFonts w:hint="eastAsia"/>
-        </w:rPr>
       </w:pPr>
       <w:r>
         <w:rPr>
@@ -6418,9 +6408,6 @@
     <w:p>
       <w:pPr>
         <w:ind w:firstLine="24pt"/>
-        <w:rPr>
-          <w:rFonts w:hint="eastAsia"/>
-        </w:rPr>
       </w:pPr>
       <w:r>
         <w:rPr>
@@ -6438,9 +6425,6 @@
     <w:p>
       <w:pPr>
         <w:ind w:firstLine="24pt"/>
-        <w:rPr>
-          <w:rFonts w:hint="eastAsia"/>
-        </w:rPr>
       </w:pPr>
       <w:r>
         <w:rPr>
@@ -6458,9 +6442,6 @@
     <w:p>
       <w:pPr>
         <w:ind w:firstLine="24pt"/>
-        <w:rPr>
-          <w:rFonts w:hint="eastAsia"/>
-        </w:rPr>
       </w:pPr>
       <w:r>
         <w:rPr>
@@ -6478,9 +6459,6 @@
     <w:p>
       <w:pPr>
         <w:ind w:firstLine="24pt"/>
-        <w:rPr>
-          <w:rFonts w:hint="eastAsia"/>
-        </w:rPr>
       </w:pPr>
       <w:r>
         <w:rPr>
@@ -6492,23 +6470,34 @@
         <w:rPr>
           <w:rFonts w:hint="eastAsia"/>
         </w:rPr>
-        <w:t>维护性：程序开发之初就要考虑以后的维护问题。维护是在程序开发完毕，已经上线可以运作，进入生产试用过程和使用过程中才会发现需要维护的必要。要通过各方面降低维护成本，不是说维护的越少就代表程序开发的越完美，</w:t>
+        <w:t>维护性：程序开发之</w:t>
+      </w:r>
+      <w:proofErr w:type="gramStart"/>
+      <w:r>
+        <w:rPr>
+          <w:rFonts w:hint="eastAsia"/>
+        </w:rPr>
+        <w:t>初就要</w:t>
+      </w:r>
+      <w:proofErr w:type="gramEnd"/>
+      <w:r>
+        <w:rPr>
+          <w:rFonts w:hint="eastAsia"/>
+        </w:rPr>
+        <w:t>考虑以后的维护问题。维护是在程序开发完毕，已经上线可以运作，进入生产试用过程和使用过程中才会发现需要维护的必要。要通过各方面降低维护成本，不是说维护的越少就代表程序开发的越完美，程序</w:t>
       </w:r>
       <w:r>
         <w:rPr>
           <w:rFonts w:hint="eastAsia"/>
         </w:rPr>
         <w:lastRenderedPageBreak/>
-        <w:t>程序既然是人类进行设计制造的，肯定有很多不可避免的问题产生，那么如何维护好程序的正常运作也是一门很重要的学问。</w:t>
+        <w:t>既然是人类进行设计制造的，肯定有很多不可避免的问题产生，那么如何维护好程序的正常运作也是一门很重要的学问。</w:t>
       </w:r>
     </w:p>
     <w:p>
       <w:pPr>
         <w:pStyle w:val="2"/>
         <w:spacing w:before="7.80pt"/>
-        <w:rPr>
-          <w:rFonts w:hint="eastAsia"/>
-        </w:rPr>
       </w:pPr>
       <w:bookmarkStart w:id="140" w:name="_Toc232599824"/>
       <w:r>
@@ -6528,9 +6517,6 @@
     <w:p>
       <w:pPr>
         <w:ind w:firstLine="24pt"/>
-        <w:rPr>
-          <w:rFonts w:hint="eastAsia"/>
-        </w:rPr>
       </w:pPr>
       <w:r>
         <w:rPr>
@@ -6554,9 +6540,6 @@
     <w:p>
       <w:pPr>
         <w:pStyle w:val="afe"/>
-        <w:rPr>
-          <w:rFonts w:hint="eastAsia"/>
-        </w:rPr>
       </w:pPr>
       <w:r>
         <w:rPr>
@@ -6616,9 +6599,6 @@
     <w:p>
       <w:pPr>
         <w:pStyle w:val="afe"/>
-        <w:rPr>
-          <w:rFonts w:hint="eastAsia"/>
-        </w:rPr>
       </w:pPr>
       <w:r>
         <w:rPr>
@@ -6643,29 +6623,17 @@
       <w:pPr>
         <w:pStyle w:val="2"/>
         <w:spacing w:before="7.80pt"/>
-        <w:rPr>
-          <w:rFonts w:hint="eastAsia"/>
-          <w:lang w:val="en-US" w:eastAsia="zh-CN"/>
-        </w:rPr>
       </w:pPr>
       <w:bookmarkStart w:id="141" w:name="_Toc232599825"/>
       <w:r>
         <w:rPr>
           <w:rFonts w:hint="eastAsia"/>
-          <w:lang w:val="en-US" w:eastAsia="zh-CN"/>
-        </w:rPr>
-        <w:t>4.</w:t>
-      </w:r>
-      <w:r>
-        <w:rPr>
-          <w:rFonts w:hint="eastAsia"/>
-        </w:rPr>
-        <w:t xml:space="preserve">3 </w:t>
-      </w:r>
-      <w:r>
-        <w:rPr>
-          <w:rFonts w:hint="eastAsia"/>
-          <w:lang w:val="en-US" w:eastAsia="zh-CN"/>
+        </w:rPr>
+        <w:t xml:space="preserve">4.3 </w:t>
+      </w:r>
+      <w:r>
+        <w:rPr>
+          <w:rFonts w:hint="eastAsia"/>
         </w:rPr>
         <w:t>数据库设计</w:t>
       </w:r>
@@ -6674,9 +6642,6 @@
     <w:p>
       <w:pPr>
         <w:ind w:firstLine="24pt"/>
-        <w:rPr>
-          <w:rFonts w:hint="eastAsia"/>
-        </w:rPr>
       </w:pPr>
       <w:r>
         <w:rPr>
@@ -6689,41 +6654,17 @@
       <w:pPr>
         <w:pStyle w:val="3"/>
         <w:spacing w:before="7.80pt"/>
-        <w:rPr>
-          <w:rFonts w:hint="eastAsia"/>
-        </w:rPr>
       </w:pPr>
       <w:bookmarkStart w:id="142" w:name="_Toc232599826"/>
       <w:r>
         <w:rPr>
           <w:rFonts w:hint="eastAsia"/>
-          <w:lang w:val="en-US" w:eastAsia="zh-CN"/>
-        </w:rPr>
-        <w:t>4.</w:t>
-      </w:r>
-      <w:r>
-        <w:rPr>
-          <w:rFonts w:hint="eastAsia"/>
-        </w:rPr>
-        <w:t>3</w:t>
-      </w:r>
-      <w:r>
-        <w:rPr>
-          <w:rFonts w:hint="eastAsia"/>
-          <w:lang w:val="en-US" w:eastAsia="zh-CN"/>
-        </w:rPr>
-        <w:t>.1</w:t>
-      </w:r>
-      <w:r>
-        <w:rPr>
-          <w:rFonts w:hint="eastAsia"/>
-        </w:rPr>
-        <w:t xml:space="preserve"> </w:t>
-      </w:r>
-      <w:r>
-        <w:rPr>
-          <w:rFonts w:hint="eastAsia"/>
-          <w:lang w:val="en-US" w:eastAsia="zh-CN"/>
+        </w:rPr>
+        <w:t xml:space="preserve">4.3.1 </w:t>
+      </w:r>
+      <w:r>
+        <w:rPr>
+          <w:rFonts w:hint="eastAsia"/>
         </w:rPr>
         <w:t>数据库概念设计</w:t>
       </w:r>
@@ -6732,9 +6673,6 @@
     <w:p>
       <w:pPr>
         <w:ind w:firstLine="24pt"/>
-        <w:rPr>
-          <w:rFonts w:hint="eastAsia"/>
-        </w:rPr>
       </w:pPr>
       <w:r>
         <w:rPr>
@@ -6752,7 +6690,21 @@
         <w:rPr>
           <w:rFonts w:hint="eastAsia"/>
         </w:rPr>
-        <w:t>联系图还有一个名称即</w:t>
+        <w:t>联系</w:t>
+      </w:r>
+      <w:proofErr w:type="gramStart"/>
+      <w:r>
+        <w:rPr>
+          <w:rFonts w:hint="eastAsia"/>
+        </w:rPr>
+        <w:t>图还有</w:t>
+      </w:r>
+      <w:proofErr w:type="gramEnd"/>
+      <w:r>
+        <w:rPr>
+          <w:rFonts w:hint="eastAsia"/>
+        </w:rPr>
+        <w:t>一个名称即</w:t>
       </w:r>
       <w:r>
         <w:rPr>
@@ -6820,11 +6772,19 @@
         </w:rPr>
         <w:t>E-R</w:t>
       </w:r>
-      <w:r>
-        <w:rPr>
-          <w:rFonts w:hint="eastAsia"/>
-        </w:rPr>
-        <w:t>图非常简单。使用基本的</w:t>
+      <w:proofErr w:type="gramStart"/>
+      <w:r>
+        <w:rPr>
+          <w:rFonts w:hint="eastAsia"/>
+        </w:rPr>
+        <w:t>图非常</w:t>
+      </w:r>
+      <w:proofErr w:type="gramEnd"/>
+      <w:r>
+        <w:rPr>
+          <w:rFonts w:hint="eastAsia"/>
+        </w:rPr>
+        <w:t>简单。使用基本的</w:t>
       </w:r>
       <w:r>
         <w:rPr>
@@ -6832,11 +6792,19 @@
         </w:rPr>
         <w:t>E-R</w:t>
       </w:r>
-      <w:r>
-        <w:rPr>
-          <w:rFonts w:hint="eastAsia"/>
-        </w:rPr>
-        <w:t>图构成元素，比如椭圆，菱形，矩形，还有实线段来表达对应的信息，椭圆代表</w:t>
+      <w:proofErr w:type="gramStart"/>
+      <w:r>
+        <w:rPr>
+          <w:rFonts w:hint="eastAsia"/>
+        </w:rPr>
+        <w:t>图构成</w:t>
+      </w:r>
+      <w:proofErr w:type="gramEnd"/>
+      <w:r>
+        <w:rPr>
+          <w:rFonts w:hint="eastAsia"/>
+        </w:rPr>
+        <w:t>元素，比如椭圆，菱形，矩形，还有实线段来表达对应的信息，椭圆代表</w:t>
       </w:r>
       <w:r>
         <w:rPr>
@@ -7682,45 +7650,23 @@
     <w:p>
       <w:pPr>
         <w:ind w:firstLine="24pt"/>
-        <w:rPr>
-          <w:rFonts w:hint="eastAsia"/>
-        </w:rPr>
       </w:pPr>
     </w:p>
     <w:p>
       <w:pPr>
         <w:pStyle w:val="3"/>
         <w:spacing w:before="7.80pt"/>
-        <w:rPr>
-          <w:rFonts w:hint="eastAsia"/>
-          <w:lang w:val="en-US" w:eastAsia="zh-CN"/>
-        </w:rPr>
       </w:pPr>
       <w:bookmarkStart w:id="143" w:name="_Toc232599827"/>
       <w:r>
         <w:rPr>
           <w:rFonts w:hint="eastAsia"/>
-          <w:lang w:val="en-US" w:eastAsia="zh-CN"/>
-        </w:rPr>
-        <w:t>4.</w:t>
-      </w:r>
-      <w:r>
-        <w:rPr>
-          <w:rFonts w:hint="eastAsia"/>
-        </w:rPr>
-        <w:t>3</w:t>
-      </w:r>
-      <w:r>
-        <w:rPr>
-          <w:rFonts w:hint="eastAsia"/>
-          <w:lang w:val="en-US" w:eastAsia="zh-CN"/>
-        </w:rPr>
-        <w:t xml:space="preserve">.2 </w:t>
-      </w:r>
-      <w:r>
-        <w:rPr>
-          <w:rFonts w:hint="eastAsia"/>
-          <w:lang w:val="en-US" w:eastAsia="zh-CN"/>
+        </w:rPr>
+        <w:t xml:space="preserve">4.3.2 </w:t>
+      </w:r>
+      <w:r>
+        <w:rPr>
+          <w:rFonts w:hint="eastAsia"/>
         </w:rPr>
         <w:t>数据库物理设计</w:t>
       </w:r>
@@ -7734,22 +7680,12 @@
         <w:rPr>
           <w:rFonts w:hint="eastAsia"/>
         </w:rPr>
-        <w:t>本小节主要任务即是根据上述内容进行数据存储结构的设计，实体的属性就用来表示字段名称，不同的字段表示的数据类型以及取值都不相同，以及该表各个字段是否能够保持空等进行说明，设计完成一张数据表的结构之后，在保存时同样要命名，尽量选择英文名称进行命名并保存，还不容易导致系统出错。接下</w:t>
-      </w:r>
-      <w:r>
-        <w:rPr>
-          <w:rFonts w:hint="eastAsia"/>
-        </w:rPr>
-        <w:lastRenderedPageBreak/>
-        <w:t>来就对设计的表进行简单说明。</w:t>
+        <w:t>本小节主要任务即是根据上述内容进行数据存储结构的设计，实体的属性就用来表示字段名称，不同的字段表示的数据类型以及取值都不相同，以及该表各个字段是否能够保持空等进行说明，设计完成一张数据表的结构之后，在保存时同样要命名，尽量选择英文名称进行命名并保存，还不容易导致系统出错。接下来就对设计的表进行简单说明。</w:t>
       </w:r>
     </w:p>
     <w:p>
       <w:pPr>
         <w:pStyle w:val="afe"/>
-        <w:rPr>
-          <w:rFonts w:hint="eastAsia"/>
-        </w:rPr>
       </w:pPr>
       <w:r>
         <w:rPr>
@@ -7773,7 +7709,6 @@
     <w:tbl>
       <w:tblPr>
         <w:tblW w:w="443.50pt" w:type="dxa"/>
-        <w:tblInd w:w="0pt" w:type="dxa"/>
         <w:tblBorders>
           <w:top w:val="single" w:sz="4" w:space="0" w:color="auto"/>
           <w:start w:val="single" w:sz="4" w:space="0" w:color="auto"/>
@@ -7804,14 +7739,12 @@
             <w:pPr>
               <w:pStyle w:val="afe"/>
               <w:spacing w:line="12pt" w:lineRule="auto"/>
-              <w:rPr>
-                <w:rFonts w:hint="eastAsia"/>
-              </w:rPr>
-            </w:pPr>
-            <w:r>
-              <w:rPr>
-                <w:rFonts w:hint="eastAsia"/>
-              </w:rPr>
+            </w:pPr>
+            <w:r>
+              <w:rPr>
+                <w:rFonts w:hint="eastAsia"/>
+              </w:rPr>
+              <w:lastRenderedPageBreak/>
               <w:t>序号</w:t>
             </w:r>
           </w:p>
@@ -7824,9 +7757,6 @@
             <w:pPr>
               <w:pStyle w:val="afe"/>
               <w:spacing w:line="12pt" w:lineRule="auto"/>
-              <w:rPr>
-                <w:rFonts w:hint="eastAsia"/>
-              </w:rPr>
             </w:pPr>
             <w:r>
               <w:rPr>
@@ -7844,9 +7774,6 @@
             <w:pPr>
               <w:pStyle w:val="afe"/>
               <w:spacing w:line="12pt" w:lineRule="auto"/>
-              <w:rPr>
-                <w:rFonts w:hint="eastAsia"/>
-              </w:rPr>
             </w:pPr>
             <w:r>
               <w:rPr>
@@ -7864,9 +7791,6 @@
             <w:pPr>
               <w:pStyle w:val="afe"/>
               <w:spacing w:line="12pt" w:lineRule="auto"/>
-              <w:rPr>
-                <w:rFonts w:hint="eastAsia"/>
-              </w:rPr>
             </w:pPr>
             <w:r>
               <w:rPr>
@@ -7884,9 +7808,6 @@
             <w:pPr>
               <w:pStyle w:val="afe"/>
               <w:spacing w:line="12pt" w:lineRule="auto"/>
-              <w:rPr>
-                <w:rFonts w:hint="eastAsia"/>
-              </w:rPr>
             </w:pPr>
             <w:r>
               <w:rPr>
@@ -7909,9 +7830,6 @@
             <w:pPr>
               <w:pStyle w:val="afe"/>
               <w:spacing w:line="12pt" w:lineRule="auto"/>
-              <w:rPr>
-                <w:rFonts w:hint="eastAsia"/>
-              </w:rPr>
             </w:pPr>
             <w:r>
               <w:rPr>
@@ -7980,9 +7898,6 @@
             <w:pPr>
               <w:pStyle w:val="afe"/>
               <w:spacing w:line="12pt" w:lineRule="auto"/>
-              <w:rPr>
-                <w:rFonts w:hint="eastAsia"/>
-              </w:rPr>
             </w:pPr>
             <w:r>
               <w:rPr>
@@ -8005,9 +7920,6 @@
             <w:pPr>
               <w:pStyle w:val="afe"/>
               <w:spacing w:line="12pt" w:lineRule="auto"/>
-              <w:rPr>
-                <w:rFonts w:hint="eastAsia"/>
-              </w:rPr>
             </w:pPr>
             <w:r>
               <w:rPr>
@@ -8026,12 +7938,14 @@
               <w:pStyle w:val="afe"/>
               <w:spacing w:line="12pt" w:lineRule="auto"/>
             </w:pPr>
+            <w:proofErr w:type="spellStart"/>
             <w:r>
               <w:rPr>
                 <w:rFonts w:hint="eastAsia"/>
               </w:rPr>
               <w:t>yonghu_id</w:t>
             </w:r>
+            <w:proofErr w:type="spellEnd"/>
           </w:p>
         </w:tc>
         <w:tc>
@@ -8076,9 +7990,6 @@
             <w:pPr>
               <w:pStyle w:val="afe"/>
               <w:spacing w:line="12pt" w:lineRule="auto"/>
-              <w:rPr>
-                <w:rFonts w:hint="eastAsia"/>
-              </w:rPr>
             </w:pPr>
             <w:r>
               <w:rPr>
@@ -8101,9 +8012,6 @@
             <w:pPr>
               <w:pStyle w:val="afe"/>
               <w:spacing w:line="12pt" w:lineRule="auto"/>
-              <w:rPr>
-                <w:rFonts w:hint="eastAsia"/>
-              </w:rPr>
             </w:pPr>
             <w:r>
               <w:rPr>
@@ -8122,12 +8030,14 @@
               <w:pStyle w:val="afe"/>
               <w:spacing w:line="12pt" w:lineRule="auto"/>
             </w:pPr>
+            <w:proofErr w:type="spellStart"/>
             <w:r>
               <w:rPr>
                 <w:rFonts w:hint="eastAsia"/>
               </w:rPr>
               <w:t>address_name</w:t>
             </w:r>
+            <w:proofErr w:type="spellEnd"/>
           </w:p>
         </w:tc>
         <w:tc>
@@ -8172,9 +8082,6 @@
             <w:pPr>
               <w:pStyle w:val="afe"/>
               <w:spacing w:line="12pt" w:lineRule="auto"/>
-              <w:rPr>
-                <w:rFonts w:hint="eastAsia"/>
-              </w:rPr>
             </w:pPr>
             <w:r>
               <w:rPr>
@@ -8197,9 +8104,6 @@
             <w:pPr>
               <w:pStyle w:val="afe"/>
               <w:spacing w:line="12pt" w:lineRule="auto"/>
-              <w:rPr>
-                <w:rFonts w:hint="eastAsia"/>
-              </w:rPr>
             </w:pPr>
             <w:r>
               <w:rPr>
@@ -8218,12 +8122,14 @@
               <w:pStyle w:val="afe"/>
               <w:spacing w:line="12pt" w:lineRule="auto"/>
             </w:pPr>
+            <w:proofErr w:type="spellStart"/>
             <w:r>
               <w:rPr>
                 <w:rFonts w:hint="eastAsia"/>
               </w:rPr>
               <w:t>address_phone</w:t>
             </w:r>
+            <w:proofErr w:type="spellEnd"/>
           </w:p>
         </w:tc>
         <w:tc>
@@ -8268,9 +8174,6 @@
             <w:pPr>
               <w:pStyle w:val="afe"/>
               <w:spacing w:line="12pt" w:lineRule="auto"/>
-              <w:rPr>
-                <w:rFonts w:hint="eastAsia"/>
-              </w:rPr>
             </w:pPr>
             <w:r>
               <w:rPr>
@@ -8293,9 +8196,6 @@
             <w:pPr>
               <w:pStyle w:val="afe"/>
               <w:spacing w:line="12pt" w:lineRule="auto"/>
-              <w:rPr>
-                <w:rFonts w:hint="eastAsia"/>
-              </w:rPr>
             </w:pPr>
             <w:r>
               <w:rPr>
@@ -8314,12 +8214,14 @@
               <w:pStyle w:val="afe"/>
               <w:spacing w:line="12pt" w:lineRule="auto"/>
             </w:pPr>
+            <w:proofErr w:type="spellStart"/>
             <w:r>
               <w:rPr>
                 <w:rFonts w:hint="eastAsia"/>
               </w:rPr>
               <w:t>address_dizhi</w:t>
             </w:r>
+            <w:proofErr w:type="spellEnd"/>
           </w:p>
         </w:tc>
         <w:tc>
@@ -8364,9 +8266,6 @@
             <w:pPr>
               <w:pStyle w:val="afe"/>
               <w:spacing w:line="12pt" w:lineRule="auto"/>
-              <w:rPr>
-                <w:rFonts w:hint="eastAsia"/>
-              </w:rPr>
             </w:pPr>
             <w:r>
               <w:rPr>
@@ -8389,9 +8288,6 @@
             <w:pPr>
               <w:pStyle w:val="afe"/>
               <w:spacing w:line="12pt" w:lineRule="auto"/>
-              <w:rPr>
-                <w:rFonts w:hint="eastAsia"/>
-              </w:rPr>
             </w:pPr>
             <w:r>
               <w:rPr>
@@ -8410,12 +8306,14 @@
               <w:pStyle w:val="afe"/>
               <w:spacing w:line="12pt" w:lineRule="auto"/>
             </w:pPr>
+            <w:proofErr w:type="spellStart"/>
             <w:r>
               <w:rPr>
                 <w:rFonts w:hint="eastAsia"/>
               </w:rPr>
               <w:t>isdefault_types</w:t>
             </w:r>
+            <w:proofErr w:type="spellEnd"/>
           </w:p>
         </w:tc>
         <w:tc>
@@ -8460,9 +8358,6 @@
             <w:pPr>
               <w:pStyle w:val="afe"/>
               <w:spacing w:line="12pt" w:lineRule="auto"/>
-              <w:rPr>
-                <w:rFonts w:hint="eastAsia"/>
-              </w:rPr>
             </w:pPr>
             <w:r>
               <w:rPr>
@@ -8485,9 +8380,6 @@
             <w:pPr>
               <w:pStyle w:val="afe"/>
               <w:spacing w:line="12pt" w:lineRule="auto"/>
-              <w:rPr>
-                <w:rFonts w:hint="eastAsia"/>
-              </w:rPr>
             </w:pPr>
             <w:r>
               <w:rPr>
@@ -8506,12 +8398,14 @@
               <w:pStyle w:val="afe"/>
               <w:spacing w:line="12pt" w:lineRule="auto"/>
             </w:pPr>
+            <w:proofErr w:type="spellStart"/>
             <w:r>
               <w:rPr>
                 <w:rFonts w:hint="eastAsia"/>
               </w:rPr>
               <w:t>insert_time</w:t>
             </w:r>
+            <w:proofErr w:type="spellEnd"/>
           </w:p>
         </w:tc>
         <w:tc>
@@ -8556,9 +8450,6 @@
             <w:pPr>
               <w:pStyle w:val="afe"/>
               <w:spacing w:line="12pt" w:lineRule="auto"/>
-              <w:rPr>
-                <w:rFonts w:hint="eastAsia"/>
-              </w:rPr>
             </w:pPr>
             <w:r>
               <w:rPr>
@@ -8581,9 +8472,6 @@
             <w:pPr>
               <w:pStyle w:val="afe"/>
               <w:spacing w:line="12pt" w:lineRule="auto"/>
-              <w:rPr>
-                <w:rFonts w:hint="eastAsia"/>
-              </w:rPr>
             </w:pPr>
             <w:r>
               <w:rPr>
@@ -8602,12 +8490,14 @@
               <w:pStyle w:val="afe"/>
               <w:spacing w:line="12pt" w:lineRule="auto"/>
             </w:pPr>
+            <w:proofErr w:type="spellStart"/>
             <w:r>
               <w:rPr>
                 <w:rFonts w:hint="eastAsia"/>
               </w:rPr>
               <w:t>update_time</w:t>
             </w:r>
+            <w:proofErr w:type="spellEnd"/>
           </w:p>
         </w:tc>
         <w:tc>
@@ -8652,9 +8542,6 @@
             <w:pPr>
               <w:pStyle w:val="afe"/>
               <w:spacing w:line="12pt" w:lineRule="auto"/>
-              <w:rPr>
-                <w:rFonts w:hint="eastAsia"/>
-              </w:rPr>
             </w:pPr>
             <w:r>
               <w:rPr>
@@ -8677,9 +8564,6 @@
             <w:pPr>
               <w:pStyle w:val="afe"/>
               <w:spacing w:line="12pt" w:lineRule="auto"/>
-              <w:rPr>
-                <w:rFonts w:hint="eastAsia"/>
-              </w:rPr>
             </w:pPr>
             <w:r>
               <w:rPr>
@@ -8698,12 +8582,14 @@
               <w:pStyle w:val="afe"/>
               <w:spacing w:line="12pt" w:lineRule="auto"/>
             </w:pPr>
+            <w:proofErr w:type="spellStart"/>
             <w:r>
               <w:rPr>
                 <w:rFonts w:hint="eastAsia"/>
               </w:rPr>
               <w:t>create_time</w:t>
             </w:r>
+            <w:proofErr w:type="spellEnd"/>
           </w:p>
         </w:tc>
         <w:tc>
@@ -8748,9 +8634,6 @@
             <w:pPr>
               <w:pStyle w:val="afe"/>
               <w:spacing w:line="12pt" w:lineRule="auto"/>
-              <w:rPr>
-                <w:rFonts w:hint="eastAsia"/>
-              </w:rPr>
             </w:pPr>
             <w:r>
               <w:rPr>
@@ -8765,9 +8648,6 @@
     <w:p>
       <w:pPr>
         <w:pStyle w:val="afe"/>
-        <w:rPr>
-          <w:rFonts w:hint="eastAsia"/>
-        </w:rPr>
       </w:pPr>
       <w:r>
         <w:rPr>
@@ -8791,7 +8671,6 @@
     <w:tbl>
       <w:tblPr>
         <w:tblW w:w="443.50pt" w:type="dxa"/>
-        <w:tblInd w:w="0pt" w:type="dxa"/>
         <w:tblBorders>
           <w:top w:val="single" w:sz="4" w:space="0" w:color="auto"/>
           <w:start w:val="single" w:sz="4" w:space="0" w:color="auto"/>
@@ -8822,9 +8701,6 @@
             <w:pPr>
               <w:pStyle w:val="afe"/>
               <w:spacing w:line="12pt" w:lineRule="auto"/>
-              <w:rPr>
-                <w:rFonts w:hint="eastAsia"/>
-              </w:rPr>
             </w:pPr>
             <w:r>
               <w:rPr>
@@ -8842,9 +8718,6 @@
             <w:pPr>
               <w:pStyle w:val="afe"/>
               <w:spacing w:line="12pt" w:lineRule="auto"/>
-              <w:rPr>
-                <w:rFonts w:hint="eastAsia"/>
-              </w:rPr>
             </w:pPr>
             <w:r>
               <w:rPr>
@@ -8862,9 +8735,6 @@
             <w:pPr>
               <w:pStyle w:val="afe"/>
               <w:spacing w:line="12pt" w:lineRule="auto"/>
-              <w:rPr>
-                <w:rFonts w:hint="eastAsia"/>
-              </w:rPr>
             </w:pPr>
             <w:r>
               <w:rPr>
@@ -8882,9 +8752,6 @@
             <w:pPr>
               <w:pStyle w:val="afe"/>
               <w:spacing w:line="12pt" w:lineRule="auto"/>
-              <w:rPr>
-                <w:rFonts w:hint="eastAsia"/>
-              </w:rPr>
             </w:pPr>
             <w:r>
               <w:rPr>
@@ -8902,9 +8769,6 @@
             <w:pPr>
               <w:pStyle w:val="afe"/>
               <w:spacing w:line="12pt" w:lineRule="auto"/>
-              <w:rPr>
-                <w:rFonts w:hint="eastAsia"/>
-              </w:rPr>
             </w:pPr>
             <w:r>
               <w:rPr>
@@ -8927,9 +8791,6 @@
             <w:pPr>
               <w:pStyle w:val="afe"/>
               <w:spacing w:line="12pt" w:lineRule="auto"/>
-              <w:rPr>
-                <w:rFonts w:hint="eastAsia"/>
-              </w:rPr>
             </w:pPr>
             <w:r>
               <w:rPr>
@@ -8998,9 +8859,6 @@
             <w:pPr>
               <w:pStyle w:val="afe"/>
               <w:spacing w:line="12pt" w:lineRule="auto"/>
-              <w:rPr>
-                <w:rFonts w:hint="eastAsia"/>
-              </w:rPr>
             </w:pPr>
             <w:r>
               <w:rPr>
@@ -9023,9 +8881,6 @@
             <w:pPr>
               <w:pStyle w:val="afe"/>
               <w:spacing w:line="12pt" w:lineRule="auto"/>
-              <w:rPr>
-                <w:rFonts w:hint="eastAsia"/>
-              </w:rPr>
             </w:pPr>
             <w:r>
               <w:rPr>
@@ -9044,12 +8899,14 @@
               <w:pStyle w:val="afe"/>
               <w:spacing w:line="12pt" w:lineRule="auto"/>
             </w:pPr>
+            <w:proofErr w:type="spellStart"/>
             <w:r>
               <w:rPr>
                 <w:rFonts w:hint="eastAsia"/>
               </w:rPr>
               <w:t>yonghu_id</w:t>
             </w:r>
+            <w:proofErr w:type="spellEnd"/>
           </w:p>
         </w:tc>
         <w:tc>
@@ -9094,9 +8951,6 @@
             <w:pPr>
               <w:pStyle w:val="afe"/>
               <w:spacing w:line="12pt" w:lineRule="auto"/>
-              <w:rPr>
-                <w:rFonts w:hint="eastAsia"/>
-              </w:rPr>
             </w:pPr>
             <w:r>
               <w:rPr>
@@ -9119,9 +8973,6 @@
             <w:pPr>
               <w:pStyle w:val="afe"/>
               <w:spacing w:line="12pt" w:lineRule="auto"/>
-              <w:rPr>
-                <w:rFonts w:hint="eastAsia"/>
-              </w:rPr>
             </w:pPr>
             <w:r>
               <w:rPr>
@@ -9140,12 +8991,14 @@
               <w:pStyle w:val="afe"/>
               <w:spacing w:line="12pt" w:lineRule="auto"/>
             </w:pPr>
+            <w:proofErr w:type="spellStart"/>
             <w:r>
               <w:rPr>
                 <w:rFonts w:hint="eastAsia"/>
               </w:rPr>
               <w:t>shangpin_id</w:t>
             </w:r>
+            <w:proofErr w:type="spellEnd"/>
           </w:p>
         </w:tc>
         <w:tc>
@@ -9190,9 +9043,6 @@
             <w:pPr>
               <w:pStyle w:val="afe"/>
               <w:spacing w:line="12pt" w:lineRule="auto"/>
-              <w:rPr>
-                <w:rFonts w:hint="eastAsia"/>
-              </w:rPr>
             </w:pPr>
             <w:r>
               <w:rPr>
@@ -9215,9 +9065,6 @@
             <w:pPr>
               <w:pStyle w:val="afe"/>
               <w:spacing w:line="12pt" w:lineRule="auto"/>
-              <w:rPr>
-                <w:rFonts w:hint="eastAsia"/>
-              </w:rPr>
             </w:pPr>
             <w:r>
               <w:rPr>
@@ -9236,12 +9083,14 @@
               <w:pStyle w:val="afe"/>
               <w:spacing w:line="12pt" w:lineRule="auto"/>
             </w:pPr>
+            <w:proofErr w:type="spellStart"/>
             <w:r>
               <w:rPr>
                 <w:rFonts w:hint="eastAsia"/>
               </w:rPr>
               <w:t>buy_number</w:t>
             </w:r>
+            <w:proofErr w:type="spellEnd"/>
           </w:p>
         </w:tc>
         <w:tc>
@@ -9286,9 +9135,6 @@
             <w:pPr>
               <w:pStyle w:val="afe"/>
               <w:spacing w:line="12pt" w:lineRule="auto"/>
-              <w:rPr>
-                <w:rFonts w:hint="eastAsia"/>
-              </w:rPr>
             </w:pPr>
             <w:r>
               <w:rPr>
@@ -9311,9 +9157,6 @@
             <w:pPr>
               <w:pStyle w:val="afe"/>
               <w:spacing w:line="12pt" w:lineRule="auto"/>
-              <w:rPr>
-                <w:rFonts w:hint="eastAsia"/>
-              </w:rPr>
             </w:pPr>
             <w:r>
               <w:rPr>
@@ -9332,12 +9175,14 @@
               <w:pStyle w:val="afe"/>
               <w:spacing w:line="12pt" w:lineRule="auto"/>
             </w:pPr>
+            <w:proofErr w:type="spellStart"/>
             <w:r>
               <w:rPr>
                 <w:rFonts w:hint="eastAsia"/>
               </w:rPr>
               <w:t>create_time</w:t>
             </w:r>
+            <w:proofErr w:type="spellEnd"/>
           </w:p>
         </w:tc>
         <w:tc>
@@ -9382,9 +9227,6 @@
             <w:pPr>
               <w:pStyle w:val="afe"/>
               <w:spacing w:line="12pt" w:lineRule="auto"/>
-              <w:rPr>
-                <w:rFonts w:hint="eastAsia"/>
-              </w:rPr>
             </w:pPr>
             <w:r>
               <w:rPr>
@@ -9407,9 +9249,6 @@
             <w:pPr>
               <w:pStyle w:val="afe"/>
               <w:spacing w:line="12pt" w:lineRule="auto"/>
-              <w:rPr>
-                <w:rFonts w:hint="eastAsia"/>
-              </w:rPr>
             </w:pPr>
             <w:r>
               <w:rPr>
@@ -9428,12 +9267,14 @@
               <w:pStyle w:val="afe"/>
               <w:spacing w:line="12pt" w:lineRule="auto"/>
             </w:pPr>
+            <w:proofErr w:type="spellStart"/>
             <w:r>
               <w:rPr>
                 <w:rFonts w:hint="eastAsia"/>
               </w:rPr>
               <w:t>update_time</w:t>
             </w:r>
+            <w:proofErr w:type="spellEnd"/>
           </w:p>
         </w:tc>
         <w:tc>
@@ -9478,9 +9319,6 @@
             <w:pPr>
               <w:pStyle w:val="afe"/>
               <w:spacing w:line="12pt" w:lineRule="auto"/>
-              <w:rPr>
-                <w:rFonts w:hint="eastAsia"/>
-              </w:rPr>
             </w:pPr>
             <w:r>
               <w:rPr>
@@ -9503,9 +9341,6 @@
             <w:pPr>
               <w:pStyle w:val="afe"/>
               <w:spacing w:line="12pt" w:lineRule="auto"/>
-              <w:rPr>
-                <w:rFonts w:hint="eastAsia"/>
-              </w:rPr>
             </w:pPr>
             <w:r>
               <w:rPr>
@@ -9524,12 +9359,14 @@
               <w:pStyle w:val="afe"/>
               <w:spacing w:line="12pt" w:lineRule="auto"/>
             </w:pPr>
+            <w:proofErr w:type="spellStart"/>
             <w:r>
               <w:rPr>
                 <w:rFonts w:hint="eastAsia"/>
               </w:rPr>
               <w:t>insert_time</w:t>
             </w:r>
+            <w:proofErr w:type="spellEnd"/>
           </w:p>
         </w:tc>
         <w:tc>
@@ -9574,9 +9411,6 @@
             <w:pPr>
               <w:pStyle w:val="afe"/>
               <w:spacing w:line="12pt" w:lineRule="auto"/>
-              <w:rPr>
-                <w:rFonts w:hint="eastAsia"/>
-              </w:rPr>
             </w:pPr>
             <w:r>
               <w:rPr>
@@ -9591,9 +9425,6 @@
     <w:p>
       <w:pPr>
         <w:pStyle w:val="afe"/>
-        <w:rPr>
-          <w:rFonts w:hint="eastAsia"/>
-        </w:rPr>
       </w:pPr>
       <w:r>
         <w:rPr>
@@ -9617,7 +9448,6 @@
     <w:tbl>
       <w:tblPr>
         <w:tblW w:w="443.50pt" w:type="dxa"/>
-        <w:tblInd w:w="0pt" w:type="dxa"/>
         <w:tblBorders>
           <w:top w:val="single" w:sz="4" w:space="0" w:color="auto"/>
           <w:start w:val="single" w:sz="4" w:space="0" w:color="auto"/>
@@ -9648,9 +9478,6 @@
             <w:pPr>
               <w:pStyle w:val="afe"/>
               <w:spacing w:line="12pt" w:lineRule="auto"/>
-              <w:rPr>
-                <w:rFonts w:hint="eastAsia"/>
-              </w:rPr>
             </w:pPr>
             <w:r>
               <w:rPr>
@@ -9668,9 +9495,6 @@
             <w:pPr>
               <w:pStyle w:val="afe"/>
               <w:spacing w:line="12pt" w:lineRule="auto"/>
-              <w:rPr>
-                <w:rFonts w:hint="eastAsia"/>
-              </w:rPr>
             </w:pPr>
             <w:r>
               <w:rPr>
@@ -9688,9 +9512,6 @@
             <w:pPr>
               <w:pStyle w:val="afe"/>
               <w:spacing w:line="12pt" w:lineRule="auto"/>
-              <w:rPr>
-                <w:rFonts w:hint="eastAsia"/>
-              </w:rPr>
             </w:pPr>
             <w:r>
               <w:rPr>
@@ -9708,9 +9529,6 @@
             <w:pPr>
               <w:pStyle w:val="afe"/>
               <w:spacing w:line="12pt" w:lineRule="auto"/>
-              <w:rPr>
-                <w:rFonts w:hint="eastAsia"/>
-              </w:rPr>
             </w:pPr>
             <w:r>
               <w:rPr>
@@ -9728,9 +9546,6 @@
             <w:pPr>
               <w:pStyle w:val="afe"/>
               <w:spacing w:line="12pt" w:lineRule="auto"/>
-              <w:rPr>
-                <w:rFonts w:hint="eastAsia"/>
-              </w:rPr>
             </w:pPr>
             <w:r>
               <w:rPr>
@@ -9753,9 +9568,6 @@
             <w:pPr>
               <w:pStyle w:val="afe"/>
               <w:spacing w:line="12pt" w:lineRule="auto"/>
-              <w:rPr>
-                <w:rFonts w:hint="eastAsia"/>
-              </w:rPr>
             </w:pPr>
             <w:r>
               <w:rPr>
@@ -9824,9 +9636,6 @@
             <w:pPr>
               <w:pStyle w:val="afe"/>
               <w:spacing w:line="12pt" w:lineRule="auto"/>
-              <w:rPr>
-                <w:rFonts w:hint="eastAsia"/>
-              </w:rPr>
             </w:pPr>
             <w:r>
               <w:rPr>
@@ -9849,9 +9658,6 @@
             <w:pPr>
               <w:pStyle w:val="afe"/>
               <w:spacing w:line="12pt" w:lineRule="auto"/>
-              <w:rPr>
-                <w:rFonts w:hint="eastAsia"/>
-              </w:rPr>
             </w:pPr>
             <w:r>
               <w:rPr>
@@ -9870,12 +9676,14 @@
               <w:pStyle w:val="afe"/>
               <w:spacing w:line="12pt" w:lineRule="auto"/>
             </w:pPr>
+            <w:proofErr w:type="spellStart"/>
             <w:r>
               <w:rPr>
                 <w:rFonts w:hint="eastAsia"/>
               </w:rPr>
               <w:t>dic_code</w:t>
             </w:r>
+            <w:proofErr w:type="spellEnd"/>
           </w:p>
         </w:tc>
         <w:tc>
@@ -9920,9 +9728,6 @@
             <w:pPr>
               <w:pStyle w:val="afe"/>
               <w:spacing w:line="12pt" w:lineRule="auto"/>
-              <w:rPr>
-                <w:rFonts w:hint="eastAsia"/>
-              </w:rPr>
             </w:pPr>
             <w:r>
               <w:rPr>
@@ -9945,9 +9750,6 @@
             <w:pPr>
               <w:pStyle w:val="afe"/>
               <w:spacing w:line="12pt" w:lineRule="auto"/>
-              <w:rPr>
-                <w:rFonts w:hint="eastAsia"/>
-              </w:rPr>
             </w:pPr>
             <w:r>
               <w:rPr>
@@ -9966,12 +9768,14 @@
               <w:pStyle w:val="afe"/>
               <w:spacing w:line="12pt" w:lineRule="auto"/>
             </w:pPr>
+            <w:proofErr w:type="spellStart"/>
             <w:r>
               <w:rPr>
                 <w:rFonts w:hint="eastAsia"/>
               </w:rPr>
               <w:t>dic_name</w:t>
             </w:r>
+            <w:proofErr w:type="spellEnd"/>
           </w:p>
         </w:tc>
         <w:tc>
@@ -10016,9 +9820,6 @@
             <w:pPr>
               <w:pStyle w:val="afe"/>
               <w:spacing w:line="12pt" w:lineRule="auto"/>
-              <w:rPr>
-                <w:rFonts w:hint="eastAsia"/>
-              </w:rPr>
             </w:pPr>
             <w:r>
               <w:rPr>
@@ -10041,9 +9842,6 @@
             <w:pPr>
               <w:pStyle w:val="afe"/>
               <w:spacing w:line="12pt" w:lineRule="auto"/>
-              <w:rPr>
-                <w:rFonts w:hint="eastAsia"/>
-              </w:rPr>
             </w:pPr>
             <w:r>
               <w:rPr>
@@ -10062,12 +9860,14 @@
               <w:pStyle w:val="afe"/>
               <w:spacing w:line="12pt" w:lineRule="auto"/>
             </w:pPr>
+            <w:proofErr w:type="spellStart"/>
             <w:r>
               <w:rPr>
                 <w:rFonts w:hint="eastAsia"/>
               </w:rPr>
               <w:t>code_index</w:t>
             </w:r>
+            <w:proofErr w:type="spellEnd"/>
           </w:p>
         </w:tc>
         <w:tc>
@@ -10112,9 +9912,6 @@
             <w:pPr>
               <w:pStyle w:val="afe"/>
               <w:spacing w:line="12pt" w:lineRule="auto"/>
-              <w:rPr>
-                <w:rFonts w:hint="eastAsia"/>
-              </w:rPr>
             </w:pPr>
             <w:r>
               <w:rPr>
@@ -10137,9 +9934,6 @@
             <w:pPr>
               <w:pStyle w:val="afe"/>
               <w:spacing w:line="12pt" w:lineRule="auto"/>
-              <w:rPr>
-                <w:rFonts w:hint="eastAsia"/>
-              </w:rPr>
             </w:pPr>
             <w:r>
               <w:rPr>
@@ -10158,12 +9952,14 @@
               <w:pStyle w:val="afe"/>
               <w:spacing w:line="12pt" w:lineRule="auto"/>
             </w:pPr>
+            <w:proofErr w:type="spellStart"/>
             <w:r>
               <w:rPr>
                 <w:rFonts w:hint="eastAsia"/>
               </w:rPr>
               <w:t>index_name</w:t>
             </w:r>
+            <w:proofErr w:type="spellEnd"/>
           </w:p>
         </w:tc>
         <w:tc>
@@ -10208,9 +10004,6 @@
             <w:pPr>
               <w:pStyle w:val="afe"/>
               <w:spacing w:line="12pt" w:lineRule="auto"/>
-              <w:rPr>
-                <w:rFonts w:hint="eastAsia"/>
-              </w:rPr>
             </w:pPr>
             <w:r>
               <w:rPr>
@@ -10233,9 +10026,6 @@
             <w:pPr>
               <w:pStyle w:val="afe"/>
               <w:spacing w:line="12pt" w:lineRule="auto"/>
-              <w:rPr>
-                <w:rFonts w:hint="eastAsia"/>
-              </w:rPr>
             </w:pPr>
             <w:r>
               <w:rPr>
@@ -10254,12 +10044,14 @@
               <w:pStyle w:val="afe"/>
               <w:spacing w:line="12pt" w:lineRule="auto"/>
             </w:pPr>
+            <w:proofErr w:type="spellStart"/>
             <w:r>
               <w:rPr>
                 <w:rFonts w:hint="eastAsia"/>
               </w:rPr>
               <w:t>super_id</w:t>
             </w:r>
+            <w:proofErr w:type="spellEnd"/>
           </w:p>
         </w:tc>
         <w:tc>
@@ -10310,9 +10102,6 @@
             <w:pPr>
               <w:pStyle w:val="afe"/>
               <w:spacing w:line="12pt" w:lineRule="auto"/>
-              <w:rPr>
-                <w:rFonts w:hint="eastAsia"/>
-              </w:rPr>
             </w:pPr>
             <w:r>
               <w:rPr>
@@ -10335,9 +10124,6 @@
             <w:pPr>
               <w:pStyle w:val="afe"/>
               <w:spacing w:line="12pt" w:lineRule="auto"/>
-              <w:rPr>
-                <w:rFonts w:hint="eastAsia"/>
-              </w:rPr>
             </w:pPr>
             <w:r>
               <w:rPr>
@@ -10356,12 +10142,14 @@
               <w:pStyle w:val="afe"/>
               <w:spacing w:line="12pt" w:lineRule="auto"/>
             </w:pPr>
+            <w:proofErr w:type="spellStart"/>
             <w:r>
               <w:rPr>
                 <w:rFonts w:hint="eastAsia"/>
               </w:rPr>
               <w:t>beizhu</w:t>
             </w:r>
+            <w:proofErr w:type="spellEnd"/>
           </w:p>
         </w:tc>
         <w:tc>
@@ -10406,9 +10194,6 @@
             <w:pPr>
               <w:pStyle w:val="afe"/>
               <w:spacing w:line="12pt" w:lineRule="auto"/>
-              <w:rPr>
-                <w:rFonts w:hint="eastAsia"/>
-              </w:rPr>
             </w:pPr>
             <w:r>
               <w:rPr>
@@ -10431,9 +10216,6 @@
             <w:pPr>
               <w:pStyle w:val="afe"/>
               <w:spacing w:line="12pt" w:lineRule="auto"/>
-              <w:rPr>
-                <w:rFonts w:hint="eastAsia"/>
-              </w:rPr>
             </w:pPr>
             <w:r>
               <w:rPr>
@@ -10452,12 +10234,14 @@
               <w:pStyle w:val="afe"/>
               <w:spacing w:line="12pt" w:lineRule="auto"/>
             </w:pPr>
+            <w:proofErr w:type="spellStart"/>
             <w:r>
               <w:rPr>
                 <w:rFonts w:hint="eastAsia"/>
               </w:rPr>
               <w:t>create_time</w:t>
             </w:r>
+            <w:proofErr w:type="spellEnd"/>
           </w:p>
         </w:tc>
         <w:tc>
@@ -10502,9 +10286,6 @@
             <w:pPr>
               <w:pStyle w:val="afe"/>
               <w:spacing w:line="12pt" w:lineRule="auto"/>
-              <w:rPr>
-                <w:rFonts w:hint="eastAsia"/>
-              </w:rPr>
             </w:pPr>
             <w:r>
               <w:rPr>
@@ -10519,9 +10300,6 @@
     <w:p>
       <w:pPr>
         <w:pStyle w:val="afe"/>
-        <w:rPr>
-          <w:rFonts w:hint="eastAsia"/>
-        </w:rPr>
       </w:pPr>
       <w:r>
         <w:rPr>
@@ -10545,7 +10323,6 @@
     <w:tbl>
       <w:tblPr>
         <w:tblW w:w="443.50pt" w:type="dxa"/>
-        <w:tblInd w:w="0pt" w:type="dxa"/>
         <w:tblBorders>
           <w:top w:val="single" w:sz="4" w:space="0" w:color="auto"/>
           <w:start w:val="single" w:sz="4" w:space="0" w:color="auto"/>
@@ -10576,9 +10353,6 @@
             <w:pPr>
               <w:pStyle w:val="afe"/>
               <w:spacing w:line="12pt" w:lineRule="auto"/>
-              <w:rPr>
-                <w:rFonts w:hint="eastAsia"/>
-              </w:rPr>
             </w:pPr>
             <w:r>
               <w:rPr>
@@ -10596,9 +10370,6 @@
             <w:pPr>
               <w:pStyle w:val="afe"/>
               <w:spacing w:line="12pt" w:lineRule="auto"/>
-              <w:rPr>
-                <w:rFonts w:hint="eastAsia"/>
-              </w:rPr>
             </w:pPr>
             <w:r>
               <w:rPr>
@@ -10616,9 +10387,6 @@
             <w:pPr>
               <w:pStyle w:val="afe"/>
               <w:spacing w:line="12pt" w:lineRule="auto"/>
-              <w:rPr>
-                <w:rFonts w:hint="eastAsia"/>
-              </w:rPr>
             </w:pPr>
             <w:r>
               <w:rPr>
@@ -10636,9 +10404,6 @@
             <w:pPr>
               <w:pStyle w:val="afe"/>
               <w:spacing w:line="12pt" w:lineRule="auto"/>
-              <w:rPr>
-                <w:rFonts w:hint="eastAsia"/>
-              </w:rPr>
             </w:pPr>
             <w:r>
               <w:rPr>
@@ -10656,9 +10421,6 @@
             <w:pPr>
               <w:pStyle w:val="afe"/>
               <w:spacing w:line="12pt" w:lineRule="auto"/>
-              <w:rPr>
-                <w:rFonts w:hint="eastAsia"/>
-              </w:rPr>
             </w:pPr>
             <w:r>
               <w:rPr>
@@ -10681,9 +10443,6 @@
             <w:pPr>
               <w:pStyle w:val="afe"/>
               <w:spacing w:line="12pt" w:lineRule="auto"/>
-              <w:rPr>
-                <w:rFonts w:hint="eastAsia"/>
-              </w:rPr>
             </w:pPr>
             <w:r>
               <w:rPr>
@@ -10752,9 +10511,6 @@
             <w:pPr>
               <w:pStyle w:val="afe"/>
               <w:spacing w:line="12pt" w:lineRule="auto"/>
-              <w:rPr>
-                <w:rFonts w:hint="eastAsia"/>
-              </w:rPr>
             </w:pPr>
             <w:r>
               <w:rPr>
@@ -10777,9 +10533,6 @@
             <w:pPr>
               <w:pStyle w:val="afe"/>
               <w:spacing w:line="12pt" w:lineRule="auto"/>
-              <w:rPr>
-                <w:rFonts w:hint="eastAsia"/>
-              </w:rPr>
             </w:pPr>
             <w:r>
               <w:rPr>
@@ -10798,12 +10551,14 @@
               <w:pStyle w:val="afe"/>
               <w:spacing w:line="12pt" w:lineRule="auto"/>
             </w:pPr>
+            <w:proofErr w:type="spellStart"/>
             <w:r>
               <w:rPr>
                 <w:rFonts w:hint="eastAsia"/>
               </w:rPr>
               <w:t>gonggao_name</w:t>
             </w:r>
+            <w:proofErr w:type="spellEnd"/>
           </w:p>
         </w:tc>
         <w:tc>
@@ -10848,9 +10603,6 @@
             <w:pPr>
               <w:pStyle w:val="afe"/>
               <w:spacing w:line="12pt" w:lineRule="auto"/>
-              <w:rPr>
-                <w:rFonts w:hint="eastAsia"/>
-              </w:rPr>
             </w:pPr>
             <w:r>
               <w:rPr>
@@ -10873,9 +10625,6 @@
             <w:pPr>
               <w:pStyle w:val="afe"/>
               <w:spacing w:line="12pt" w:lineRule="auto"/>
-              <w:rPr>
-                <w:rFonts w:hint="eastAsia"/>
-              </w:rPr>
             </w:pPr>
             <w:r>
               <w:rPr>
@@ -10894,12 +10643,14 @@
               <w:pStyle w:val="afe"/>
               <w:spacing w:line="12pt" w:lineRule="auto"/>
             </w:pPr>
+            <w:proofErr w:type="spellStart"/>
             <w:r>
               <w:rPr>
                 <w:rFonts w:hint="eastAsia"/>
               </w:rPr>
               <w:t>gonggao_photo</w:t>
             </w:r>
+            <w:proofErr w:type="spellEnd"/>
           </w:p>
         </w:tc>
         <w:tc>
@@ -10944,9 +10695,6 @@
             <w:pPr>
               <w:pStyle w:val="afe"/>
               <w:spacing w:line="12pt" w:lineRule="auto"/>
-              <w:rPr>
-                <w:rFonts w:hint="eastAsia"/>
-              </w:rPr>
             </w:pPr>
             <w:r>
               <w:rPr>
@@ -10969,9 +10717,6 @@
             <w:pPr>
               <w:pStyle w:val="afe"/>
               <w:spacing w:line="12pt" w:lineRule="auto"/>
-              <w:rPr>
-                <w:rFonts w:hint="eastAsia"/>
-              </w:rPr>
             </w:pPr>
             <w:r>
               <w:rPr>
@@ -10990,12 +10735,14 @@
               <w:pStyle w:val="afe"/>
               <w:spacing w:line="12pt" w:lineRule="auto"/>
             </w:pPr>
+            <w:proofErr w:type="spellStart"/>
             <w:r>
               <w:rPr>
                 <w:rFonts w:hint="eastAsia"/>
               </w:rPr>
               <w:t>gonggao_types</w:t>
             </w:r>
+            <w:proofErr w:type="spellEnd"/>
           </w:p>
         </w:tc>
         <w:tc>
@@ -11040,9 +10787,6 @@
             <w:pPr>
               <w:pStyle w:val="afe"/>
               <w:spacing w:line="12pt" w:lineRule="auto"/>
-              <w:rPr>
-                <w:rFonts w:hint="eastAsia"/>
-              </w:rPr>
             </w:pPr>
             <w:r>
               <w:rPr>
@@ -11065,9 +10809,6 @@
             <w:pPr>
               <w:pStyle w:val="afe"/>
               <w:spacing w:line="12pt" w:lineRule="auto"/>
-              <w:rPr>
-                <w:rFonts w:hint="eastAsia"/>
-              </w:rPr>
             </w:pPr>
             <w:r>
               <w:rPr>
@@ -11086,12 +10827,14 @@
               <w:pStyle w:val="afe"/>
               <w:spacing w:line="12pt" w:lineRule="auto"/>
             </w:pPr>
+            <w:proofErr w:type="spellStart"/>
             <w:r>
               <w:rPr>
                 <w:rFonts w:hint="eastAsia"/>
               </w:rPr>
               <w:t>insert_time</w:t>
             </w:r>
+            <w:proofErr w:type="spellEnd"/>
           </w:p>
         </w:tc>
         <w:tc>
@@ -11136,9 +10879,6 @@
             <w:pPr>
               <w:pStyle w:val="afe"/>
               <w:spacing w:line="12pt" w:lineRule="auto"/>
-              <w:rPr>
-                <w:rFonts w:hint="eastAsia"/>
-              </w:rPr>
             </w:pPr>
             <w:r>
               <w:rPr>
@@ -11161,9 +10901,6 @@
             <w:pPr>
               <w:pStyle w:val="afe"/>
               <w:spacing w:line="12pt" w:lineRule="auto"/>
-              <w:rPr>
-                <w:rFonts w:hint="eastAsia"/>
-              </w:rPr>
             </w:pPr>
             <w:r>
               <w:rPr>
@@ -11182,12 +10919,14 @@
               <w:pStyle w:val="afe"/>
               <w:spacing w:line="12pt" w:lineRule="auto"/>
             </w:pPr>
+            <w:proofErr w:type="spellStart"/>
             <w:r>
               <w:rPr>
                 <w:rFonts w:hint="eastAsia"/>
               </w:rPr>
               <w:t>gonggao_content</w:t>
             </w:r>
+            <w:proofErr w:type="spellEnd"/>
           </w:p>
         </w:tc>
         <w:tc>
@@ -11232,9 +10971,6 @@
             <w:pPr>
               <w:pStyle w:val="afe"/>
               <w:spacing w:line="12pt" w:lineRule="auto"/>
-              <w:rPr>
-                <w:rFonts w:hint="eastAsia"/>
-              </w:rPr>
             </w:pPr>
             <w:r>
               <w:rPr>
@@ -11257,9 +10993,6 @@
             <w:pPr>
               <w:pStyle w:val="afe"/>
               <w:spacing w:line="12pt" w:lineRule="auto"/>
-              <w:rPr>
-                <w:rFonts w:hint="eastAsia"/>
-              </w:rPr>
             </w:pPr>
             <w:r>
               <w:rPr>
@@ -11278,12 +11011,14 @@
               <w:pStyle w:val="afe"/>
               <w:spacing w:line="12pt" w:lineRule="auto"/>
             </w:pPr>
+            <w:proofErr w:type="spellStart"/>
             <w:r>
               <w:rPr>
                 <w:rFonts w:hint="eastAsia"/>
               </w:rPr>
               <w:t>create_time</w:t>
             </w:r>
+            <w:proofErr w:type="spellEnd"/>
           </w:p>
         </w:tc>
         <w:tc>
@@ -11328,9 +11063,6 @@
             <w:pPr>
               <w:pStyle w:val="afe"/>
               <w:spacing w:line="12pt" w:lineRule="auto"/>
-              <w:rPr>
-                <w:rFonts w:hint="eastAsia"/>
-              </w:rPr>
             </w:pPr>
             <w:r>
               <w:rPr>
@@ -11345,9 +11077,6 @@
     <w:p>
       <w:pPr>
         <w:pStyle w:val="afe"/>
-        <w:rPr>
-          <w:rFonts w:hint="eastAsia"/>
-        </w:rPr>
       </w:pPr>
       <w:r>
         <w:rPr>
@@ -11371,7 +11100,6 @@
     <w:tbl>
       <w:tblPr>
         <w:tblW w:w="443.50pt" w:type="dxa"/>
-        <w:tblInd w:w="0pt" w:type="dxa"/>
         <w:tblBorders>
           <w:top w:val="single" w:sz="4" w:space="0" w:color="auto"/>
           <w:start w:val="single" w:sz="4" w:space="0" w:color="auto"/>
@@ -11402,9 +11130,6 @@
             <w:pPr>
               <w:pStyle w:val="afe"/>
               <w:spacing w:line="12pt" w:lineRule="auto"/>
-              <w:rPr>
-                <w:rFonts w:hint="eastAsia"/>
-              </w:rPr>
             </w:pPr>
             <w:r>
               <w:rPr>
@@ -11422,9 +11147,6 @@
             <w:pPr>
               <w:pStyle w:val="afe"/>
               <w:spacing w:line="12pt" w:lineRule="auto"/>
-              <w:rPr>
-                <w:rFonts w:hint="eastAsia"/>
-              </w:rPr>
             </w:pPr>
             <w:r>
               <w:rPr>
@@ -11442,9 +11164,6 @@
             <w:pPr>
               <w:pStyle w:val="afe"/>
               <w:spacing w:line="12pt" w:lineRule="auto"/>
-              <w:rPr>
-                <w:rFonts w:hint="eastAsia"/>
-              </w:rPr>
             </w:pPr>
             <w:r>
               <w:rPr>
@@ -11462,9 +11181,6 @@
             <w:pPr>
               <w:pStyle w:val="afe"/>
               <w:spacing w:line="12pt" w:lineRule="auto"/>
-              <w:rPr>
-                <w:rFonts w:hint="eastAsia"/>
-              </w:rPr>
             </w:pPr>
             <w:r>
               <w:rPr>
@@ -11482,9 +11198,6 @@
             <w:pPr>
               <w:pStyle w:val="afe"/>
               <w:spacing w:line="12pt" w:lineRule="auto"/>
-              <w:rPr>
-                <w:rFonts w:hint="eastAsia"/>
-              </w:rPr>
             </w:pPr>
             <w:r>
               <w:rPr>
@@ -11507,9 +11220,6 @@
             <w:pPr>
               <w:pStyle w:val="afe"/>
               <w:spacing w:line="12pt" w:lineRule="auto"/>
-              <w:rPr>
-                <w:rFonts w:hint="eastAsia"/>
-              </w:rPr>
             </w:pPr>
             <w:r>
               <w:rPr>
@@ -11578,9 +11288,6 @@
             <w:pPr>
               <w:pStyle w:val="afe"/>
               <w:spacing w:line="12pt" w:lineRule="auto"/>
-              <w:rPr>
-                <w:rFonts w:hint="eastAsia"/>
-              </w:rPr>
             </w:pPr>
             <w:r>
               <w:rPr>
@@ -11603,9 +11310,6 @@
             <w:pPr>
               <w:pStyle w:val="afe"/>
               <w:spacing w:line="12pt" w:lineRule="auto"/>
-              <w:rPr>
-                <w:rFonts w:hint="eastAsia"/>
-              </w:rPr>
             </w:pPr>
             <w:r>
               <w:rPr>
@@ -11624,12 +11328,14 @@
               <w:pStyle w:val="afe"/>
               <w:spacing w:line="12pt" w:lineRule="auto"/>
             </w:pPr>
+            <w:proofErr w:type="spellStart"/>
             <w:r>
               <w:rPr>
                 <w:rFonts w:hint="eastAsia"/>
               </w:rPr>
               <w:t>shangjia_name</w:t>
             </w:r>
+            <w:proofErr w:type="spellEnd"/>
           </w:p>
         </w:tc>
         <w:tc>
@@ -11674,9 +11380,6 @@
             <w:pPr>
               <w:pStyle w:val="afe"/>
               <w:spacing w:line="12pt" w:lineRule="auto"/>
-              <w:rPr>
-                <w:rFonts w:hint="eastAsia"/>
-              </w:rPr>
             </w:pPr>
             <w:r>
               <w:rPr>
@@ -11699,9 +11402,6 @@
             <w:pPr>
               <w:pStyle w:val="afe"/>
               <w:spacing w:line="12pt" w:lineRule="auto"/>
-              <w:rPr>
-                <w:rFonts w:hint="eastAsia"/>
-              </w:rPr>
             </w:pPr>
             <w:r>
               <w:rPr>
@@ -11720,12 +11420,14 @@
               <w:pStyle w:val="afe"/>
               <w:spacing w:line="12pt" w:lineRule="auto"/>
             </w:pPr>
+            <w:proofErr w:type="spellStart"/>
             <w:r>
               <w:rPr>
                 <w:rFonts w:hint="eastAsia"/>
               </w:rPr>
               <w:t>shangjia_phone</w:t>
             </w:r>
+            <w:proofErr w:type="spellEnd"/>
           </w:p>
         </w:tc>
         <w:tc>
@@ -11770,9 +11472,6 @@
             <w:pPr>
               <w:pStyle w:val="afe"/>
               <w:spacing w:line="12pt" w:lineRule="auto"/>
-              <w:rPr>
-                <w:rFonts w:hint="eastAsia"/>
-              </w:rPr>
             </w:pPr>
             <w:r>
               <w:rPr>
@@ -11795,9 +11494,6 @@
             <w:pPr>
               <w:pStyle w:val="afe"/>
               <w:spacing w:line="12pt" w:lineRule="auto"/>
-              <w:rPr>
-                <w:rFonts w:hint="eastAsia"/>
-              </w:rPr>
             </w:pPr>
             <w:r>
               <w:rPr>
@@ -11816,12 +11512,14 @@
               <w:pStyle w:val="afe"/>
               <w:spacing w:line="12pt" w:lineRule="auto"/>
             </w:pPr>
+            <w:proofErr w:type="spellStart"/>
             <w:r>
               <w:rPr>
                 <w:rFonts w:hint="eastAsia"/>
               </w:rPr>
               <w:t>shangjia_email</w:t>
             </w:r>
+            <w:proofErr w:type="spellEnd"/>
           </w:p>
         </w:tc>
         <w:tc>
@@ -11866,9 +11564,6 @@
             <w:pPr>
               <w:pStyle w:val="afe"/>
               <w:spacing w:line="12pt" w:lineRule="auto"/>
-              <w:rPr>
-                <w:rFonts w:hint="eastAsia"/>
-              </w:rPr>
             </w:pPr>
             <w:r>
               <w:rPr>
@@ -11891,15 +11586,11 @@
             <w:pPr>
               <w:pStyle w:val="afe"/>
               <w:spacing w:line="12pt" w:lineRule="auto"/>
-              <w:rPr>
-                <w:rFonts w:hint="eastAsia"/>
-              </w:rPr>
-            </w:pPr>
-            <w:r>
-              <w:rPr>
-                <w:rFonts w:hint="eastAsia"/>
-              </w:rPr>
-              <w:lastRenderedPageBreak/>
+            </w:pPr>
+            <w:r>
+              <w:rPr>
+                <w:rFonts w:hint="eastAsia"/>
+              </w:rPr>
               <w:t>5</w:t>
             </w:r>
           </w:p>
@@ -11913,12 +11604,14 @@
               <w:pStyle w:val="afe"/>
               <w:spacing w:line="12pt" w:lineRule="auto"/>
             </w:pPr>
+            <w:proofErr w:type="spellStart"/>
             <w:r>
               <w:rPr>
                 <w:rFonts w:hint="eastAsia"/>
               </w:rPr>
               <w:t>shangjia_photo</w:t>
             </w:r>
+            <w:proofErr w:type="spellEnd"/>
           </w:p>
         </w:tc>
         <w:tc>
@@ -11963,9 +11656,6 @@
             <w:pPr>
               <w:pStyle w:val="afe"/>
               <w:spacing w:line="12pt" w:lineRule="auto"/>
-              <w:rPr>
-                <w:rFonts w:hint="eastAsia"/>
-              </w:rPr>
             </w:pPr>
             <w:r>
               <w:rPr>
@@ -11988,9 +11678,6 @@
             <w:pPr>
               <w:pStyle w:val="afe"/>
               <w:spacing w:line="12pt" w:lineRule="auto"/>
-              <w:rPr>
-                <w:rFonts w:hint="eastAsia"/>
-              </w:rPr>
             </w:pPr>
             <w:r>
               <w:rPr>
@@ -12009,12 +11696,14 @@
               <w:pStyle w:val="afe"/>
               <w:spacing w:line="12pt" w:lineRule="auto"/>
             </w:pPr>
+            <w:proofErr w:type="spellStart"/>
             <w:r>
               <w:rPr>
                 <w:rFonts w:hint="eastAsia"/>
               </w:rPr>
               <w:t>shangjia_xingji_types</w:t>
             </w:r>
+            <w:proofErr w:type="spellEnd"/>
           </w:p>
         </w:tc>
         <w:tc>
@@ -12059,9 +11748,6 @@
             <w:pPr>
               <w:pStyle w:val="afe"/>
               <w:spacing w:line="12pt" w:lineRule="auto"/>
-              <w:rPr>
-                <w:rFonts w:hint="eastAsia"/>
-              </w:rPr>
             </w:pPr>
             <w:r>
               <w:rPr>
@@ -12084,9 +11770,6 @@
             <w:pPr>
               <w:pStyle w:val="afe"/>
               <w:spacing w:line="12pt" w:lineRule="auto"/>
-              <w:rPr>
-                <w:rFonts w:hint="eastAsia"/>
-              </w:rPr>
             </w:pPr>
             <w:r>
               <w:rPr>
@@ -12105,12 +11788,14 @@
               <w:pStyle w:val="afe"/>
               <w:spacing w:line="12pt" w:lineRule="auto"/>
             </w:pPr>
+            <w:proofErr w:type="spellStart"/>
             <w:r>
               <w:rPr>
                 <w:rFonts w:hint="eastAsia"/>
               </w:rPr>
               <w:t>new_money</w:t>
             </w:r>
+            <w:proofErr w:type="spellEnd"/>
           </w:p>
         </w:tc>
         <w:tc>
@@ -12122,12 +11807,14 @@
               <w:pStyle w:val="afe"/>
               <w:spacing w:line="12pt" w:lineRule="auto"/>
             </w:pPr>
+            <w:proofErr w:type="spellStart"/>
             <w:r>
               <w:rPr>
                 <w:rFonts w:hint="eastAsia"/>
               </w:rPr>
               <w:t>BigDecimal</w:t>
             </w:r>
+            <w:proofErr w:type="spellEnd"/>
           </w:p>
         </w:tc>
         <w:tc>
@@ -12155,9 +11842,6 @@
             <w:pPr>
               <w:pStyle w:val="afe"/>
               <w:spacing w:line="12pt" w:lineRule="auto"/>
-              <w:rPr>
-                <w:rFonts w:hint="eastAsia"/>
-              </w:rPr>
             </w:pPr>
             <w:r>
               <w:rPr>
@@ -12180,14 +11864,12 @@
             <w:pPr>
               <w:pStyle w:val="afe"/>
               <w:spacing w:line="12pt" w:lineRule="auto"/>
-              <w:rPr>
-                <w:rFonts w:hint="eastAsia"/>
-              </w:rPr>
-            </w:pPr>
-            <w:r>
-              <w:rPr>
-                <w:rFonts w:hint="eastAsia"/>
-              </w:rPr>
+            </w:pPr>
+            <w:r>
+              <w:rPr>
+                <w:rFonts w:hint="eastAsia"/>
+              </w:rPr>
+              <w:lastRenderedPageBreak/>
               <w:t>8</w:t>
             </w:r>
           </w:p>
@@ -12201,12 +11883,14 @@
               <w:pStyle w:val="afe"/>
               <w:spacing w:line="12pt" w:lineRule="auto"/>
             </w:pPr>
+            <w:proofErr w:type="spellStart"/>
             <w:r>
               <w:rPr>
                 <w:rFonts w:hint="eastAsia"/>
               </w:rPr>
               <w:t>shangjia_content</w:t>
             </w:r>
+            <w:proofErr w:type="spellEnd"/>
           </w:p>
         </w:tc>
         <w:tc>
@@ -12251,9 +11935,6 @@
             <w:pPr>
               <w:pStyle w:val="afe"/>
               <w:spacing w:line="12pt" w:lineRule="auto"/>
-              <w:rPr>
-                <w:rFonts w:hint="eastAsia"/>
-              </w:rPr>
             </w:pPr>
             <w:r>
               <w:rPr>
@@ -12276,9 +11957,6 @@
             <w:pPr>
               <w:pStyle w:val="afe"/>
               <w:spacing w:line="12pt" w:lineRule="auto"/>
-              <w:rPr>
-                <w:rFonts w:hint="eastAsia"/>
-              </w:rPr>
             </w:pPr>
             <w:r>
               <w:rPr>
@@ -12297,12 +11975,14 @@
               <w:pStyle w:val="afe"/>
               <w:spacing w:line="12pt" w:lineRule="auto"/>
             </w:pPr>
+            <w:proofErr w:type="spellStart"/>
             <w:r>
               <w:rPr>
                 <w:rFonts w:hint="eastAsia"/>
               </w:rPr>
               <w:t>shangjia_delete</w:t>
             </w:r>
+            <w:proofErr w:type="spellEnd"/>
           </w:p>
         </w:tc>
         <w:tc>
@@ -12347,9 +12027,6 @@
             <w:pPr>
               <w:pStyle w:val="afe"/>
               <w:spacing w:line="12pt" w:lineRule="auto"/>
-              <w:rPr>
-                <w:rFonts w:hint="eastAsia"/>
-              </w:rPr>
             </w:pPr>
             <w:r>
               <w:rPr>
@@ -12372,9 +12049,6 @@
             <w:pPr>
               <w:pStyle w:val="afe"/>
               <w:spacing w:line="12pt" w:lineRule="auto"/>
-              <w:rPr>
-                <w:rFonts w:hint="eastAsia"/>
-              </w:rPr>
             </w:pPr>
             <w:r>
               <w:rPr>
@@ -12393,12 +12067,14 @@
               <w:pStyle w:val="afe"/>
               <w:spacing w:line="12pt" w:lineRule="auto"/>
             </w:pPr>
+            <w:proofErr w:type="spellStart"/>
             <w:r>
               <w:rPr>
                 <w:rFonts w:hint="eastAsia"/>
               </w:rPr>
               <w:t>create_time</w:t>
             </w:r>
+            <w:proofErr w:type="spellEnd"/>
           </w:p>
         </w:tc>
         <w:tc>
@@ -12443,9 +12119,6 @@
             <w:pPr>
               <w:pStyle w:val="afe"/>
               <w:spacing w:line="12pt" w:lineRule="auto"/>
-              <w:rPr>
-                <w:rFonts w:hint="eastAsia"/>
-              </w:rPr>
             </w:pPr>
             <w:r>
               <w:rPr>
@@ -12460,9 +12133,6 @@
     <w:p>
       <w:pPr>
         <w:pStyle w:val="afe"/>
-        <w:rPr>
-          <w:rFonts w:hint="eastAsia"/>
-        </w:rPr>
       </w:pPr>
       <w:r>
         <w:rPr>
@@ -12486,7 +12156,6 @@
     <w:tbl>
       <w:tblPr>
         <w:tblW w:w="443.50pt" w:type="dxa"/>
-        <w:tblInd w:w="0pt" w:type="dxa"/>
         <w:tblBorders>
           <w:top w:val="single" w:sz="4" w:space="0" w:color="auto"/>
           <w:start w:val="single" w:sz="4" w:space="0" w:color="auto"/>
@@ -12517,9 +12186,6 @@
             <w:pPr>
               <w:pStyle w:val="afe"/>
               <w:spacing w:line="12pt" w:lineRule="auto"/>
-              <w:rPr>
-                <w:rFonts w:hint="eastAsia"/>
-              </w:rPr>
             </w:pPr>
             <w:r>
               <w:rPr>
@@ -12537,9 +12203,6 @@
             <w:pPr>
               <w:pStyle w:val="afe"/>
               <w:spacing w:line="12pt" w:lineRule="auto"/>
-              <w:rPr>
-                <w:rFonts w:hint="eastAsia"/>
-              </w:rPr>
             </w:pPr>
             <w:r>
               <w:rPr>
@@ -12557,9 +12220,6 @@
             <w:pPr>
               <w:pStyle w:val="afe"/>
               <w:spacing w:line="12pt" w:lineRule="auto"/>
-              <w:rPr>
-                <w:rFonts w:hint="eastAsia"/>
-              </w:rPr>
             </w:pPr>
             <w:r>
               <w:rPr>
@@ -12577,9 +12237,6 @@
             <w:pPr>
               <w:pStyle w:val="afe"/>
               <w:spacing w:line="12pt" w:lineRule="auto"/>
-              <w:rPr>
-                <w:rFonts w:hint="eastAsia"/>
-              </w:rPr>
             </w:pPr>
             <w:r>
               <w:rPr>
@@ -12597,9 +12254,6 @@
             <w:pPr>
               <w:pStyle w:val="afe"/>
               <w:spacing w:line="12pt" w:lineRule="auto"/>
-              <w:rPr>
-                <w:rFonts w:hint="eastAsia"/>
-              </w:rPr>
             </w:pPr>
             <w:r>
               <w:rPr>
@@ -12622,9 +12276,6 @@
             <w:pPr>
               <w:pStyle w:val="afe"/>
               <w:spacing w:line="12pt" w:lineRule="auto"/>
-              <w:rPr>
-                <w:rFonts w:hint="eastAsia"/>
-              </w:rPr>
             </w:pPr>
             <w:r>
               <w:rPr>
@@ -12693,9 +12344,6 @@
             <w:pPr>
               <w:pStyle w:val="afe"/>
               <w:spacing w:line="12pt" w:lineRule="auto"/>
-              <w:rPr>
-                <w:rFonts w:hint="eastAsia"/>
-              </w:rPr>
             </w:pPr>
             <w:r>
               <w:rPr>
@@ -12718,9 +12366,6 @@
             <w:pPr>
               <w:pStyle w:val="afe"/>
               <w:spacing w:line="12pt" w:lineRule="auto"/>
-              <w:rPr>
-                <w:rFonts w:hint="eastAsia"/>
-              </w:rPr>
             </w:pPr>
             <w:r>
               <w:rPr>
@@ -12739,12 +12384,14 @@
               <w:pStyle w:val="afe"/>
               <w:spacing w:line="12pt" w:lineRule="auto"/>
             </w:pPr>
+            <w:proofErr w:type="spellStart"/>
             <w:r>
               <w:rPr>
                 <w:rFonts w:hint="eastAsia"/>
               </w:rPr>
               <w:t>shangjia_id</w:t>
             </w:r>
+            <w:proofErr w:type="spellEnd"/>
           </w:p>
         </w:tc>
         <w:tc>
@@ -12789,9 +12436,6 @@
             <w:pPr>
               <w:pStyle w:val="afe"/>
               <w:spacing w:line="12pt" w:lineRule="auto"/>
-              <w:rPr>
-                <w:rFonts w:hint="eastAsia"/>
-              </w:rPr>
             </w:pPr>
             <w:r>
               <w:rPr>
@@ -12814,9 +12458,6 @@
             <w:pPr>
               <w:pStyle w:val="afe"/>
               <w:spacing w:line="12pt" w:lineRule="auto"/>
-              <w:rPr>
-                <w:rFonts w:hint="eastAsia"/>
-              </w:rPr>
             </w:pPr>
             <w:r>
               <w:rPr>
@@ -12835,12 +12476,14 @@
               <w:pStyle w:val="afe"/>
               <w:spacing w:line="12pt" w:lineRule="auto"/>
             </w:pPr>
+            <w:proofErr w:type="spellStart"/>
             <w:r>
               <w:rPr>
                 <w:rFonts w:hint="eastAsia"/>
               </w:rPr>
               <w:t>shangpin_name</w:t>
             </w:r>
+            <w:proofErr w:type="spellEnd"/>
           </w:p>
         </w:tc>
         <w:tc>
@@ -12885,9 +12528,6 @@
             <w:pPr>
               <w:pStyle w:val="afe"/>
               <w:spacing w:line="12pt" w:lineRule="auto"/>
-              <w:rPr>
-                <w:rFonts w:hint="eastAsia"/>
-              </w:rPr>
             </w:pPr>
             <w:r>
               <w:rPr>
@@ -12910,9 +12550,6 @@
             <w:pPr>
               <w:pStyle w:val="afe"/>
               <w:spacing w:line="12pt" w:lineRule="auto"/>
-              <w:rPr>
-                <w:rFonts w:hint="eastAsia"/>
-              </w:rPr>
             </w:pPr>
             <w:r>
               <w:rPr>
@@ -12931,12 +12568,14 @@
               <w:pStyle w:val="afe"/>
               <w:spacing w:line="12pt" w:lineRule="auto"/>
             </w:pPr>
+            <w:proofErr w:type="spellStart"/>
             <w:r>
               <w:rPr>
                 <w:rFonts w:hint="eastAsia"/>
               </w:rPr>
               <w:t>shangpin_uuid_number</w:t>
             </w:r>
+            <w:proofErr w:type="spellEnd"/>
           </w:p>
         </w:tc>
         <w:tc>
@@ -12981,9 +12620,6 @@
             <w:pPr>
               <w:pStyle w:val="afe"/>
               <w:spacing w:line="12pt" w:lineRule="auto"/>
-              <w:rPr>
-                <w:rFonts w:hint="eastAsia"/>
-              </w:rPr>
             </w:pPr>
             <w:r>
               <w:rPr>
@@ -13006,9 +12642,6 @@
             <w:pPr>
               <w:pStyle w:val="afe"/>
               <w:spacing w:line="12pt" w:lineRule="auto"/>
-              <w:rPr>
-                <w:rFonts w:hint="eastAsia"/>
-              </w:rPr>
             </w:pPr>
             <w:r>
               <w:rPr>
@@ -13027,12 +12660,14 @@
               <w:pStyle w:val="afe"/>
               <w:spacing w:line="12pt" w:lineRule="auto"/>
             </w:pPr>
+            <w:proofErr w:type="spellStart"/>
             <w:r>
               <w:rPr>
                 <w:rFonts w:hint="eastAsia"/>
               </w:rPr>
               <w:t>shangpin_photo</w:t>
             </w:r>
+            <w:proofErr w:type="spellEnd"/>
           </w:p>
         </w:tc>
         <w:tc>
@@ -13077,9 +12712,6 @@
             <w:pPr>
               <w:pStyle w:val="afe"/>
               <w:spacing w:line="12pt" w:lineRule="auto"/>
-              <w:rPr>
-                <w:rFonts w:hint="eastAsia"/>
-              </w:rPr>
             </w:pPr>
             <w:r>
               <w:rPr>
@@ -13102,9 +12734,6 @@
             <w:pPr>
               <w:pStyle w:val="afe"/>
               <w:spacing w:line="12pt" w:lineRule="auto"/>
-              <w:rPr>
-                <w:rFonts w:hint="eastAsia"/>
-              </w:rPr>
             </w:pPr>
             <w:r>
               <w:rPr>
@@ -13123,12 +12752,14 @@
               <w:pStyle w:val="afe"/>
               <w:spacing w:line="12pt" w:lineRule="auto"/>
             </w:pPr>
+            <w:proofErr w:type="spellStart"/>
             <w:r>
               <w:rPr>
                 <w:rFonts w:hint="eastAsia"/>
               </w:rPr>
               <w:t>shangpin_types</w:t>
             </w:r>
+            <w:proofErr w:type="spellEnd"/>
           </w:p>
         </w:tc>
         <w:tc>
@@ -13173,9 +12804,6 @@
             <w:pPr>
               <w:pStyle w:val="afe"/>
               <w:spacing w:line="12pt" w:lineRule="auto"/>
-              <w:rPr>
-                <w:rFonts w:hint="eastAsia"/>
-              </w:rPr>
             </w:pPr>
             <w:r>
               <w:rPr>
@@ -13198,9 +12826,6 @@
             <w:pPr>
               <w:pStyle w:val="afe"/>
               <w:spacing w:line="12pt" w:lineRule="auto"/>
-              <w:rPr>
-                <w:rFonts w:hint="eastAsia"/>
-              </w:rPr>
             </w:pPr>
             <w:r>
               <w:rPr>
@@ -13219,12 +12844,14 @@
               <w:pStyle w:val="afe"/>
               <w:spacing w:line="12pt" w:lineRule="auto"/>
             </w:pPr>
+            <w:proofErr w:type="spellStart"/>
             <w:r>
               <w:rPr>
                 <w:rFonts w:hint="eastAsia"/>
               </w:rPr>
               <w:t>shangpin_kucun_number</w:t>
             </w:r>
+            <w:proofErr w:type="spellEnd"/>
           </w:p>
         </w:tc>
         <w:tc>
@@ -13269,9 +12896,6 @@
             <w:pPr>
               <w:pStyle w:val="afe"/>
               <w:spacing w:line="12pt" w:lineRule="auto"/>
-              <w:rPr>
-                <w:rFonts w:hint="eastAsia"/>
-              </w:rPr>
             </w:pPr>
             <w:r>
               <w:rPr>
@@ -13294,9 +12918,6 @@
             <w:pPr>
               <w:pStyle w:val="afe"/>
               <w:spacing w:line="12pt" w:lineRule="auto"/>
-              <w:rPr>
-                <w:rFonts w:hint="eastAsia"/>
-              </w:rPr>
             </w:pPr>
             <w:r>
               <w:rPr>
@@ -13315,12 +12936,14 @@
               <w:pStyle w:val="afe"/>
               <w:spacing w:line="12pt" w:lineRule="auto"/>
             </w:pPr>
+            <w:proofErr w:type="spellStart"/>
             <w:r>
               <w:rPr>
                 <w:rFonts w:hint="eastAsia"/>
               </w:rPr>
               <w:t>shangpin_new_money</w:t>
             </w:r>
+            <w:proofErr w:type="spellEnd"/>
           </w:p>
         </w:tc>
         <w:tc>
@@ -13332,12 +12955,14 @@
               <w:pStyle w:val="afe"/>
               <w:spacing w:line="12pt" w:lineRule="auto"/>
             </w:pPr>
+            <w:proofErr w:type="spellStart"/>
             <w:r>
               <w:rPr>
                 <w:rFonts w:hint="eastAsia"/>
               </w:rPr>
               <w:t>BigDecimal</w:t>
             </w:r>
+            <w:proofErr w:type="spellEnd"/>
           </w:p>
         </w:tc>
         <w:tc>
@@ -13365,9 +12990,6 @@
             <w:pPr>
               <w:pStyle w:val="afe"/>
               <w:spacing w:line="12pt" w:lineRule="auto"/>
-              <w:rPr>
-                <w:rFonts w:hint="eastAsia"/>
-              </w:rPr>
             </w:pPr>
             <w:r>
               <w:rPr>
@@ -13390,9 +13012,6 @@
             <w:pPr>
               <w:pStyle w:val="afe"/>
               <w:spacing w:line="12pt" w:lineRule="auto"/>
-              <w:rPr>
-                <w:rFonts w:hint="eastAsia"/>
-              </w:rPr>
             </w:pPr>
             <w:r>
               <w:rPr>
@@ -13411,12 +13030,14 @@
               <w:pStyle w:val="afe"/>
               <w:spacing w:line="12pt" w:lineRule="auto"/>
             </w:pPr>
+            <w:proofErr w:type="spellStart"/>
             <w:r>
               <w:rPr>
                 <w:rFonts w:hint="eastAsia"/>
               </w:rPr>
               <w:t>shangpin_clicknum</w:t>
             </w:r>
+            <w:proofErr w:type="spellEnd"/>
           </w:p>
         </w:tc>
         <w:tc>
@@ -13461,9 +13082,6 @@
             <w:pPr>
               <w:pStyle w:val="afe"/>
               <w:spacing w:line="12pt" w:lineRule="auto"/>
-              <w:rPr>
-                <w:rFonts w:hint="eastAsia"/>
-              </w:rPr>
             </w:pPr>
             <w:r>
               <w:rPr>
@@ -13486,9 +13104,6 @@
             <w:pPr>
               <w:pStyle w:val="afe"/>
               <w:spacing w:line="12pt" w:lineRule="auto"/>
-              <w:rPr>
-                <w:rFonts w:hint="eastAsia"/>
-              </w:rPr>
             </w:pPr>
             <w:r>
               <w:rPr>
@@ -13507,12 +13122,14 @@
               <w:pStyle w:val="afe"/>
               <w:spacing w:line="12pt" w:lineRule="auto"/>
             </w:pPr>
+            <w:proofErr w:type="spellStart"/>
             <w:r>
               <w:rPr>
                 <w:rFonts w:hint="eastAsia"/>
               </w:rPr>
               <w:t>shangpin_content</w:t>
             </w:r>
+            <w:proofErr w:type="spellEnd"/>
           </w:p>
         </w:tc>
         <w:tc>
@@ -13557,9 +13174,6 @@
             <w:pPr>
               <w:pStyle w:val="afe"/>
               <w:spacing w:line="12pt" w:lineRule="auto"/>
-              <w:rPr>
-                <w:rFonts w:hint="eastAsia"/>
-              </w:rPr>
             </w:pPr>
             <w:r>
               <w:rPr>
@@ -13582,9 +13196,6 @@
             <w:pPr>
               <w:pStyle w:val="afe"/>
               <w:spacing w:line="12pt" w:lineRule="auto"/>
-              <w:rPr>
-                <w:rFonts w:hint="eastAsia"/>
-              </w:rPr>
             </w:pPr>
             <w:r>
               <w:rPr>
@@ -13603,12 +13214,14 @@
               <w:pStyle w:val="afe"/>
               <w:spacing w:line="12pt" w:lineRule="auto"/>
             </w:pPr>
+            <w:proofErr w:type="spellStart"/>
             <w:r>
               <w:rPr>
                 <w:rFonts w:hint="eastAsia"/>
               </w:rPr>
               <w:t>shangpin_delete</w:t>
             </w:r>
+            <w:proofErr w:type="spellEnd"/>
           </w:p>
         </w:tc>
         <w:tc>
@@ -13653,9 +13266,6 @@
             <w:pPr>
               <w:pStyle w:val="afe"/>
               <w:spacing w:line="12pt" w:lineRule="auto"/>
-              <w:rPr>
-                <w:rFonts w:hint="eastAsia"/>
-              </w:rPr>
             </w:pPr>
             <w:r>
               <w:rPr>
@@ -13678,9 +13288,6 @@
             <w:pPr>
               <w:pStyle w:val="afe"/>
               <w:spacing w:line="12pt" w:lineRule="auto"/>
-              <w:rPr>
-                <w:rFonts w:hint="eastAsia"/>
-              </w:rPr>
             </w:pPr>
             <w:r>
               <w:rPr>
@@ -13699,12 +13306,14 @@
               <w:pStyle w:val="afe"/>
               <w:spacing w:line="12pt" w:lineRule="auto"/>
             </w:pPr>
+            <w:proofErr w:type="spellStart"/>
             <w:r>
               <w:rPr>
                 <w:rFonts w:hint="eastAsia"/>
               </w:rPr>
               <w:t>insert_time</w:t>
             </w:r>
+            <w:proofErr w:type="spellEnd"/>
           </w:p>
         </w:tc>
         <w:tc>
@@ -13749,9 +13358,6 @@
             <w:pPr>
               <w:pStyle w:val="afe"/>
               <w:spacing w:line="12pt" w:lineRule="auto"/>
-              <w:rPr>
-                <w:rFonts w:hint="eastAsia"/>
-              </w:rPr>
             </w:pPr>
             <w:r>
               <w:rPr>
@@ -13774,9 +13380,6 @@
             <w:pPr>
               <w:pStyle w:val="afe"/>
               <w:spacing w:line="12pt" w:lineRule="auto"/>
-              <w:rPr>
-                <w:rFonts w:hint="eastAsia"/>
-              </w:rPr>
             </w:pPr>
             <w:r>
               <w:rPr>
@@ -13795,12 +13398,14 @@
               <w:pStyle w:val="afe"/>
               <w:spacing w:line="12pt" w:lineRule="auto"/>
             </w:pPr>
+            <w:proofErr w:type="spellStart"/>
             <w:r>
               <w:rPr>
                 <w:rFonts w:hint="eastAsia"/>
               </w:rPr>
               <w:t>create_time</w:t>
             </w:r>
+            <w:proofErr w:type="spellEnd"/>
           </w:p>
         </w:tc>
         <w:tc>
@@ -13845,9 +13450,6 @@
             <w:pPr>
               <w:pStyle w:val="afe"/>
               <w:spacing w:line="12pt" w:lineRule="auto"/>
-              <w:rPr>
-                <w:rFonts w:hint="eastAsia"/>
-              </w:rPr>
             </w:pPr>
             <w:r>
               <w:rPr>
@@ -13862,9 +13464,6 @@
     <w:p>
       <w:pPr>
         <w:pStyle w:val="afe"/>
-        <w:rPr>
-          <w:rFonts w:hint="eastAsia"/>
-        </w:rPr>
       </w:pPr>
       <w:r>
         <w:rPr>
@@ -13888,7 +13487,6 @@
     <w:tbl>
       <w:tblPr>
         <w:tblW w:w="443.50pt" w:type="dxa"/>
-        <w:tblInd w:w="0pt" w:type="dxa"/>
         <w:tblBorders>
           <w:top w:val="single" w:sz="4" w:space="0" w:color="auto"/>
           <w:start w:val="single" w:sz="4" w:space="0" w:color="auto"/>
@@ -13919,9 +13517,6 @@
             <w:pPr>
               <w:pStyle w:val="afe"/>
               <w:spacing w:line="12pt" w:lineRule="auto"/>
-              <w:rPr>
-                <w:rFonts w:hint="eastAsia"/>
-              </w:rPr>
             </w:pPr>
             <w:r>
               <w:rPr>
@@ -13939,9 +13534,6 @@
             <w:pPr>
               <w:pStyle w:val="afe"/>
               <w:spacing w:line="12pt" w:lineRule="auto"/>
-              <w:rPr>
-                <w:rFonts w:hint="eastAsia"/>
-              </w:rPr>
             </w:pPr>
             <w:r>
               <w:rPr>
@@ -13959,9 +13551,6 @@
             <w:pPr>
               <w:pStyle w:val="afe"/>
               <w:spacing w:line="12pt" w:lineRule="auto"/>
-              <w:rPr>
-                <w:rFonts w:hint="eastAsia"/>
-              </w:rPr>
             </w:pPr>
             <w:r>
               <w:rPr>
@@ -13979,9 +13568,6 @@
             <w:pPr>
               <w:pStyle w:val="afe"/>
               <w:spacing w:line="12pt" w:lineRule="auto"/>
-              <w:rPr>
-                <w:rFonts w:hint="eastAsia"/>
-              </w:rPr>
             </w:pPr>
             <w:r>
               <w:rPr>
@@ -13999,9 +13585,6 @@
             <w:pPr>
               <w:pStyle w:val="afe"/>
               <w:spacing w:line="12pt" w:lineRule="auto"/>
-              <w:rPr>
-                <w:rFonts w:hint="eastAsia"/>
-              </w:rPr>
             </w:pPr>
             <w:r>
               <w:rPr>
@@ -14024,9 +13607,6 @@
             <w:pPr>
               <w:pStyle w:val="afe"/>
               <w:spacing w:line="12pt" w:lineRule="auto"/>
-              <w:rPr>
-                <w:rFonts w:hint="eastAsia"/>
-              </w:rPr>
             </w:pPr>
             <w:r>
               <w:rPr>
@@ -14095,9 +13675,6 @@
             <w:pPr>
               <w:pStyle w:val="afe"/>
               <w:spacing w:line="12pt" w:lineRule="auto"/>
-              <w:rPr>
-                <w:rFonts w:hint="eastAsia"/>
-              </w:rPr>
             </w:pPr>
             <w:r>
               <w:rPr>
@@ -14120,9 +13697,6 @@
             <w:pPr>
               <w:pStyle w:val="afe"/>
               <w:spacing w:line="12pt" w:lineRule="auto"/>
-              <w:rPr>
-                <w:rFonts w:hint="eastAsia"/>
-              </w:rPr>
             </w:pPr>
             <w:r>
               <w:rPr>
@@ -14141,12 +13715,14 @@
               <w:pStyle w:val="afe"/>
               <w:spacing w:line="12pt" w:lineRule="auto"/>
             </w:pPr>
+            <w:proofErr w:type="spellStart"/>
             <w:r>
               <w:rPr>
                 <w:rFonts w:hint="eastAsia"/>
               </w:rPr>
               <w:t>yonghu_id</w:t>
             </w:r>
+            <w:proofErr w:type="spellEnd"/>
           </w:p>
         </w:tc>
         <w:tc>
@@ -14191,9 +13767,6 @@
             <w:pPr>
               <w:pStyle w:val="afe"/>
               <w:spacing w:line="12pt" w:lineRule="auto"/>
-              <w:rPr>
-                <w:rFonts w:hint="eastAsia"/>
-              </w:rPr>
             </w:pPr>
             <w:r>
               <w:rPr>
@@ -14216,9 +13789,6 @@
             <w:pPr>
               <w:pStyle w:val="afe"/>
               <w:spacing w:line="12pt" w:lineRule="auto"/>
-              <w:rPr>
-                <w:rFonts w:hint="eastAsia"/>
-              </w:rPr>
             </w:pPr>
             <w:r>
               <w:rPr>
@@ -14237,12 +13807,14 @@
               <w:pStyle w:val="afe"/>
               <w:spacing w:line="12pt" w:lineRule="auto"/>
             </w:pPr>
+            <w:proofErr w:type="spellStart"/>
             <w:r>
               <w:rPr>
                 <w:rFonts w:hint="eastAsia"/>
               </w:rPr>
               <w:t>shangjia_id</w:t>
             </w:r>
+            <w:proofErr w:type="spellEnd"/>
           </w:p>
         </w:tc>
         <w:tc>
@@ -14287,9 +13859,6 @@
             <w:pPr>
               <w:pStyle w:val="afe"/>
               <w:spacing w:line="12pt" w:lineRule="auto"/>
-              <w:rPr>
-                <w:rFonts w:hint="eastAsia"/>
-              </w:rPr>
             </w:pPr>
             <w:r>
               <w:rPr>
@@ -14312,9 +13881,6 @@
             <w:pPr>
               <w:pStyle w:val="afe"/>
               <w:spacing w:line="12pt" w:lineRule="auto"/>
-              <w:rPr>
-                <w:rFonts w:hint="eastAsia"/>
-              </w:rPr>
             </w:pPr>
             <w:r>
               <w:rPr>
@@ -14333,12 +13899,14 @@
               <w:pStyle w:val="afe"/>
               <w:spacing w:line="12pt" w:lineRule="auto"/>
             </w:pPr>
+            <w:proofErr w:type="spellStart"/>
             <w:r>
               <w:rPr>
                 <w:rFonts w:hint="eastAsia"/>
               </w:rPr>
               <w:t>shangpin_chat_issue_text</w:t>
             </w:r>
+            <w:proofErr w:type="spellEnd"/>
           </w:p>
         </w:tc>
         <w:tc>
@@ -14383,9 +13951,6 @@
             <w:pPr>
               <w:pStyle w:val="afe"/>
               <w:spacing w:line="12pt" w:lineRule="auto"/>
-              <w:rPr>
-                <w:rFonts w:hint="eastAsia"/>
-              </w:rPr>
             </w:pPr>
             <w:r>
               <w:rPr>
@@ -14408,9 +13973,6 @@
             <w:pPr>
               <w:pStyle w:val="afe"/>
               <w:spacing w:line="12pt" w:lineRule="auto"/>
-              <w:rPr>
-                <w:rFonts w:hint="eastAsia"/>
-              </w:rPr>
             </w:pPr>
             <w:r>
               <w:rPr>
@@ -14429,12 +13991,14 @@
               <w:pStyle w:val="afe"/>
               <w:spacing w:line="12pt" w:lineRule="auto"/>
             </w:pPr>
+            <w:proofErr w:type="spellStart"/>
             <w:r>
               <w:rPr>
                 <w:rFonts w:hint="eastAsia"/>
               </w:rPr>
               <w:t>shangpin_chat_issue_photo</w:t>
             </w:r>
+            <w:proofErr w:type="spellEnd"/>
           </w:p>
         </w:tc>
         <w:tc>
@@ -14479,9 +14043,6 @@
             <w:pPr>
               <w:pStyle w:val="afe"/>
               <w:spacing w:line="12pt" w:lineRule="auto"/>
-              <w:rPr>
-                <w:rFonts w:hint="eastAsia"/>
-              </w:rPr>
             </w:pPr>
             <w:r>
               <w:rPr>
@@ -14504,9 +14065,6 @@
             <w:pPr>
               <w:pStyle w:val="afe"/>
               <w:spacing w:line="12pt" w:lineRule="auto"/>
-              <w:rPr>
-                <w:rFonts w:hint="eastAsia"/>
-              </w:rPr>
             </w:pPr>
             <w:r>
               <w:rPr>
@@ -14525,12 +14083,14 @@
               <w:pStyle w:val="afe"/>
               <w:spacing w:line="12pt" w:lineRule="auto"/>
             </w:pPr>
+            <w:proofErr w:type="spellStart"/>
             <w:r>
               <w:rPr>
                 <w:rFonts w:hint="eastAsia"/>
               </w:rPr>
               <w:t>issue_time</w:t>
             </w:r>
+            <w:proofErr w:type="spellEnd"/>
           </w:p>
         </w:tc>
         <w:tc>
@@ -14575,9 +14135,6 @@
             <w:pPr>
               <w:pStyle w:val="afe"/>
               <w:spacing w:line="12pt" w:lineRule="auto"/>
-              <w:rPr>
-                <w:rFonts w:hint="eastAsia"/>
-              </w:rPr>
             </w:pPr>
             <w:r>
               <w:rPr>
@@ -14600,9 +14157,6 @@
             <w:pPr>
               <w:pStyle w:val="afe"/>
               <w:spacing w:line="12pt" w:lineRule="auto"/>
-              <w:rPr>
-                <w:rFonts w:hint="eastAsia"/>
-              </w:rPr>
             </w:pPr>
             <w:r>
               <w:rPr>
@@ -14621,12 +14175,14 @@
               <w:pStyle w:val="afe"/>
               <w:spacing w:line="12pt" w:lineRule="auto"/>
             </w:pPr>
+            <w:proofErr w:type="spellStart"/>
             <w:r>
               <w:rPr>
                 <w:rFonts w:hint="eastAsia"/>
               </w:rPr>
               <w:t>shangpin_chat_reply_text</w:t>
             </w:r>
+            <w:proofErr w:type="spellEnd"/>
           </w:p>
         </w:tc>
         <w:tc>
@@ -14671,9 +14227,6 @@
             <w:pPr>
               <w:pStyle w:val="afe"/>
               <w:spacing w:line="12pt" w:lineRule="auto"/>
-              <w:rPr>
-                <w:rFonts w:hint="eastAsia"/>
-              </w:rPr>
             </w:pPr>
             <w:r>
               <w:rPr>
@@ -14696,9 +14249,6 @@
             <w:pPr>
               <w:pStyle w:val="afe"/>
               <w:spacing w:line="12pt" w:lineRule="auto"/>
-              <w:rPr>
-                <w:rFonts w:hint="eastAsia"/>
-              </w:rPr>
             </w:pPr>
             <w:r>
               <w:rPr>
@@ -14717,12 +14267,14 @@
               <w:pStyle w:val="afe"/>
               <w:spacing w:line="12pt" w:lineRule="auto"/>
             </w:pPr>
+            <w:proofErr w:type="spellStart"/>
             <w:r>
               <w:rPr>
                 <w:rFonts w:hint="eastAsia"/>
               </w:rPr>
               <w:t>shangpin_chat_reply_photo</w:t>
             </w:r>
+            <w:proofErr w:type="spellEnd"/>
           </w:p>
         </w:tc>
         <w:tc>
@@ -14767,9 +14319,6 @@
             <w:pPr>
               <w:pStyle w:val="afe"/>
               <w:spacing w:line="12pt" w:lineRule="auto"/>
-              <w:rPr>
-                <w:rFonts w:hint="eastAsia"/>
-              </w:rPr>
             </w:pPr>
             <w:r>
               <w:rPr>
@@ -14792,9 +14341,6 @@
             <w:pPr>
               <w:pStyle w:val="afe"/>
               <w:spacing w:line="12pt" w:lineRule="auto"/>
-              <w:rPr>
-                <w:rFonts w:hint="eastAsia"/>
-              </w:rPr>
             </w:pPr>
             <w:r>
               <w:rPr>
@@ -14813,12 +14359,14 @@
               <w:pStyle w:val="afe"/>
               <w:spacing w:line="12pt" w:lineRule="auto"/>
             </w:pPr>
+            <w:proofErr w:type="spellStart"/>
             <w:r>
               <w:rPr>
                 <w:rFonts w:hint="eastAsia"/>
               </w:rPr>
               <w:t>reply_time</w:t>
             </w:r>
+            <w:proofErr w:type="spellEnd"/>
           </w:p>
         </w:tc>
         <w:tc>
@@ -14863,9 +14411,6 @@
             <w:pPr>
               <w:pStyle w:val="afe"/>
               <w:spacing w:line="12pt" w:lineRule="auto"/>
-              <w:rPr>
-                <w:rFonts w:hint="eastAsia"/>
-              </w:rPr>
             </w:pPr>
             <w:r>
               <w:rPr>
@@ -14888,9 +14433,6 @@
             <w:pPr>
               <w:pStyle w:val="afe"/>
               <w:spacing w:line="12pt" w:lineRule="auto"/>
-              <w:rPr>
-                <w:rFonts w:hint="eastAsia"/>
-              </w:rPr>
             </w:pPr>
             <w:r>
               <w:rPr>
@@ -14909,12 +14451,14 @@
               <w:pStyle w:val="afe"/>
               <w:spacing w:line="12pt" w:lineRule="auto"/>
             </w:pPr>
+            <w:proofErr w:type="spellStart"/>
             <w:r>
               <w:rPr>
                 <w:rFonts w:hint="eastAsia"/>
               </w:rPr>
               <w:t>zhuangtai_types</w:t>
             </w:r>
+            <w:proofErr w:type="spellEnd"/>
           </w:p>
         </w:tc>
         <w:tc>
@@ -14959,9 +14503,6 @@
             <w:pPr>
               <w:pStyle w:val="afe"/>
               <w:spacing w:line="12pt" w:lineRule="auto"/>
-              <w:rPr>
-                <w:rFonts w:hint="eastAsia"/>
-              </w:rPr>
             </w:pPr>
             <w:r>
               <w:rPr>
@@ -14984,9 +14525,6 @@
             <w:pPr>
               <w:pStyle w:val="afe"/>
               <w:spacing w:line="12pt" w:lineRule="auto"/>
-              <w:rPr>
-                <w:rFonts w:hint="eastAsia"/>
-              </w:rPr>
             </w:pPr>
             <w:r>
               <w:rPr>
@@ -15005,12 +14543,14 @@
               <w:pStyle w:val="afe"/>
               <w:spacing w:line="12pt" w:lineRule="auto"/>
             </w:pPr>
+            <w:proofErr w:type="spellStart"/>
             <w:r>
               <w:rPr>
                 <w:rFonts w:hint="eastAsia"/>
               </w:rPr>
               <w:t>shangpin_chat_types</w:t>
             </w:r>
+            <w:proofErr w:type="spellEnd"/>
           </w:p>
         </w:tc>
         <w:tc>
@@ -15055,9 +14595,6 @@
             <w:pPr>
               <w:pStyle w:val="afe"/>
               <w:spacing w:line="12pt" w:lineRule="auto"/>
-              <w:rPr>
-                <w:rFonts w:hint="eastAsia"/>
-              </w:rPr>
             </w:pPr>
             <w:r>
               <w:rPr>
@@ -15080,9 +14617,6 @@
             <w:pPr>
               <w:pStyle w:val="afe"/>
               <w:spacing w:line="12pt" w:lineRule="auto"/>
-              <w:rPr>
-                <w:rFonts w:hint="eastAsia"/>
-              </w:rPr>
             </w:pPr>
             <w:r>
               <w:rPr>
@@ -15101,12 +14635,14 @@
               <w:pStyle w:val="afe"/>
               <w:spacing w:line="12pt" w:lineRule="auto"/>
             </w:pPr>
+            <w:proofErr w:type="spellStart"/>
             <w:r>
               <w:rPr>
                 <w:rFonts w:hint="eastAsia"/>
               </w:rPr>
               <w:t>insert_time</w:t>
             </w:r>
+            <w:proofErr w:type="spellEnd"/>
           </w:p>
         </w:tc>
         <w:tc>
@@ -15151,9 +14687,6 @@
             <w:pPr>
               <w:pStyle w:val="afe"/>
               <w:spacing w:line="12pt" w:lineRule="auto"/>
-              <w:rPr>
-                <w:rFonts w:hint="eastAsia"/>
-              </w:rPr>
             </w:pPr>
             <w:r>
               <w:rPr>
@@ -15176,9 +14709,6 @@
             <w:pPr>
               <w:pStyle w:val="afe"/>
               <w:spacing w:line="12pt" w:lineRule="auto"/>
-              <w:rPr>
-                <w:rFonts w:hint="eastAsia"/>
-              </w:rPr>
             </w:pPr>
             <w:r>
               <w:rPr>
@@ -15197,12 +14727,14 @@
               <w:pStyle w:val="afe"/>
               <w:spacing w:line="12pt" w:lineRule="auto"/>
             </w:pPr>
+            <w:proofErr w:type="spellStart"/>
             <w:r>
               <w:rPr>
                 <w:rFonts w:hint="eastAsia"/>
               </w:rPr>
               <w:t>create_time</w:t>
             </w:r>
+            <w:proofErr w:type="spellEnd"/>
           </w:p>
         </w:tc>
         <w:tc>
@@ -15247,9 +14779,6 @@
             <w:pPr>
               <w:pStyle w:val="afe"/>
               <w:spacing w:line="12pt" w:lineRule="auto"/>
-              <w:rPr>
-                <w:rFonts w:hint="eastAsia"/>
-              </w:rPr>
             </w:pPr>
             <w:r>
               <w:rPr>
@@ -15264,9 +14793,6 @@
     <w:p>
       <w:pPr>
         <w:pStyle w:val="afe"/>
-        <w:rPr>
-          <w:rFonts w:hint="eastAsia"/>
-        </w:rPr>
       </w:pPr>
       <w:r>
         <w:rPr>
@@ -15290,7 +14816,6 @@
     <w:tbl>
       <w:tblPr>
         <w:tblW w:w="443.50pt" w:type="dxa"/>
-        <w:tblInd w:w="0pt" w:type="dxa"/>
         <w:tblBorders>
           <w:top w:val="single" w:sz="4" w:space="0" w:color="auto"/>
           <w:start w:val="single" w:sz="4" w:space="0" w:color="auto"/>
@@ -15321,9 +14846,6 @@
             <w:pPr>
               <w:pStyle w:val="afe"/>
               <w:spacing w:line="12pt" w:lineRule="auto"/>
-              <w:rPr>
-                <w:rFonts w:hint="eastAsia"/>
-              </w:rPr>
             </w:pPr>
             <w:r>
               <w:rPr>
@@ -15341,9 +14863,6 @@
             <w:pPr>
               <w:pStyle w:val="afe"/>
               <w:spacing w:line="12pt" w:lineRule="auto"/>
-              <w:rPr>
-                <w:rFonts w:hint="eastAsia"/>
-              </w:rPr>
             </w:pPr>
             <w:r>
               <w:rPr>
@@ -15361,9 +14880,6 @@
             <w:pPr>
               <w:pStyle w:val="afe"/>
               <w:spacing w:line="12pt" w:lineRule="auto"/>
-              <w:rPr>
-                <w:rFonts w:hint="eastAsia"/>
-              </w:rPr>
             </w:pPr>
             <w:r>
               <w:rPr>
@@ -15381,9 +14897,6 @@
             <w:pPr>
               <w:pStyle w:val="afe"/>
               <w:spacing w:line="12pt" w:lineRule="auto"/>
-              <w:rPr>
-                <w:rFonts w:hint="eastAsia"/>
-              </w:rPr>
             </w:pPr>
             <w:r>
               <w:rPr>
@@ -15401,9 +14914,6 @@
             <w:pPr>
               <w:pStyle w:val="afe"/>
               <w:spacing w:line="12pt" w:lineRule="auto"/>
-              <w:rPr>
-                <w:rFonts w:hint="eastAsia"/>
-              </w:rPr>
             </w:pPr>
             <w:r>
               <w:rPr>
@@ -15426,9 +14936,6 @@
             <w:pPr>
               <w:pStyle w:val="afe"/>
               <w:spacing w:line="12pt" w:lineRule="auto"/>
-              <w:rPr>
-                <w:rFonts w:hint="eastAsia"/>
-              </w:rPr>
             </w:pPr>
             <w:r>
               <w:rPr>
@@ -15497,9 +15004,6 @@
             <w:pPr>
               <w:pStyle w:val="afe"/>
               <w:spacing w:line="12pt" w:lineRule="auto"/>
-              <w:rPr>
-                <w:rFonts w:hint="eastAsia"/>
-              </w:rPr>
             </w:pPr>
             <w:r>
               <w:rPr>
@@ -15522,9 +15026,6 @@
             <w:pPr>
               <w:pStyle w:val="afe"/>
               <w:spacing w:line="12pt" w:lineRule="auto"/>
-              <w:rPr>
-                <w:rFonts w:hint="eastAsia"/>
-              </w:rPr>
             </w:pPr>
             <w:r>
               <w:rPr>
@@ -15543,12 +15044,14 @@
               <w:pStyle w:val="afe"/>
               <w:spacing w:line="12pt" w:lineRule="auto"/>
             </w:pPr>
+            <w:proofErr w:type="spellStart"/>
             <w:r>
               <w:rPr>
                 <w:rFonts w:hint="eastAsia"/>
               </w:rPr>
               <w:t>shangpin_id</w:t>
             </w:r>
+            <w:proofErr w:type="spellEnd"/>
           </w:p>
         </w:tc>
         <w:tc>
@@ -15593,9 +15096,6 @@
             <w:pPr>
               <w:pStyle w:val="afe"/>
               <w:spacing w:line="12pt" w:lineRule="auto"/>
-              <w:rPr>
-                <w:rFonts w:hint="eastAsia"/>
-              </w:rPr>
             </w:pPr>
             <w:r>
               <w:rPr>
@@ -15618,9 +15118,6 @@
             <w:pPr>
               <w:pStyle w:val="afe"/>
               <w:spacing w:line="12pt" w:lineRule="auto"/>
-              <w:rPr>
-                <w:rFonts w:hint="eastAsia"/>
-              </w:rPr>
             </w:pPr>
             <w:r>
               <w:rPr>
@@ -15639,12 +15136,14 @@
               <w:pStyle w:val="afe"/>
               <w:spacing w:line="12pt" w:lineRule="auto"/>
             </w:pPr>
+            <w:proofErr w:type="spellStart"/>
             <w:r>
               <w:rPr>
                 <w:rFonts w:hint="eastAsia"/>
               </w:rPr>
               <w:t>yonghu_id</w:t>
             </w:r>
+            <w:proofErr w:type="spellEnd"/>
           </w:p>
         </w:tc>
         <w:tc>
@@ -15689,9 +15188,6 @@
             <w:pPr>
               <w:pStyle w:val="afe"/>
               <w:spacing w:line="12pt" w:lineRule="auto"/>
-              <w:rPr>
-                <w:rFonts w:hint="eastAsia"/>
-              </w:rPr>
             </w:pPr>
             <w:r>
               <w:rPr>
@@ -15714,9 +15210,6 @@
             <w:pPr>
               <w:pStyle w:val="afe"/>
               <w:spacing w:line="12pt" w:lineRule="auto"/>
-              <w:rPr>
-                <w:rFonts w:hint="eastAsia"/>
-              </w:rPr>
             </w:pPr>
             <w:r>
               <w:rPr>
@@ -15735,19 +15228,14 @@
               <w:pStyle w:val="afe"/>
               <w:spacing w:line="12pt" w:lineRule="auto"/>
             </w:pPr>
-            <w:r>
-              <w:rPr>
-                <w:rFonts w:hint="eastAsia"/>
-              </w:rPr>
-              <w:t>shangpin_collection_t</w:t>
-            </w:r>
-            <w:r>
-              <w:rPr>
-                <w:rFonts w:hint="eastAsia"/>
-              </w:rPr>
-              <w:lastRenderedPageBreak/>
-              <w:t>ypes</w:t>
-            </w:r>
+            <w:proofErr w:type="spellStart"/>
+            <w:r>
+              <w:rPr>
+                <w:rFonts w:hint="eastAsia"/>
+              </w:rPr>
+              <w:t>shangpin_collection_types</w:t>
+            </w:r>
+            <w:proofErr w:type="spellEnd"/>
           </w:p>
         </w:tc>
         <w:tc>
@@ -15763,7 +15251,6 @@
               <w:rPr>
                 <w:rFonts w:hint="eastAsia"/>
               </w:rPr>
-              <w:lastRenderedPageBreak/>
               <w:t>Integer</w:t>
             </w:r>
           </w:p>
@@ -15793,9 +15280,6 @@
             <w:pPr>
               <w:pStyle w:val="afe"/>
               <w:spacing w:line="12pt" w:lineRule="auto"/>
-              <w:rPr>
-                <w:rFonts w:hint="eastAsia"/>
-              </w:rPr>
             </w:pPr>
             <w:r>
               <w:rPr>
@@ -15818,9 +15302,6 @@
             <w:pPr>
               <w:pStyle w:val="afe"/>
               <w:spacing w:line="12pt" w:lineRule="auto"/>
-              <w:rPr>
-                <w:rFonts w:hint="eastAsia"/>
-              </w:rPr>
             </w:pPr>
             <w:r>
               <w:rPr>
@@ -15839,12 +15320,14 @@
               <w:pStyle w:val="afe"/>
               <w:spacing w:line="12pt" w:lineRule="auto"/>
             </w:pPr>
+            <w:proofErr w:type="spellStart"/>
             <w:r>
               <w:rPr>
                 <w:rFonts w:hint="eastAsia"/>
               </w:rPr>
               <w:t>insert_time</w:t>
             </w:r>
+            <w:proofErr w:type="spellEnd"/>
           </w:p>
         </w:tc>
         <w:tc>
@@ -15889,9 +15372,6 @@
             <w:pPr>
               <w:pStyle w:val="afe"/>
               <w:spacing w:line="12pt" w:lineRule="auto"/>
-              <w:rPr>
-                <w:rFonts w:hint="eastAsia"/>
-              </w:rPr>
             </w:pPr>
             <w:r>
               <w:rPr>
@@ -15914,9 +15394,6 @@
             <w:pPr>
               <w:pStyle w:val="afe"/>
               <w:spacing w:line="12pt" w:lineRule="auto"/>
-              <w:rPr>
-                <w:rFonts w:hint="eastAsia"/>
-              </w:rPr>
             </w:pPr>
             <w:r>
               <w:rPr>
@@ -15935,12 +15412,14 @@
               <w:pStyle w:val="afe"/>
               <w:spacing w:line="12pt" w:lineRule="auto"/>
             </w:pPr>
+            <w:proofErr w:type="spellStart"/>
             <w:r>
               <w:rPr>
                 <w:rFonts w:hint="eastAsia"/>
               </w:rPr>
               <w:t>create_time</w:t>
             </w:r>
+            <w:proofErr w:type="spellEnd"/>
           </w:p>
         </w:tc>
         <w:tc>
@@ -15985,9 +15464,6 @@
             <w:pPr>
               <w:pStyle w:val="afe"/>
               <w:spacing w:line="12pt" w:lineRule="auto"/>
-              <w:rPr>
-                <w:rFonts w:hint="eastAsia"/>
-              </w:rPr>
             </w:pPr>
             <w:r>
               <w:rPr>
@@ -16002,9 +15478,6 @@
     <w:p>
       <w:pPr>
         <w:pStyle w:val="afe"/>
-        <w:rPr>
-          <w:rFonts w:hint="eastAsia"/>
-        </w:rPr>
       </w:pPr>
       <w:r>
         <w:rPr>
@@ -16028,7 +15501,6 @@
     <w:tbl>
       <w:tblPr>
         <w:tblW w:w="443.50pt" w:type="dxa"/>
-        <w:tblInd w:w="0pt" w:type="dxa"/>
         <w:tblBorders>
           <w:top w:val="single" w:sz="4" w:space="0" w:color="auto"/>
           <w:start w:val="single" w:sz="4" w:space="0" w:color="auto"/>
@@ -16059,14 +15531,12 @@
             <w:pPr>
               <w:pStyle w:val="afe"/>
               <w:spacing w:line="12pt" w:lineRule="auto"/>
-              <w:rPr>
-                <w:rFonts w:hint="eastAsia"/>
-              </w:rPr>
-            </w:pPr>
-            <w:r>
-              <w:rPr>
-                <w:rFonts w:hint="eastAsia"/>
-              </w:rPr>
+            </w:pPr>
+            <w:r>
+              <w:rPr>
+                <w:rFonts w:hint="eastAsia"/>
+              </w:rPr>
+              <w:lastRenderedPageBreak/>
               <w:t>序号</w:t>
             </w:r>
           </w:p>
@@ -16079,9 +15549,6 @@
             <w:pPr>
               <w:pStyle w:val="afe"/>
               <w:spacing w:line="12pt" w:lineRule="auto"/>
-              <w:rPr>
-                <w:rFonts w:hint="eastAsia"/>
-              </w:rPr>
             </w:pPr>
             <w:r>
               <w:rPr>
@@ -16099,9 +15566,6 @@
             <w:pPr>
               <w:pStyle w:val="afe"/>
               <w:spacing w:line="12pt" w:lineRule="auto"/>
-              <w:rPr>
-                <w:rFonts w:hint="eastAsia"/>
-              </w:rPr>
             </w:pPr>
             <w:r>
               <w:rPr>
@@ -16119,9 +15583,6 @@
             <w:pPr>
               <w:pStyle w:val="afe"/>
               <w:spacing w:line="12pt" w:lineRule="auto"/>
-              <w:rPr>
-                <w:rFonts w:hint="eastAsia"/>
-              </w:rPr>
             </w:pPr>
             <w:r>
               <w:rPr>
@@ -16139,9 +15600,6 @@
             <w:pPr>
               <w:pStyle w:val="afe"/>
               <w:spacing w:line="12pt" w:lineRule="auto"/>
-              <w:rPr>
-                <w:rFonts w:hint="eastAsia"/>
-              </w:rPr>
             </w:pPr>
             <w:r>
               <w:rPr>
@@ -16164,9 +15622,6 @@
             <w:pPr>
               <w:pStyle w:val="afe"/>
               <w:spacing w:line="12pt" w:lineRule="auto"/>
-              <w:rPr>
-                <w:rFonts w:hint="eastAsia"/>
-              </w:rPr>
             </w:pPr>
             <w:r>
               <w:rPr>
@@ -16235,9 +15690,6 @@
             <w:pPr>
               <w:pStyle w:val="afe"/>
               <w:spacing w:line="12pt" w:lineRule="auto"/>
-              <w:rPr>
-                <w:rFonts w:hint="eastAsia"/>
-              </w:rPr>
             </w:pPr>
             <w:r>
               <w:rPr>
@@ -16260,9 +15712,6 @@
             <w:pPr>
               <w:pStyle w:val="afe"/>
               <w:spacing w:line="12pt" w:lineRule="auto"/>
-              <w:rPr>
-                <w:rFonts w:hint="eastAsia"/>
-              </w:rPr>
             </w:pPr>
             <w:r>
               <w:rPr>
@@ -16281,12 +15730,14 @@
               <w:pStyle w:val="afe"/>
               <w:spacing w:line="12pt" w:lineRule="auto"/>
             </w:pPr>
+            <w:proofErr w:type="spellStart"/>
             <w:r>
               <w:rPr>
                 <w:rFonts w:hint="eastAsia"/>
               </w:rPr>
               <w:t>shangpin_id</w:t>
             </w:r>
+            <w:proofErr w:type="spellEnd"/>
           </w:p>
         </w:tc>
         <w:tc>
@@ -16331,9 +15782,6 @@
             <w:pPr>
               <w:pStyle w:val="afe"/>
               <w:spacing w:line="12pt" w:lineRule="auto"/>
-              <w:rPr>
-                <w:rFonts w:hint="eastAsia"/>
-              </w:rPr>
             </w:pPr>
             <w:r>
               <w:rPr>
@@ -16356,9 +15804,6 @@
             <w:pPr>
               <w:pStyle w:val="afe"/>
               <w:spacing w:line="12pt" w:lineRule="auto"/>
-              <w:rPr>
-                <w:rFonts w:hint="eastAsia"/>
-              </w:rPr>
             </w:pPr>
             <w:r>
               <w:rPr>
@@ -16377,12 +15822,14 @@
               <w:pStyle w:val="afe"/>
               <w:spacing w:line="12pt" w:lineRule="auto"/>
             </w:pPr>
+            <w:proofErr w:type="spellStart"/>
             <w:r>
               <w:rPr>
                 <w:rFonts w:hint="eastAsia"/>
               </w:rPr>
               <w:t>yonghu_id</w:t>
             </w:r>
+            <w:proofErr w:type="spellEnd"/>
           </w:p>
         </w:tc>
         <w:tc>
@@ -16427,9 +15874,6 @@
             <w:pPr>
               <w:pStyle w:val="afe"/>
               <w:spacing w:line="12pt" w:lineRule="auto"/>
-              <w:rPr>
-                <w:rFonts w:hint="eastAsia"/>
-              </w:rPr>
             </w:pPr>
             <w:r>
               <w:rPr>
@@ -16452,9 +15896,6 @@
             <w:pPr>
               <w:pStyle w:val="afe"/>
               <w:spacing w:line="12pt" w:lineRule="auto"/>
-              <w:rPr>
-                <w:rFonts w:hint="eastAsia"/>
-              </w:rPr>
             </w:pPr>
             <w:r>
               <w:rPr>
@@ -16473,12 +15914,14 @@
               <w:pStyle w:val="afe"/>
               <w:spacing w:line="12pt" w:lineRule="auto"/>
             </w:pPr>
+            <w:proofErr w:type="spellStart"/>
             <w:r>
               <w:rPr>
                 <w:rFonts w:hint="eastAsia"/>
               </w:rPr>
               <w:t>shangpin_commentback_text</w:t>
             </w:r>
+            <w:proofErr w:type="spellEnd"/>
           </w:p>
         </w:tc>
         <w:tc>
@@ -16523,9 +15966,6 @@
             <w:pPr>
               <w:pStyle w:val="afe"/>
               <w:spacing w:line="12pt" w:lineRule="auto"/>
-              <w:rPr>
-                <w:rFonts w:hint="eastAsia"/>
-              </w:rPr>
             </w:pPr>
             <w:r>
               <w:rPr>
@@ -16548,9 +15988,6 @@
             <w:pPr>
               <w:pStyle w:val="afe"/>
               <w:spacing w:line="12pt" w:lineRule="auto"/>
-              <w:rPr>
-                <w:rFonts w:hint="eastAsia"/>
-              </w:rPr>
             </w:pPr>
             <w:r>
               <w:rPr>
@@ -16569,12 +16006,14 @@
               <w:pStyle w:val="afe"/>
               <w:spacing w:line="12pt" w:lineRule="auto"/>
             </w:pPr>
+            <w:proofErr w:type="spellStart"/>
             <w:r>
               <w:rPr>
                 <w:rFonts w:hint="eastAsia"/>
               </w:rPr>
               <w:t>insert_time</w:t>
             </w:r>
+            <w:proofErr w:type="spellEnd"/>
           </w:p>
         </w:tc>
         <w:tc>
@@ -16619,9 +16058,6 @@
             <w:pPr>
               <w:pStyle w:val="afe"/>
               <w:spacing w:line="12pt" w:lineRule="auto"/>
-              <w:rPr>
-                <w:rFonts w:hint="eastAsia"/>
-              </w:rPr>
             </w:pPr>
             <w:r>
               <w:rPr>
@@ -16644,9 +16080,6 @@
             <w:pPr>
               <w:pStyle w:val="afe"/>
               <w:spacing w:line="12pt" w:lineRule="auto"/>
-              <w:rPr>
-                <w:rFonts w:hint="eastAsia"/>
-              </w:rPr>
             </w:pPr>
             <w:r>
               <w:rPr>
@@ -16665,12 +16098,14 @@
               <w:pStyle w:val="afe"/>
               <w:spacing w:line="12pt" w:lineRule="auto"/>
             </w:pPr>
+            <w:proofErr w:type="spellStart"/>
             <w:r>
               <w:rPr>
                 <w:rFonts w:hint="eastAsia"/>
               </w:rPr>
               <w:t>reply_text</w:t>
             </w:r>
+            <w:proofErr w:type="spellEnd"/>
           </w:p>
         </w:tc>
         <w:tc>
@@ -16715,9 +16150,6 @@
             <w:pPr>
               <w:pStyle w:val="afe"/>
               <w:spacing w:line="12pt" w:lineRule="auto"/>
-              <w:rPr>
-                <w:rFonts w:hint="eastAsia"/>
-              </w:rPr>
             </w:pPr>
             <w:r>
               <w:rPr>
@@ -16740,9 +16172,6 @@
             <w:pPr>
               <w:pStyle w:val="afe"/>
               <w:spacing w:line="12pt" w:lineRule="auto"/>
-              <w:rPr>
-                <w:rFonts w:hint="eastAsia"/>
-              </w:rPr>
             </w:pPr>
             <w:r>
               <w:rPr>
@@ -16761,12 +16190,14 @@
               <w:pStyle w:val="afe"/>
               <w:spacing w:line="12pt" w:lineRule="auto"/>
             </w:pPr>
+            <w:proofErr w:type="spellStart"/>
             <w:r>
               <w:rPr>
                 <w:rFonts w:hint="eastAsia"/>
               </w:rPr>
               <w:t>update_time</w:t>
             </w:r>
+            <w:proofErr w:type="spellEnd"/>
           </w:p>
         </w:tc>
         <w:tc>
@@ -16811,9 +16242,6 @@
             <w:pPr>
               <w:pStyle w:val="afe"/>
               <w:spacing w:line="12pt" w:lineRule="auto"/>
-              <w:rPr>
-                <w:rFonts w:hint="eastAsia"/>
-              </w:rPr>
             </w:pPr>
             <w:r>
               <w:rPr>
@@ -16836,9 +16264,6 @@
             <w:pPr>
               <w:pStyle w:val="afe"/>
               <w:spacing w:line="12pt" w:lineRule="auto"/>
-              <w:rPr>
-                <w:rFonts w:hint="eastAsia"/>
-              </w:rPr>
             </w:pPr>
             <w:r>
               <w:rPr>
@@ -16857,12 +16282,14 @@
               <w:pStyle w:val="afe"/>
               <w:spacing w:line="12pt" w:lineRule="auto"/>
             </w:pPr>
+            <w:proofErr w:type="spellStart"/>
             <w:r>
               <w:rPr>
                 <w:rFonts w:hint="eastAsia"/>
               </w:rPr>
               <w:t>create_time</w:t>
             </w:r>
+            <w:proofErr w:type="spellEnd"/>
           </w:p>
         </w:tc>
         <w:tc>
@@ -16907,9 +16334,6 @@
             <w:pPr>
               <w:pStyle w:val="afe"/>
               <w:spacing w:line="12pt" w:lineRule="auto"/>
-              <w:rPr>
-                <w:rFonts w:hint="eastAsia"/>
-              </w:rPr>
             </w:pPr>
             <w:r>
               <w:rPr>
@@ -16924,9 +16348,6 @@
     <w:p>
       <w:pPr>
         <w:pStyle w:val="afe"/>
-        <w:rPr>
-          <w:rFonts w:hint="eastAsia"/>
-        </w:rPr>
       </w:pPr>
       <w:r>
         <w:rPr>
@@ -16950,7 +16371,6 @@
     <w:tbl>
       <w:tblPr>
         <w:tblW w:w="443.50pt" w:type="dxa"/>
-        <w:tblInd w:w="0pt" w:type="dxa"/>
         <w:tblBorders>
           <w:top w:val="single" w:sz="4" w:space="0" w:color="auto"/>
           <w:start w:val="single" w:sz="4" w:space="0" w:color="auto"/>
@@ -16981,9 +16401,6 @@
             <w:pPr>
               <w:pStyle w:val="afe"/>
               <w:spacing w:line="12pt" w:lineRule="auto"/>
-              <w:rPr>
-                <w:rFonts w:hint="eastAsia"/>
-              </w:rPr>
             </w:pPr>
             <w:r>
               <w:rPr>
@@ -17001,9 +16418,6 @@
             <w:pPr>
               <w:pStyle w:val="afe"/>
               <w:spacing w:line="12pt" w:lineRule="auto"/>
-              <w:rPr>
-                <w:rFonts w:hint="eastAsia"/>
-              </w:rPr>
             </w:pPr>
             <w:r>
               <w:rPr>
@@ -17021,9 +16435,6 @@
             <w:pPr>
               <w:pStyle w:val="afe"/>
               <w:spacing w:line="12pt" w:lineRule="auto"/>
-              <w:rPr>
-                <w:rFonts w:hint="eastAsia"/>
-              </w:rPr>
             </w:pPr>
             <w:r>
               <w:rPr>
@@ -17041,9 +16452,6 @@
             <w:pPr>
               <w:pStyle w:val="afe"/>
               <w:spacing w:line="12pt" w:lineRule="auto"/>
-              <w:rPr>
-                <w:rFonts w:hint="eastAsia"/>
-              </w:rPr>
             </w:pPr>
             <w:r>
               <w:rPr>
@@ -17061,9 +16469,6 @@
             <w:pPr>
               <w:pStyle w:val="afe"/>
               <w:spacing w:line="12pt" w:lineRule="auto"/>
-              <w:rPr>
-                <w:rFonts w:hint="eastAsia"/>
-              </w:rPr>
             </w:pPr>
             <w:r>
               <w:rPr>
@@ -17086,9 +16491,6 @@
             <w:pPr>
               <w:pStyle w:val="afe"/>
               <w:spacing w:line="12pt" w:lineRule="auto"/>
-              <w:rPr>
-                <w:rFonts w:hint="eastAsia"/>
-              </w:rPr>
             </w:pPr>
             <w:r>
               <w:rPr>
@@ -17157,9 +16559,6 @@
             <w:pPr>
               <w:pStyle w:val="afe"/>
               <w:spacing w:line="12pt" w:lineRule="auto"/>
-              <w:rPr>
-                <w:rFonts w:hint="eastAsia"/>
-              </w:rPr>
             </w:pPr>
             <w:r>
               <w:rPr>
@@ -17182,9 +16581,6 @@
             <w:pPr>
               <w:pStyle w:val="afe"/>
               <w:spacing w:line="12pt" w:lineRule="auto"/>
-              <w:rPr>
-                <w:rFonts w:hint="eastAsia"/>
-              </w:rPr>
             </w:pPr>
             <w:r>
               <w:rPr>
@@ -17203,12 +16599,14 @@
               <w:pStyle w:val="afe"/>
               <w:spacing w:line="12pt" w:lineRule="auto"/>
             </w:pPr>
+            <w:proofErr w:type="spellStart"/>
             <w:r>
               <w:rPr>
                 <w:rFonts w:hint="eastAsia"/>
               </w:rPr>
               <w:t>shangpin_order_uuid_number</w:t>
             </w:r>
+            <w:proofErr w:type="spellEnd"/>
           </w:p>
         </w:tc>
         <w:tc>
@@ -17253,9 +16651,6 @@
             <w:pPr>
               <w:pStyle w:val="afe"/>
               <w:spacing w:line="12pt" w:lineRule="auto"/>
-              <w:rPr>
-                <w:rFonts w:hint="eastAsia"/>
-              </w:rPr>
             </w:pPr>
             <w:r>
               <w:rPr>
@@ -17278,9 +16673,6 @@
             <w:pPr>
               <w:pStyle w:val="afe"/>
               <w:spacing w:line="12pt" w:lineRule="auto"/>
-              <w:rPr>
-                <w:rFonts w:hint="eastAsia"/>
-              </w:rPr>
             </w:pPr>
             <w:r>
               <w:rPr>
@@ -17299,12 +16691,14 @@
               <w:pStyle w:val="afe"/>
               <w:spacing w:line="12pt" w:lineRule="auto"/>
             </w:pPr>
+            <w:proofErr w:type="spellStart"/>
             <w:r>
               <w:rPr>
                 <w:rFonts w:hint="eastAsia"/>
               </w:rPr>
               <w:t>address_id</w:t>
             </w:r>
+            <w:proofErr w:type="spellEnd"/>
           </w:p>
         </w:tc>
         <w:tc>
@@ -17349,9 +16743,6 @@
             <w:pPr>
               <w:pStyle w:val="afe"/>
               <w:spacing w:line="12pt" w:lineRule="auto"/>
-              <w:rPr>
-                <w:rFonts w:hint="eastAsia"/>
-              </w:rPr>
             </w:pPr>
             <w:r>
               <w:rPr>
@@ -17374,9 +16765,6 @@
             <w:pPr>
               <w:pStyle w:val="afe"/>
               <w:spacing w:line="12pt" w:lineRule="auto"/>
-              <w:rPr>
-                <w:rFonts w:hint="eastAsia"/>
-              </w:rPr>
             </w:pPr>
             <w:r>
               <w:rPr>
@@ -17395,12 +16783,14 @@
               <w:pStyle w:val="afe"/>
               <w:spacing w:line="12pt" w:lineRule="auto"/>
             </w:pPr>
+            <w:proofErr w:type="spellStart"/>
             <w:r>
               <w:rPr>
                 <w:rFonts w:hint="eastAsia"/>
               </w:rPr>
               <w:t>shangpin_id</w:t>
             </w:r>
+            <w:proofErr w:type="spellEnd"/>
           </w:p>
         </w:tc>
         <w:tc>
@@ -17445,9 +16835,6 @@
             <w:pPr>
               <w:pStyle w:val="afe"/>
               <w:spacing w:line="12pt" w:lineRule="auto"/>
-              <w:rPr>
-                <w:rFonts w:hint="eastAsia"/>
-              </w:rPr>
             </w:pPr>
             <w:r>
               <w:rPr>
@@ -17470,9 +16857,6 @@
             <w:pPr>
               <w:pStyle w:val="afe"/>
               <w:spacing w:line="12pt" w:lineRule="auto"/>
-              <w:rPr>
-                <w:rFonts w:hint="eastAsia"/>
-              </w:rPr>
             </w:pPr>
             <w:r>
               <w:rPr>
@@ -17491,12 +16875,14 @@
               <w:pStyle w:val="afe"/>
               <w:spacing w:line="12pt" w:lineRule="auto"/>
             </w:pPr>
+            <w:proofErr w:type="spellStart"/>
             <w:r>
               <w:rPr>
                 <w:rFonts w:hint="eastAsia"/>
               </w:rPr>
               <w:t>yonghu_id</w:t>
             </w:r>
+            <w:proofErr w:type="spellEnd"/>
           </w:p>
         </w:tc>
         <w:tc>
@@ -17541,9 +16927,6 @@
             <w:pPr>
               <w:pStyle w:val="afe"/>
               <w:spacing w:line="12pt" w:lineRule="auto"/>
-              <w:rPr>
-                <w:rFonts w:hint="eastAsia"/>
-              </w:rPr>
             </w:pPr>
             <w:r>
               <w:rPr>
@@ -17566,9 +16949,6 @@
             <w:pPr>
               <w:pStyle w:val="afe"/>
               <w:spacing w:line="12pt" w:lineRule="auto"/>
-              <w:rPr>
-                <w:rFonts w:hint="eastAsia"/>
-              </w:rPr>
             </w:pPr>
             <w:r>
               <w:rPr>
@@ -17587,12 +16967,14 @@
               <w:pStyle w:val="afe"/>
               <w:spacing w:line="12pt" w:lineRule="auto"/>
             </w:pPr>
+            <w:proofErr w:type="spellStart"/>
             <w:r>
               <w:rPr>
                 <w:rFonts w:hint="eastAsia"/>
               </w:rPr>
               <w:t>buy_number</w:t>
             </w:r>
+            <w:proofErr w:type="spellEnd"/>
           </w:p>
         </w:tc>
         <w:tc>
@@ -17637,9 +17019,6 @@
             <w:pPr>
               <w:pStyle w:val="afe"/>
               <w:spacing w:line="12pt" w:lineRule="auto"/>
-              <w:rPr>
-                <w:rFonts w:hint="eastAsia"/>
-              </w:rPr>
             </w:pPr>
             <w:r>
               <w:rPr>
@@ -17662,9 +17041,6 @@
             <w:pPr>
               <w:pStyle w:val="afe"/>
               <w:spacing w:line="12pt" w:lineRule="auto"/>
-              <w:rPr>
-                <w:rFonts w:hint="eastAsia"/>
-              </w:rPr>
             </w:pPr>
             <w:r>
               <w:rPr>
@@ -17683,12 +17059,14 @@
               <w:pStyle w:val="afe"/>
               <w:spacing w:line="12pt" w:lineRule="auto"/>
             </w:pPr>
+            <w:proofErr w:type="spellStart"/>
             <w:r>
               <w:rPr>
                 <w:rFonts w:hint="eastAsia"/>
               </w:rPr>
               <w:t>shangpin_order_true_price</w:t>
             </w:r>
+            <w:proofErr w:type="spellEnd"/>
           </w:p>
         </w:tc>
         <w:tc>
@@ -17700,12 +17078,14 @@
               <w:pStyle w:val="afe"/>
               <w:spacing w:line="12pt" w:lineRule="auto"/>
             </w:pPr>
+            <w:proofErr w:type="spellStart"/>
             <w:r>
               <w:rPr>
                 <w:rFonts w:hint="eastAsia"/>
               </w:rPr>
               <w:t>BigDecimal</w:t>
             </w:r>
+            <w:proofErr w:type="spellEnd"/>
           </w:p>
         </w:tc>
         <w:tc>
@@ -17733,9 +17113,6 @@
             <w:pPr>
               <w:pStyle w:val="afe"/>
               <w:spacing w:line="12pt" w:lineRule="auto"/>
-              <w:rPr>
-                <w:rFonts w:hint="eastAsia"/>
-              </w:rPr>
             </w:pPr>
             <w:r>
               <w:rPr>
@@ -17758,9 +17135,6 @@
             <w:pPr>
               <w:pStyle w:val="afe"/>
               <w:spacing w:line="12pt" w:lineRule="auto"/>
-              <w:rPr>
-                <w:rFonts w:hint="eastAsia"/>
-              </w:rPr>
             </w:pPr>
             <w:r>
               <w:rPr>
@@ -17779,12 +17153,14 @@
               <w:pStyle w:val="afe"/>
               <w:spacing w:line="12pt" w:lineRule="auto"/>
             </w:pPr>
+            <w:proofErr w:type="spellStart"/>
             <w:r>
               <w:rPr>
                 <w:rFonts w:hint="eastAsia"/>
               </w:rPr>
               <w:t>shangpin_order_courier_name</w:t>
             </w:r>
+            <w:proofErr w:type="spellEnd"/>
           </w:p>
         </w:tc>
         <w:tc>
@@ -17829,9 +17205,6 @@
             <w:pPr>
               <w:pStyle w:val="afe"/>
               <w:spacing w:line="12pt" w:lineRule="auto"/>
-              <w:rPr>
-                <w:rFonts w:hint="eastAsia"/>
-              </w:rPr>
             </w:pPr>
             <w:r>
               <w:rPr>
@@ -17854,9 +17227,6 @@
             <w:pPr>
               <w:pStyle w:val="afe"/>
               <w:spacing w:line="12pt" w:lineRule="auto"/>
-              <w:rPr>
-                <w:rFonts w:hint="eastAsia"/>
-              </w:rPr>
             </w:pPr>
             <w:r>
               <w:rPr>
@@ -17875,12 +17245,14 @@
               <w:pStyle w:val="afe"/>
               <w:spacing w:line="12pt" w:lineRule="auto"/>
             </w:pPr>
+            <w:proofErr w:type="spellStart"/>
             <w:r>
               <w:rPr>
                 <w:rFonts w:hint="eastAsia"/>
               </w:rPr>
               <w:t>shangpin_order_courier_number</w:t>
             </w:r>
+            <w:proofErr w:type="spellEnd"/>
           </w:p>
         </w:tc>
         <w:tc>
@@ -17925,9 +17297,6 @@
             <w:pPr>
               <w:pStyle w:val="afe"/>
               <w:spacing w:line="12pt" w:lineRule="auto"/>
-              <w:rPr>
-                <w:rFonts w:hint="eastAsia"/>
-              </w:rPr>
             </w:pPr>
             <w:r>
               <w:rPr>
@@ -17950,9 +17319,6 @@
             <w:pPr>
               <w:pStyle w:val="afe"/>
               <w:spacing w:line="12pt" w:lineRule="auto"/>
-              <w:rPr>
-                <w:rFonts w:hint="eastAsia"/>
-              </w:rPr>
             </w:pPr>
             <w:r>
               <w:rPr>
@@ -17971,12 +17337,14 @@
               <w:pStyle w:val="afe"/>
               <w:spacing w:line="12pt" w:lineRule="auto"/>
             </w:pPr>
+            <w:proofErr w:type="spellStart"/>
             <w:r>
               <w:rPr>
                 <w:rFonts w:hint="eastAsia"/>
               </w:rPr>
               <w:t>shangpin_order_types</w:t>
             </w:r>
+            <w:proofErr w:type="spellEnd"/>
           </w:p>
         </w:tc>
         <w:tc>
@@ -18021,9 +17389,6 @@
             <w:pPr>
               <w:pStyle w:val="afe"/>
               <w:spacing w:line="12pt" w:lineRule="auto"/>
-              <w:rPr>
-                <w:rFonts w:hint="eastAsia"/>
-              </w:rPr>
             </w:pPr>
             <w:r>
               <w:rPr>
@@ -18046,9 +17411,6 @@
             <w:pPr>
               <w:pStyle w:val="afe"/>
               <w:spacing w:line="12pt" w:lineRule="auto"/>
-              <w:rPr>
-                <w:rFonts w:hint="eastAsia"/>
-              </w:rPr>
             </w:pPr>
             <w:r>
               <w:rPr>
@@ -18067,12 +17429,14 @@
               <w:pStyle w:val="afe"/>
               <w:spacing w:line="12pt" w:lineRule="auto"/>
             </w:pPr>
+            <w:proofErr w:type="spellStart"/>
             <w:r>
               <w:rPr>
                 <w:rFonts w:hint="eastAsia"/>
               </w:rPr>
               <w:t>insert_time</w:t>
             </w:r>
+            <w:proofErr w:type="spellEnd"/>
           </w:p>
         </w:tc>
         <w:tc>
@@ -18117,9 +17481,6 @@
             <w:pPr>
               <w:pStyle w:val="afe"/>
               <w:spacing w:line="12pt" w:lineRule="auto"/>
-              <w:rPr>
-                <w:rFonts w:hint="eastAsia"/>
-              </w:rPr>
             </w:pPr>
             <w:r>
               <w:rPr>
@@ -18142,9 +17503,6 @@
             <w:pPr>
               <w:pStyle w:val="afe"/>
               <w:spacing w:line="12pt" w:lineRule="auto"/>
-              <w:rPr>
-                <w:rFonts w:hint="eastAsia"/>
-              </w:rPr>
             </w:pPr>
             <w:r>
               <w:rPr>
@@ -18163,12 +17521,14 @@
               <w:pStyle w:val="afe"/>
               <w:spacing w:line="12pt" w:lineRule="auto"/>
             </w:pPr>
+            <w:proofErr w:type="spellStart"/>
             <w:r>
               <w:rPr>
                 <w:rFonts w:hint="eastAsia"/>
               </w:rPr>
               <w:t>create_time</w:t>
             </w:r>
+            <w:proofErr w:type="spellEnd"/>
           </w:p>
         </w:tc>
         <w:tc>
@@ -18213,9 +17573,6 @@
             <w:pPr>
               <w:pStyle w:val="afe"/>
               <w:spacing w:line="12pt" w:lineRule="auto"/>
-              <w:rPr>
-                <w:rFonts w:hint="eastAsia"/>
-              </w:rPr>
             </w:pPr>
             <w:r>
               <w:rPr>
@@ -18230,9 +17587,6 @@
     <w:p>
       <w:pPr>
         <w:pStyle w:val="afe"/>
-        <w:rPr>
-          <w:rFonts w:hint="eastAsia"/>
-        </w:rPr>
       </w:pPr>
       <w:r>
         <w:rPr>
@@ -18256,7 +17610,6 @@
     <w:tbl>
       <w:tblPr>
         <w:tblW w:w="443.50pt" w:type="dxa"/>
-        <w:tblInd w:w="0pt" w:type="dxa"/>
         <w:tblBorders>
           <w:top w:val="single" w:sz="4" w:space="0" w:color="auto"/>
           <w:start w:val="single" w:sz="4" w:space="0" w:color="auto"/>
@@ -18287,9 +17640,6 @@
             <w:pPr>
               <w:pStyle w:val="afe"/>
               <w:spacing w:line="12pt" w:lineRule="auto"/>
-              <w:rPr>
-                <w:rFonts w:hint="eastAsia"/>
-              </w:rPr>
             </w:pPr>
             <w:r>
               <w:rPr>
@@ -18307,9 +17657,6 @@
             <w:pPr>
               <w:pStyle w:val="afe"/>
               <w:spacing w:line="12pt" w:lineRule="auto"/>
-              <w:rPr>
-                <w:rFonts w:hint="eastAsia"/>
-              </w:rPr>
             </w:pPr>
             <w:r>
               <w:rPr>
@@ -18327,9 +17674,6 @@
             <w:pPr>
               <w:pStyle w:val="afe"/>
               <w:spacing w:line="12pt" w:lineRule="auto"/>
-              <w:rPr>
-                <w:rFonts w:hint="eastAsia"/>
-              </w:rPr>
             </w:pPr>
             <w:r>
               <w:rPr>
@@ -18347,9 +17691,6 @@
             <w:pPr>
               <w:pStyle w:val="afe"/>
               <w:spacing w:line="12pt" w:lineRule="auto"/>
-              <w:rPr>
-                <w:rFonts w:hint="eastAsia"/>
-              </w:rPr>
             </w:pPr>
             <w:r>
               <w:rPr>
@@ -18367,9 +17708,6 @@
             <w:pPr>
               <w:pStyle w:val="afe"/>
               <w:spacing w:line="12pt" w:lineRule="auto"/>
-              <w:rPr>
-                <w:rFonts w:hint="eastAsia"/>
-              </w:rPr>
             </w:pPr>
             <w:r>
               <w:rPr>
@@ -18392,9 +17730,6 @@
             <w:pPr>
               <w:pStyle w:val="afe"/>
               <w:spacing w:line="12pt" w:lineRule="auto"/>
-              <w:rPr>
-                <w:rFonts w:hint="eastAsia"/>
-              </w:rPr>
             </w:pPr>
             <w:r>
               <w:rPr>
@@ -18463,9 +17798,6 @@
             <w:pPr>
               <w:pStyle w:val="afe"/>
               <w:spacing w:line="12pt" w:lineRule="auto"/>
-              <w:rPr>
-                <w:rFonts w:hint="eastAsia"/>
-              </w:rPr>
             </w:pPr>
             <w:r>
               <w:rPr>
@@ -18488,9 +17820,6 @@
             <w:pPr>
               <w:pStyle w:val="afe"/>
               <w:spacing w:line="12pt" w:lineRule="auto"/>
-              <w:rPr>
-                <w:rFonts w:hint="eastAsia"/>
-              </w:rPr>
             </w:pPr>
             <w:r>
               <w:rPr>
@@ -18509,12 +17838,14 @@
               <w:pStyle w:val="afe"/>
               <w:spacing w:line="12pt" w:lineRule="auto"/>
             </w:pPr>
+            <w:proofErr w:type="spellStart"/>
             <w:r>
               <w:rPr>
                 <w:rFonts w:hint="eastAsia"/>
               </w:rPr>
               <w:t>yonghu_name</w:t>
             </w:r>
+            <w:proofErr w:type="spellEnd"/>
           </w:p>
         </w:tc>
         <w:tc>
@@ -18559,9 +17890,6 @@
             <w:pPr>
               <w:pStyle w:val="afe"/>
               <w:spacing w:line="12pt" w:lineRule="auto"/>
-              <w:rPr>
-                <w:rFonts w:hint="eastAsia"/>
-              </w:rPr>
             </w:pPr>
             <w:r>
               <w:rPr>
@@ -18584,9 +17912,6 @@
             <w:pPr>
               <w:pStyle w:val="afe"/>
               <w:spacing w:line="12pt" w:lineRule="auto"/>
-              <w:rPr>
-                <w:rFonts w:hint="eastAsia"/>
-              </w:rPr>
             </w:pPr>
             <w:r>
               <w:rPr>
@@ -18605,12 +17930,14 @@
               <w:pStyle w:val="afe"/>
               <w:spacing w:line="12pt" w:lineRule="auto"/>
             </w:pPr>
+            <w:proofErr w:type="spellStart"/>
             <w:r>
               <w:rPr>
                 <w:rFonts w:hint="eastAsia"/>
               </w:rPr>
               <w:t>yonghu_phone</w:t>
             </w:r>
+            <w:proofErr w:type="spellEnd"/>
           </w:p>
         </w:tc>
         <w:tc>
@@ -18655,9 +17982,6 @@
             <w:pPr>
               <w:pStyle w:val="afe"/>
               <w:spacing w:line="12pt" w:lineRule="auto"/>
-              <w:rPr>
-                <w:rFonts w:hint="eastAsia"/>
-              </w:rPr>
             </w:pPr>
             <w:r>
               <w:rPr>
@@ -18680,9 +18004,6 @@
             <w:pPr>
               <w:pStyle w:val="afe"/>
               <w:spacing w:line="12pt" w:lineRule="auto"/>
-              <w:rPr>
-                <w:rFonts w:hint="eastAsia"/>
-              </w:rPr>
             </w:pPr>
             <w:r>
               <w:rPr>
@@ -18701,12 +18022,14 @@
               <w:pStyle w:val="afe"/>
               <w:spacing w:line="12pt" w:lineRule="auto"/>
             </w:pPr>
+            <w:proofErr w:type="spellStart"/>
             <w:r>
               <w:rPr>
                 <w:rFonts w:hint="eastAsia"/>
               </w:rPr>
               <w:t>yonghu_id_number</w:t>
             </w:r>
+            <w:proofErr w:type="spellEnd"/>
           </w:p>
         </w:tc>
         <w:tc>
@@ -18751,9 +18074,6 @@
             <w:pPr>
               <w:pStyle w:val="afe"/>
               <w:spacing w:line="12pt" w:lineRule="auto"/>
-              <w:rPr>
-                <w:rFonts w:hint="eastAsia"/>
-              </w:rPr>
             </w:pPr>
             <w:r>
               <w:rPr>
@@ -18776,9 +18096,6 @@
             <w:pPr>
               <w:pStyle w:val="afe"/>
               <w:spacing w:line="12pt" w:lineRule="auto"/>
-              <w:rPr>
-                <w:rFonts w:hint="eastAsia"/>
-              </w:rPr>
             </w:pPr>
             <w:r>
               <w:rPr>
@@ -18797,12 +18114,14 @@
               <w:pStyle w:val="afe"/>
               <w:spacing w:line="12pt" w:lineRule="auto"/>
             </w:pPr>
+            <w:proofErr w:type="spellStart"/>
             <w:r>
               <w:rPr>
                 <w:rFonts w:hint="eastAsia"/>
               </w:rPr>
               <w:t>yonghu_photo</w:t>
             </w:r>
+            <w:proofErr w:type="spellEnd"/>
           </w:p>
         </w:tc>
         <w:tc>
@@ -18847,9 +18166,6 @@
             <w:pPr>
               <w:pStyle w:val="afe"/>
               <w:spacing w:line="12pt" w:lineRule="auto"/>
-              <w:rPr>
-                <w:rFonts w:hint="eastAsia"/>
-              </w:rPr>
             </w:pPr>
             <w:r>
               <w:rPr>
@@ -18872,9 +18188,6 @@
             <w:pPr>
               <w:pStyle w:val="afe"/>
               <w:spacing w:line="12pt" w:lineRule="auto"/>
-              <w:rPr>
-                <w:rFonts w:hint="eastAsia"/>
-              </w:rPr>
             </w:pPr>
             <w:r>
               <w:rPr>
@@ -18893,12 +18206,14 @@
               <w:pStyle w:val="afe"/>
               <w:spacing w:line="12pt" w:lineRule="auto"/>
             </w:pPr>
+            <w:proofErr w:type="spellStart"/>
             <w:r>
               <w:rPr>
                 <w:rFonts w:hint="eastAsia"/>
               </w:rPr>
               <w:t>new_money</w:t>
             </w:r>
+            <w:proofErr w:type="spellEnd"/>
           </w:p>
         </w:tc>
         <w:tc>
@@ -18910,12 +18225,14 @@
               <w:pStyle w:val="afe"/>
               <w:spacing w:line="12pt" w:lineRule="auto"/>
             </w:pPr>
+            <w:proofErr w:type="spellStart"/>
             <w:r>
               <w:rPr>
                 <w:rFonts w:hint="eastAsia"/>
               </w:rPr>
               <w:t>BigDecimal</w:t>
             </w:r>
+            <w:proofErr w:type="spellEnd"/>
           </w:p>
         </w:tc>
         <w:tc>
@@ -18943,9 +18260,6 @@
             <w:pPr>
               <w:pStyle w:val="afe"/>
               <w:spacing w:line="12pt" w:lineRule="auto"/>
-              <w:rPr>
-                <w:rFonts w:hint="eastAsia"/>
-              </w:rPr>
             </w:pPr>
             <w:r>
               <w:rPr>
@@ -18968,9 +18282,6 @@
             <w:pPr>
               <w:pStyle w:val="afe"/>
               <w:spacing w:line="12pt" w:lineRule="auto"/>
-              <w:rPr>
-                <w:rFonts w:hint="eastAsia"/>
-              </w:rPr>
             </w:pPr>
             <w:r>
               <w:rPr>
@@ -18989,12 +18300,14 @@
               <w:pStyle w:val="afe"/>
               <w:spacing w:line="12pt" w:lineRule="auto"/>
             </w:pPr>
+            <w:proofErr w:type="spellStart"/>
             <w:r>
               <w:rPr>
                 <w:rFonts w:hint="eastAsia"/>
               </w:rPr>
               <w:t>yonghu_email</w:t>
             </w:r>
+            <w:proofErr w:type="spellEnd"/>
           </w:p>
         </w:tc>
         <w:tc>
@@ -19039,9 +18352,6 @@
             <w:pPr>
               <w:pStyle w:val="afe"/>
               <w:spacing w:line="12pt" w:lineRule="auto"/>
-              <w:rPr>
-                <w:rFonts w:hint="eastAsia"/>
-              </w:rPr>
             </w:pPr>
             <w:r>
               <w:rPr>
@@ -19064,9 +18374,6 @@
             <w:pPr>
               <w:pStyle w:val="afe"/>
               <w:spacing w:line="12pt" w:lineRule="auto"/>
-              <w:rPr>
-                <w:rFonts w:hint="eastAsia"/>
-              </w:rPr>
             </w:pPr>
             <w:r>
               <w:rPr>
@@ -19085,12 +18392,14 @@
               <w:pStyle w:val="afe"/>
               <w:spacing w:line="12pt" w:lineRule="auto"/>
             </w:pPr>
+            <w:proofErr w:type="spellStart"/>
             <w:r>
               <w:rPr>
                 <w:rFonts w:hint="eastAsia"/>
               </w:rPr>
               <w:t>create_time</w:t>
             </w:r>
+            <w:proofErr w:type="spellEnd"/>
           </w:p>
         </w:tc>
         <w:tc>
@@ -19135,9 +18444,6 @@
             <w:pPr>
               <w:pStyle w:val="afe"/>
               <w:spacing w:line="12pt" w:lineRule="auto"/>
-              <w:rPr>
-                <w:rFonts w:hint="eastAsia"/>
-              </w:rPr>
             </w:pPr>
             <w:r>
               <w:rPr>
@@ -19152,9 +18458,6 @@
     <w:p>
       <w:pPr>
         <w:pStyle w:val="afe"/>
-        <w:rPr>
-          <w:rFonts w:hint="eastAsia"/>
-        </w:rPr>
       </w:pPr>
       <w:r>
         <w:rPr>
@@ -19178,7 +18481,6 @@
     <w:tbl>
       <w:tblPr>
         <w:tblW w:w="443.50pt" w:type="dxa"/>
-        <w:tblInd w:w="0pt" w:type="dxa"/>
         <w:tblBorders>
           <w:top w:val="single" w:sz="4" w:space="0" w:color="auto"/>
           <w:start w:val="single" w:sz="4" w:space="0" w:color="auto"/>
@@ -19209,9 +18511,6 @@
             <w:pPr>
               <w:pStyle w:val="afe"/>
               <w:spacing w:line="12pt" w:lineRule="auto"/>
-              <w:rPr>
-                <w:rFonts w:hint="eastAsia"/>
-              </w:rPr>
             </w:pPr>
             <w:r>
               <w:rPr>
@@ -19229,9 +18528,6 @@
             <w:pPr>
               <w:pStyle w:val="afe"/>
               <w:spacing w:line="12pt" w:lineRule="auto"/>
-              <w:rPr>
-                <w:rFonts w:hint="eastAsia"/>
-              </w:rPr>
             </w:pPr>
             <w:r>
               <w:rPr>
@@ -19249,9 +18545,6 @@
             <w:pPr>
               <w:pStyle w:val="afe"/>
               <w:spacing w:line="12pt" w:lineRule="auto"/>
-              <w:rPr>
-                <w:rFonts w:hint="eastAsia"/>
-              </w:rPr>
             </w:pPr>
             <w:r>
               <w:rPr>
@@ -19269,9 +18562,6 @@
             <w:pPr>
               <w:pStyle w:val="afe"/>
               <w:spacing w:line="12pt" w:lineRule="auto"/>
-              <w:rPr>
-                <w:rFonts w:hint="eastAsia"/>
-              </w:rPr>
             </w:pPr>
             <w:r>
               <w:rPr>
@@ -19289,9 +18579,6 @@
             <w:pPr>
               <w:pStyle w:val="afe"/>
               <w:spacing w:line="12pt" w:lineRule="auto"/>
-              <w:rPr>
-                <w:rFonts w:hint="eastAsia"/>
-              </w:rPr>
             </w:pPr>
             <w:r>
               <w:rPr>
@@ -19314,9 +18601,6 @@
             <w:pPr>
               <w:pStyle w:val="afe"/>
               <w:spacing w:line="12pt" w:lineRule="auto"/>
-              <w:rPr>
-                <w:rFonts w:hint="eastAsia"/>
-              </w:rPr>
             </w:pPr>
             <w:r>
               <w:rPr>
@@ -19385,9 +18669,6 @@
             <w:pPr>
               <w:pStyle w:val="afe"/>
               <w:spacing w:line="12pt" w:lineRule="auto"/>
-              <w:rPr>
-                <w:rFonts w:hint="eastAsia"/>
-              </w:rPr>
             </w:pPr>
             <w:r>
               <w:rPr>
@@ -19410,9 +18691,6 @@
             <w:pPr>
               <w:pStyle w:val="afe"/>
               <w:spacing w:line="12pt" w:lineRule="auto"/>
-              <w:rPr>
-                <w:rFonts w:hint="eastAsia"/>
-              </w:rPr>
             </w:pPr>
             <w:r>
               <w:rPr>
@@ -19481,9 +18759,6 @@
             <w:pPr>
               <w:pStyle w:val="afe"/>
               <w:spacing w:line="12pt" w:lineRule="auto"/>
-              <w:rPr>
-                <w:rFonts w:hint="eastAsia"/>
-              </w:rPr>
             </w:pPr>
             <w:r>
               <w:rPr>
@@ -19506,9 +18781,6 @@
             <w:pPr>
               <w:pStyle w:val="afe"/>
               <w:spacing w:line="12pt" w:lineRule="auto"/>
-              <w:rPr>
-                <w:rFonts w:hint="eastAsia"/>
-              </w:rPr>
             </w:pPr>
             <w:r>
               <w:rPr>
@@ -19577,9 +18849,6 @@
             <w:pPr>
               <w:pStyle w:val="afe"/>
               <w:spacing w:line="12pt" w:lineRule="auto"/>
-              <w:rPr>
-                <w:rFonts w:hint="eastAsia"/>
-              </w:rPr>
             </w:pPr>
             <w:r>
               <w:rPr>
@@ -19602,9 +18871,6 @@
             <w:pPr>
               <w:pStyle w:val="afe"/>
               <w:spacing w:line="12pt" w:lineRule="auto"/>
-              <w:rPr>
-                <w:rFonts w:hint="eastAsia"/>
-              </w:rPr>
             </w:pPr>
             <w:r>
               <w:rPr>
@@ -19673,9 +18939,6 @@
             <w:pPr>
               <w:pStyle w:val="afe"/>
               <w:spacing w:line="12pt" w:lineRule="auto"/>
-              <w:rPr>
-                <w:rFonts w:hint="eastAsia"/>
-              </w:rPr>
             </w:pPr>
             <w:r>
               <w:rPr>
@@ -19698,15 +18961,11 @@
             <w:pPr>
               <w:pStyle w:val="afe"/>
               <w:spacing w:line="12pt" w:lineRule="auto"/>
-              <w:rPr>
-                <w:rFonts w:hint="eastAsia"/>
-              </w:rPr>
-            </w:pPr>
-            <w:r>
-              <w:rPr>
-                <w:rFonts w:hint="eastAsia"/>
-              </w:rPr>
-              <w:lastRenderedPageBreak/>
+            </w:pPr>
+            <w:r>
+              <w:rPr>
+                <w:rFonts w:hint="eastAsia"/>
+              </w:rPr>
               <w:t>5</w:t>
             </w:r>
           </w:p>
@@ -19720,12 +18979,14 @@
               <w:pStyle w:val="afe"/>
               <w:spacing w:line="12pt" w:lineRule="auto"/>
             </w:pPr>
+            <w:proofErr w:type="spellStart"/>
             <w:r>
               <w:rPr>
                 <w:rFonts w:hint="eastAsia"/>
               </w:rPr>
               <w:t>addtime</w:t>
             </w:r>
+            <w:proofErr w:type="spellEnd"/>
           </w:p>
         </w:tc>
         <w:tc>
@@ -19770,9 +19031,6 @@
             <w:pPr>
               <w:pStyle w:val="afe"/>
               <w:spacing w:line="12pt" w:lineRule="auto"/>
-              <w:rPr>
-                <w:rFonts w:hint="eastAsia"/>
-              </w:rPr>
             </w:pPr>
             <w:r>
               <w:rPr>
@@ -19794,9 +19052,6 @@
         <w:pStyle w:val="afe"/>
         <w:spacing w:beforeLines="50" w:before="7.80pt"/>
         <w:outlineLvl w:val="0"/>
-        <w:rPr>
-          <w:rFonts w:hint="eastAsia"/>
-        </w:rPr>
       </w:pPr>
       <w:bookmarkStart w:id="144" w:name="_Toc232599828"/>
       <w:r>
@@ -19839,14 +19094,12 @@
     <w:p>
       <w:pPr>
         <w:ind w:firstLine="24pt"/>
-        <w:rPr>
-          <w:rFonts w:hint="eastAsia"/>
-        </w:rPr>
-      </w:pPr>
-      <w:r>
-        <w:rPr>
-          <w:rFonts w:hint="eastAsia"/>
-        </w:rPr>
+      </w:pPr>
+      <w:r>
+        <w:rPr>
+          <w:rFonts w:hint="eastAsia"/>
+        </w:rPr>
+        <w:lastRenderedPageBreak/>
         <w:t>编程人员在搭建的开发环境中，会让各种编程技术一起呈现出最终效果。本节就展示关键部分的页面效果。</w:t>
       </w:r>
     </w:p>
@@ -19854,9 +19107,6 @@
       <w:pPr>
         <w:pStyle w:val="2"/>
         <w:spacing w:before="7.80pt"/>
-        <w:rPr>
-          <w:rFonts w:hint="eastAsia"/>
-        </w:rPr>
       </w:pPr>
       <w:bookmarkStart w:id="145" w:name="_Toc232599829"/>
       <w:r>
@@ -19877,9 +19127,6 @@
       <w:pPr>
         <w:pStyle w:val="3"/>
         <w:spacing w:before="7.80pt"/>
-        <w:rPr>
-          <w:rFonts w:hint="eastAsia"/>
-        </w:rPr>
       </w:pPr>
       <w:bookmarkStart w:id="146" w:name="_Toc232599830"/>
       <w:r>
@@ -19899,9 +19146,6 @@
     <w:p>
       <w:pPr>
         <w:ind w:firstLine="24pt"/>
-        <w:rPr>
-          <w:rFonts w:hint="eastAsia"/>
-        </w:rPr>
       </w:pPr>
       <w:r>
         <w:rPr>
@@ -19983,9 +19227,6 @@
     <w:p>
       <w:pPr>
         <w:pStyle w:val="afe"/>
-        <w:rPr>
-          <w:rFonts w:hint="eastAsia"/>
-        </w:rPr>
       </w:pPr>
       <w:r>
         <w:rPr>
@@ -20010,9 +19251,6 @@
       <w:pPr>
         <w:pStyle w:val="3"/>
         <w:spacing w:before="7.80pt"/>
-        <w:rPr>
-          <w:rFonts w:hint="eastAsia"/>
-        </w:rPr>
       </w:pPr>
       <w:bookmarkStart w:id="147" w:name="_Toc232599831"/>
       <w:r>
@@ -20032,9 +19270,6 @@
     <w:p>
       <w:pPr>
         <w:ind w:firstLine="24pt"/>
-        <w:rPr>
-          <w:rFonts w:hint="eastAsia"/>
-        </w:rPr>
       </w:pPr>
       <w:r>
         <w:rPr>
@@ -20063,7 +19298,6 @@
         <w:rPr>
           <w:noProof/>
         </w:rPr>
-        <w:lastRenderedPageBreak/>
         <w:drawing>
           <wp:inline distT="0" distB="0" distL="0" distR="0" wp14:anchorId="772B29B7" wp14:editId="314CCF82">
             <wp:extent cx="5267325" cy="2657475"/>
@@ -20117,14 +19351,12 @@
     <w:p>
       <w:pPr>
         <w:pStyle w:val="afe"/>
-        <w:rPr>
-          <w:rFonts w:hint="eastAsia"/>
-        </w:rPr>
-      </w:pPr>
-      <w:r>
-        <w:rPr>
-          <w:rFonts w:hint="eastAsia"/>
-        </w:rPr>
+      </w:pPr>
+      <w:r>
+        <w:rPr>
+          <w:rFonts w:hint="eastAsia"/>
+        </w:rPr>
+        <w:lastRenderedPageBreak/>
         <w:t>图</w:t>
       </w:r>
       <w:r>
@@ -20163,9 +19395,6 @@
     <w:p>
       <w:pPr>
         <w:ind w:firstLine="24pt"/>
-        <w:rPr>
-          <w:rFonts w:hint="eastAsia"/>
-        </w:rPr>
       </w:pPr>
       <w:r>
         <w:rPr>
@@ -20189,9 +19418,6 @@
     <w:p>
       <w:pPr>
         <w:pStyle w:val="afe"/>
-        <w:rPr>
-          <w:rFonts w:hint="eastAsia"/>
-        </w:rPr>
       </w:pPr>
       <w:r>
         <w:rPr>
@@ -20250,9 +19476,6 @@
     <w:p>
       <w:pPr>
         <w:pStyle w:val="afe"/>
-        <w:rPr>
-          <w:rFonts w:hint="eastAsia"/>
-        </w:rPr>
       </w:pPr>
       <w:r>
         <w:rPr>
@@ -20277,9 +19500,6 @@
       <w:pPr>
         <w:pStyle w:val="3"/>
         <w:spacing w:before="7.80pt"/>
-        <w:rPr>
-          <w:rFonts w:hint="eastAsia"/>
-        </w:rPr>
       </w:pPr>
       <w:bookmarkStart w:id="149" w:name="_Toc232599833"/>
       <w:r>
@@ -20299,9 +19519,6 @@
     <w:p>
       <w:pPr>
         <w:ind w:firstLine="24pt"/>
-        <w:rPr>
-          <w:rFonts w:hint="eastAsia"/>
-        </w:rPr>
       </w:pPr>
       <w:r>
         <w:rPr>
@@ -20330,7 +19547,6 @@
         <w:rPr>
           <w:noProof/>
         </w:rPr>
-        <w:lastRenderedPageBreak/>
         <w:drawing>
           <wp:inline distT="0" distB="0" distL="0" distR="0" wp14:anchorId="7DB8DBBC" wp14:editId="56D5AFC1">
             <wp:extent cx="5267325" cy="2657475"/>
@@ -20384,9 +19600,6 @@
     <w:p>
       <w:pPr>
         <w:pStyle w:val="afe"/>
-        <w:rPr>
-          <w:rFonts w:hint="eastAsia"/>
-        </w:rPr>
       </w:pPr>
       <w:r>
         <w:rPr>
@@ -20412,7 +19625,6 @@
         <w:pStyle w:val="2"/>
         <w:spacing w:before="7.80pt"/>
         <w:rPr>
-          <w:rFonts w:hint="eastAsia"/>
           <w:bCs/>
         </w:rPr>
       </w:pPr>
@@ -20421,6 +19633,7 @@
         <w:rPr>
           <w:rFonts w:hint="eastAsia"/>
         </w:rPr>
+        <w:lastRenderedPageBreak/>
         <w:t xml:space="preserve">5.2 </w:t>
       </w:r>
       <w:r>
@@ -20454,9 +19667,6 @@
     <w:p>
       <w:pPr>
         <w:ind w:firstLine="24pt"/>
-        <w:rPr>
-          <w:rFonts w:hint="eastAsia"/>
-        </w:rPr>
       </w:pPr>
       <w:r>
         <w:rPr>
@@ -20538,9 +19748,6 @@
     <w:p>
       <w:pPr>
         <w:pStyle w:val="afe"/>
-        <w:rPr>
-          <w:rFonts w:hint="eastAsia"/>
-        </w:rPr>
       </w:pPr>
       <w:r>
         <w:rPr>
@@ -20565,9 +19772,6 @@
       <w:pPr>
         <w:pStyle w:val="3"/>
         <w:spacing w:before="7.80pt"/>
-        <w:rPr>
-          <w:rFonts w:hint="eastAsia"/>
-        </w:rPr>
       </w:pPr>
       <w:bookmarkStart w:id="152" w:name="_Toc232599836"/>
       <w:r>
@@ -20587,9 +19791,6 @@
     <w:p>
       <w:pPr>
         <w:ind w:firstLine="24pt"/>
-        <w:rPr>
-          <w:rFonts w:hint="eastAsia"/>
-        </w:rPr>
       </w:pPr>
       <w:r>
         <w:rPr>
@@ -20618,7 +19819,6 @@
         <w:rPr>
           <w:noProof/>
         </w:rPr>
-        <w:lastRenderedPageBreak/>
         <w:drawing>
           <wp:inline distT="0" distB="0" distL="0" distR="0" wp14:anchorId="29CC16B2" wp14:editId="448976D0">
             <wp:extent cx="5267325" cy="2657475"/>
@@ -20672,9 +19872,6 @@
     <w:p>
       <w:pPr>
         <w:pStyle w:val="afe"/>
-        <w:rPr>
-          <w:rFonts w:hint="eastAsia"/>
-        </w:rPr>
       </w:pPr>
       <w:r>
         <w:rPr>
@@ -20699,9 +19896,6 @@
       <w:pPr>
         <w:pStyle w:val="3"/>
         <w:spacing w:before="7.80pt"/>
-        <w:rPr>
-          <w:rFonts w:hint="eastAsia"/>
-        </w:rPr>
       </w:pPr>
       <w:bookmarkStart w:id="153" w:name="_Toc232599837"/>
       <w:r>
@@ -20721,9 +19915,6 @@
     <w:p>
       <w:pPr>
         <w:ind w:firstLine="24pt"/>
-        <w:rPr>
-          <w:rFonts w:hint="eastAsia"/>
-        </w:rPr>
       </w:pPr>
       <w:r>
         <w:rPr>
@@ -20752,6 +19943,7 @@
         <w:rPr>
           <w:noProof/>
         </w:rPr>
+        <w:lastRenderedPageBreak/>
         <w:drawing>
           <wp:inline distT="0" distB="0" distL="0" distR="0" wp14:anchorId="158F705A" wp14:editId="24329BA3">
             <wp:extent cx="5267325" cy="2657475"/>
@@ -20805,9 +19997,6 @@
     <w:p>
       <w:pPr>
         <w:pStyle w:val="afe"/>
-        <w:rPr>
-          <w:rFonts w:hint="eastAsia"/>
-        </w:rPr>
       </w:pPr>
       <w:r>
         <w:rPr>
@@ -20834,7 +20023,6 @@
         <w:keepLines/>
         <w:spacing w:before="7.80pt"/>
         <w:rPr>
-          <w:rFonts w:hint="eastAsia"/>
           <w:bCs w:val="0"/>
         </w:rPr>
       </w:pPr>
@@ -20893,9 +20081,6 @@
       <w:pPr>
         <w:pStyle w:val="2"/>
         <w:spacing w:before="7.80pt"/>
-        <w:rPr>
-          <w:rFonts w:hint="eastAsia"/>
-        </w:rPr>
       </w:pPr>
       <w:bookmarkStart w:id="157" w:name="_Toc232599839"/>
       <w:r>
@@ -20918,9 +20103,6 @@
     <w:p>
       <w:pPr>
         <w:ind w:firstLine="24pt"/>
-        <w:rPr>
-          <w:rFonts w:hint="eastAsia"/>
-        </w:rPr>
       </w:pPr>
       <w:r>
         <w:rPr>
@@ -20933,9 +20115,6 @@
       <w:pPr>
         <w:pStyle w:val="3"/>
         <w:spacing w:before="7.80pt"/>
-        <w:rPr>
-          <w:rFonts w:hint="eastAsia"/>
-        </w:rPr>
       </w:pPr>
       <w:bookmarkStart w:id="158" w:name="_Toc23703"/>
       <w:bookmarkStart w:id="159" w:name="_Toc23878"/>
@@ -20970,9 +20149,6 @@
     <w:p>
       <w:pPr>
         <w:pStyle w:val="afe"/>
-        <w:rPr>
-          <w:rFonts w:hint="eastAsia"/>
-        </w:rPr>
       </w:pPr>
       <w:r>
         <w:rPr>
@@ -20995,9 +20171,8 @@
     </w:p>
     <w:tbl>
       <w:tblPr>
-        <w:tblW w:w="0pt" w:type="auto"/>
+        <w:tblW w:w="0pt" w:type="dxa"/>
         <w:jc w:val="center"/>
-        <w:tblInd w:w="0pt" w:type="dxa"/>
         <w:tblBorders>
           <w:top w:val="single" w:sz="4" w:space="0" w:color="auto"/>
           <w:start w:val="single" w:sz="4" w:space="0" w:color="auto"/>
@@ -21026,9 +20201,6 @@
           <w:p>
             <w:pPr>
               <w:pStyle w:val="afe"/>
-              <w:rPr>
-                <w:rFonts w:hint="eastAsia"/>
-              </w:rPr>
             </w:pPr>
             <w:r>
               <w:rPr>
@@ -21045,9 +20217,6 @@
           <w:p>
             <w:pPr>
               <w:pStyle w:val="afe"/>
-              <w:rPr>
-                <w:rFonts w:hint="eastAsia"/>
-              </w:rPr>
             </w:pPr>
             <w:r>
               <w:rPr>
@@ -21064,9 +20233,6 @@
           <w:p>
             <w:pPr>
               <w:pStyle w:val="afe"/>
-              <w:rPr>
-                <w:rFonts w:hint="eastAsia"/>
-              </w:rPr>
             </w:pPr>
             <w:r>
               <w:rPr>
@@ -21090,12 +20256,14 @@
             <w:pPr>
               <w:pStyle w:val="afe"/>
             </w:pPr>
+            <w:proofErr w:type="spellStart"/>
             <w:r>
               <w:rPr>
                 <w:rFonts w:hint="eastAsia"/>
               </w:rPr>
               <w:t>uuu</w:t>
             </w:r>
+            <w:proofErr w:type="spellEnd"/>
           </w:p>
         </w:tc>
         <w:tc>
@@ -21106,12 +20274,14 @@
             <w:pPr>
               <w:pStyle w:val="afe"/>
             </w:pPr>
+            <w:proofErr w:type="spellStart"/>
             <w:r>
               <w:rPr>
                 <w:rFonts w:hint="eastAsia"/>
               </w:rPr>
               <w:t>uuu</w:t>
             </w:r>
+            <w:proofErr w:type="spellEnd"/>
           </w:p>
         </w:tc>
         <w:tc>
@@ -21121,9 +20291,6 @@
           <w:p>
             <w:pPr>
               <w:pStyle w:val="afe"/>
-              <w:rPr>
-                <w:rFonts w:hint="eastAsia"/>
-              </w:rPr>
             </w:pPr>
             <w:r>
               <w:rPr>
@@ -21147,12 +20314,14 @@
             <w:pPr>
               <w:pStyle w:val="afe"/>
             </w:pPr>
+            <w:proofErr w:type="spellStart"/>
             <w:r>
               <w:rPr>
                 <w:rFonts w:hint="eastAsia"/>
               </w:rPr>
               <w:t>yyy</w:t>
             </w:r>
+            <w:proofErr w:type="spellEnd"/>
           </w:p>
         </w:tc>
         <w:tc>
@@ -21163,12 +20332,14 @@
             <w:pPr>
               <w:pStyle w:val="afe"/>
             </w:pPr>
+            <w:proofErr w:type="spellStart"/>
             <w:r>
               <w:rPr>
                 <w:rFonts w:hint="eastAsia"/>
               </w:rPr>
               <w:t>uuu</w:t>
             </w:r>
+            <w:proofErr w:type="spellEnd"/>
           </w:p>
         </w:tc>
         <w:tc>
@@ -21178,9 +20349,6 @@
           <w:p>
             <w:pPr>
               <w:pStyle w:val="afe"/>
-              <w:rPr>
-                <w:rFonts w:hint="eastAsia"/>
-              </w:rPr>
             </w:pPr>
             <w:r>
               <w:rPr>
@@ -21204,12 +20372,14 @@
             <w:pPr>
               <w:pStyle w:val="afe"/>
             </w:pPr>
+            <w:proofErr w:type="spellStart"/>
             <w:r>
               <w:rPr>
                 <w:rFonts w:hint="eastAsia"/>
               </w:rPr>
               <w:t>uuu</w:t>
             </w:r>
+            <w:proofErr w:type="spellEnd"/>
           </w:p>
         </w:tc>
         <w:tc>
@@ -21220,12 +20390,14 @@
             <w:pPr>
               <w:pStyle w:val="afe"/>
             </w:pPr>
+            <w:proofErr w:type="spellStart"/>
             <w:r>
               <w:rPr>
                 <w:rFonts w:hint="eastAsia"/>
               </w:rPr>
               <w:t>yyy</w:t>
             </w:r>
+            <w:proofErr w:type="spellEnd"/>
           </w:p>
         </w:tc>
         <w:tc>
@@ -21235,9 +20407,6 @@
           <w:p>
             <w:pPr>
               <w:pStyle w:val="afe"/>
-              <w:rPr>
-                <w:rFonts w:hint="eastAsia"/>
-              </w:rPr>
             </w:pPr>
             <w:r>
               <w:rPr>
@@ -21272,9 +20441,6 @@
     <w:p>
       <w:pPr>
         <w:ind w:firstLine="24pt"/>
-        <w:rPr>
-          <w:rFonts w:hint="eastAsia"/>
-        </w:rPr>
       </w:pPr>
       <w:r>
         <w:t>对</w:t>
@@ -21297,7 +20463,7 @@
       <w:r>
         <w:t>兼容性检测，通过各方面检测结果来判定系统是符合设计目标，并且在扩展性或者是稳定性上面，也有很好的表现，能完全的满足用户需求。</w:t>
       </w:r>
-      <w:bookmarkEnd w:id="112"/>
+      <w:bookmarkEnd w:id="113"/>
       <w:bookmarkEnd w:id="137"/>
     </w:p>
     <w:sectPr>
@@ -21344,10 +20510,10 @@
 <w:ftr xmlns:cx="http://schemas.microsoft.com/office/drawing/2014/chartex" xmlns:cx1="http://schemas.microsoft.com/office/drawing/2015/9/8/chartex" xmlns:cx2="http://schemas.microsoft.com/office/drawing/2015/10/21/chartex" xmlns:cx3="http://schemas.microsoft.com/office/drawing/2016/5/9/chartex" xmlns:cx4="http://schemas.microsoft.com/office/drawing/2016/5/10/chartex" xmlns:cx5="http://schemas.microsoft.com/office/drawing/2016/5/11/chartex" xmlns:cx6="http://schemas.microsoft.com/office/drawing/2016/5/12/chartex" xmlns:cx7="http://schemas.microsoft.com/office/drawing/2016/5/13/chartex" xmlns:cx8="http://schemas.microsoft.com/office/drawing/2016/5/14/chartex" xmlns:mc="http://schemas.openxmlformats.org/markup-compatibility/2006" xmlns:aink="http://schemas.microsoft.com/office/drawing/2016/ink" xmlns:am3d="http://schemas.microsoft.com/office/drawing/2017/model3d" xmlns:o="urn:schemas-microsoft-com:office:office" xmlns:oel="http://schemas.microsoft.com/office/2019/extlst" xmlns:r="http://purl.oclc.org/ooxml/officeDocument/relationships" xmlns:m="http://purl.oclc.org/ooxml/officeDocument/math" xmlns:v="urn:schemas-microsoft-com:vml" xmlns:wp14="http://schemas.microsoft.com/office/word/2010/wordprocessingDrawing" xmlns:wp="http://purl.oclc.org/ooxml/drawingml/wordprocessingDrawing" xmlns:w10="urn:schemas-microsoft-com:office:word" xmlns:w="http://purl.oclc.org/ooxml/wordprocessingml/main" xmlns:w14="http://schemas.microsoft.com/office/word/2010/wordml" xmlns:w15="http://schemas.microsoft.com/office/word/2012/wordml" xmlns:w16cex="http://schemas.microsoft.com/office/word/2018/wordml/cex" xmlns:w16cid="http://schemas.microsoft.com/office/word/2016/wordml/cid" xmlns:w16="http://schemas.microsoft.com/office/word/2018/wordml" xmlns:w16du="http://schemas.microsoft.com/office/word/2023/wordml/word16du" xmlns:w16sdtdh="http://schemas.microsoft.com/office/word/2020/wordml/sdtdatahash" xmlns:w16sdtfl="http://schemas.microsoft.com/office/word/2024/wordml/sdtformatlock" xmlns:w16se="http://schemas.microsoft.com/office/word/2015/wordml/symex" xmlns:wpi="http://schemas.microsoft.com/office/word/2010/wordprocessingInk" xmlns:wne="http://schemas.microsoft.com/office/word/2006/wordml" mc:Ignorable="w14 w15 w16se w16cid w16 w16cex w16sdtdh w16sdtfl w16du wne wp14">
   <w:p>
     <w:pPr>
-      <w:pStyle w:val="ae"/>
+      <w:pStyle w:val="af"/>
       <w:framePr w:wrap="around" w:vAnchor="text" w:hAnchor="margin" w:xAlign="center" w:y="0.05pt"/>
       <w:rPr>
-        <w:rStyle w:val="af5"/>
+        <w:rStyle w:val="af6"/>
       </w:rPr>
     </w:pPr>
     <w:r>
@@ -21355,7 +20521,7 @@
     </w:r>
     <w:r>
       <w:rPr>
-        <w:rStyle w:val="af5"/>
+        <w:rStyle w:val="af6"/>
       </w:rPr>
       <w:instrText xml:space="preserve">PAGE  </w:instrText>
     </w:r>
@@ -21365,7 +20531,7 @@
   </w:p>
   <w:p>
     <w:pPr>
-      <w:pStyle w:val="ae"/>
+      <w:pStyle w:val="af"/>
     </w:pPr>
   </w:p>
 </w:ftr>
@@ -21375,11 +20541,8 @@
 <w:ftr xmlns:cx="http://schemas.microsoft.com/office/drawing/2014/chartex" xmlns:cx1="http://schemas.microsoft.com/office/drawing/2015/9/8/chartex" xmlns:cx2="http://schemas.microsoft.com/office/drawing/2015/10/21/chartex" xmlns:cx3="http://schemas.microsoft.com/office/drawing/2016/5/9/chartex" xmlns:cx4="http://schemas.microsoft.com/office/drawing/2016/5/10/chartex" xmlns:cx5="http://schemas.microsoft.com/office/drawing/2016/5/11/chartex" xmlns:cx6="http://schemas.microsoft.com/office/drawing/2016/5/12/chartex" xmlns:cx7="http://schemas.microsoft.com/office/drawing/2016/5/13/chartex" xmlns:cx8="http://schemas.microsoft.com/office/drawing/2016/5/14/chartex" xmlns:mc="http://schemas.openxmlformats.org/markup-compatibility/2006" xmlns:aink="http://schemas.microsoft.com/office/drawing/2016/ink" xmlns:am3d="http://schemas.microsoft.com/office/drawing/2017/model3d" xmlns:o="urn:schemas-microsoft-com:office:office" xmlns:oel="http://schemas.microsoft.com/office/2019/extlst" xmlns:r="http://purl.oclc.org/ooxml/officeDocument/relationships" xmlns:m="http://purl.oclc.org/ooxml/officeDocument/math" xmlns:v="urn:schemas-microsoft-com:vml" xmlns:wp14="http://schemas.microsoft.com/office/word/2010/wordprocessingDrawing" xmlns:wp="http://purl.oclc.org/ooxml/drawingml/wordprocessingDrawing" xmlns:w10="urn:schemas-microsoft-com:office:word" xmlns:w="http://purl.oclc.org/ooxml/wordprocessingml/main" xmlns:w14="http://schemas.microsoft.com/office/word/2010/wordml" xmlns:w15="http://schemas.microsoft.com/office/word/2012/wordml" xmlns:w16cex="http://schemas.microsoft.com/office/word/2018/wordml/cex" xmlns:w16cid="http://schemas.microsoft.com/office/word/2016/wordml/cid" xmlns:w16="http://schemas.microsoft.com/office/word/2018/wordml" xmlns:w16du="http://schemas.microsoft.com/office/word/2023/wordml/word16du" xmlns:w16sdtdh="http://schemas.microsoft.com/office/word/2020/wordml/sdtdatahash" xmlns:w16sdtfl="http://schemas.microsoft.com/office/word/2024/wordml/sdtformatlock" xmlns:w16se="http://schemas.microsoft.com/office/word/2015/wordml/symex" xmlns:wpi="http://schemas.microsoft.com/office/word/2010/wordprocessingInk" xmlns:wne="http://schemas.microsoft.com/office/word/2006/wordml" mc:Ignorable="w14 w15 w16se w16cid w16 w16cex w16sdtdh w16sdtfl w16du wne wp14">
   <w:p>
     <w:pPr>
-      <w:pStyle w:val="ae"/>
+      <w:pStyle w:val="af"/>
       <w:ind w:firstLineChars="2300" w:firstLine="241.50pt"/>
-      <w:rPr>
-        <w:rFonts w:hint="eastAsia"/>
-      </w:rPr>
     </w:pPr>
   </w:p>
 </w:ftr>
@@ -21389,7 +20552,7 @@
 <w:ftr xmlns:cx="http://schemas.microsoft.com/office/drawing/2014/chartex" xmlns:cx1="http://schemas.microsoft.com/office/drawing/2015/9/8/chartex" xmlns:cx2="http://schemas.microsoft.com/office/drawing/2015/10/21/chartex" xmlns:cx3="http://schemas.microsoft.com/office/drawing/2016/5/9/chartex" xmlns:cx4="http://schemas.microsoft.com/office/drawing/2016/5/10/chartex" xmlns:cx5="http://schemas.microsoft.com/office/drawing/2016/5/11/chartex" xmlns:cx6="http://schemas.microsoft.com/office/drawing/2016/5/12/chartex" xmlns:cx7="http://schemas.microsoft.com/office/drawing/2016/5/13/chartex" xmlns:cx8="http://schemas.microsoft.com/office/drawing/2016/5/14/chartex" xmlns:mc="http://schemas.openxmlformats.org/markup-compatibility/2006" xmlns:aink="http://schemas.microsoft.com/office/drawing/2016/ink" xmlns:am3d="http://schemas.microsoft.com/office/drawing/2017/model3d" xmlns:o="urn:schemas-microsoft-com:office:office" xmlns:oel="http://schemas.microsoft.com/office/2019/extlst" xmlns:r="http://purl.oclc.org/ooxml/officeDocument/relationships" xmlns:m="http://purl.oclc.org/ooxml/officeDocument/math" xmlns:v="urn:schemas-microsoft-com:vml" xmlns:wp14="http://schemas.microsoft.com/office/word/2010/wordprocessingDrawing" xmlns:wp="http://purl.oclc.org/ooxml/drawingml/wordprocessingDrawing" xmlns:w10="urn:schemas-microsoft-com:office:word" xmlns:w="http://purl.oclc.org/ooxml/wordprocessingml/main" xmlns:w14="http://schemas.microsoft.com/office/word/2010/wordml" xmlns:w15="http://schemas.microsoft.com/office/word/2012/wordml" xmlns:w16cex="http://schemas.microsoft.com/office/word/2018/wordml/cex" xmlns:w16cid="http://schemas.microsoft.com/office/word/2016/wordml/cid" xmlns:w16="http://schemas.microsoft.com/office/word/2018/wordml" xmlns:w16du="http://schemas.microsoft.com/office/word/2023/wordml/word16du" xmlns:w16sdtdh="http://schemas.microsoft.com/office/word/2020/wordml/sdtdatahash" xmlns:w16sdtfl="http://schemas.microsoft.com/office/word/2024/wordml/sdtformatlock" xmlns:w16se="http://schemas.microsoft.com/office/word/2015/wordml/symex" xmlns:wpi="http://schemas.microsoft.com/office/word/2010/wordprocessingInk" xmlns:wne="http://schemas.microsoft.com/office/word/2006/wordml" mc:Ignorable="w14 w15 w16se w16cid w16 w16cex w16sdtdh w16sdtfl w16du wne wp14">
   <w:p>
     <w:pPr>
-      <w:pStyle w:val="ae"/>
+      <w:pStyle w:val="af"/>
     </w:pPr>
   </w:p>
 </w:ftr>
@@ -21399,11 +20562,8 @@
 <w:ftr xmlns:cx="http://schemas.microsoft.com/office/drawing/2014/chartex" xmlns:cx1="http://schemas.microsoft.com/office/drawing/2015/9/8/chartex" xmlns:cx2="http://schemas.microsoft.com/office/drawing/2015/10/21/chartex" xmlns:cx3="http://schemas.microsoft.com/office/drawing/2016/5/9/chartex" xmlns:cx4="http://schemas.microsoft.com/office/drawing/2016/5/10/chartex" xmlns:cx5="http://schemas.microsoft.com/office/drawing/2016/5/11/chartex" xmlns:cx6="http://schemas.microsoft.com/office/drawing/2016/5/12/chartex" xmlns:cx7="http://schemas.microsoft.com/office/drawing/2016/5/13/chartex" xmlns:cx8="http://schemas.microsoft.com/office/drawing/2016/5/14/chartex" xmlns:mc="http://schemas.openxmlformats.org/markup-compatibility/2006" xmlns:aink="http://schemas.microsoft.com/office/drawing/2016/ink" xmlns:am3d="http://schemas.microsoft.com/office/drawing/2017/model3d" xmlns:o="urn:schemas-microsoft-com:office:office" xmlns:oel="http://schemas.microsoft.com/office/2019/extlst" xmlns:r="http://purl.oclc.org/ooxml/officeDocument/relationships" xmlns:m="http://purl.oclc.org/ooxml/officeDocument/math" xmlns:v="urn:schemas-microsoft-com:vml" xmlns:wp14="http://schemas.microsoft.com/office/word/2010/wordprocessingDrawing" xmlns:wp="http://purl.oclc.org/ooxml/drawingml/wordprocessingDrawing" xmlns:w10="urn:schemas-microsoft-com:office:word" xmlns:w="http://purl.oclc.org/ooxml/wordprocessingml/main" xmlns:w14="http://schemas.microsoft.com/office/word/2010/wordml" xmlns:w15="http://schemas.microsoft.com/office/word/2012/wordml" xmlns:w16cex="http://schemas.microsoft.com/office/word/2018/wordml/cex" xmlns:w16cid="http://schemas.microsoft.com/office/word/2016/wordml/cid" xmlns:w16="http://schemas.microsoft.com/office/word/2018/wordml" xmlns:w16du="http://schemas.microsoft.com/office/word/2023/wordml/word16du" xmlns:w16sdtdh="http://schemas.microsoft.com/office/word/2020/wordml/sdtdatahash" xmlns:w16sdtfl="http://schemas.microsoft.com/office/word/2024/wordml/sdtformatlock" xmlns:w16se="http://schemas.microsoft.com/office/word/2015/wordml/symex" xmlns:wpi="http://schemas.microsoft.com/office/word/2010/wordprocessingInk" xmlns:wne="http://schemas.microsoft.com/office/word/2006/wordml" mc:Ignorable="w14 w15 w16se w16cid w16 w16cex w16sdtdh w16sdtfl w16du wne wp14">
   <w:p>
     <w:pPr>
-      <w:pStyle w:val="ae"/>
+      <w:pStyle w:val="af"/>
       <w:ind w:firstLineChars="2300" w:firstLine="241.50pt"/>
-      <w:rPr>
-        <w:rFonts w:hint="eastAsia"/>
-      </w:rPr>
     </w:pPr>
   </w:p>
 </w:ftr>
@@ -21413,11 +20573,8 @@
 <w:ftr xmlns:cx="http://schemas.microsoft.com/office/drawing/2014/chartex" xmlns:cx1="http://schemas.microsoft.com/office/drawing/2015/9/8/chartex" xmlns:cx2="http://schemas.microsoft.com/office/drawing/2015/10/21/chartex" xmlns:cx3="http://schemas.microsoft.com/office/drawing/2016/5/9/chartex" xmlns:cx4="http://schemas.microsoft.com/office/drawing/2016/5/10/chartex" xmlns:cx5="http://schemas.microsoft.com/office/drawing/2016/5/11/chartex" xmlns:cx6="http://schemas.microsoft.com/office/drawing/2016/5/12/chartex" xmlns:cx7="http://schemas.microsoft.com/office/drawing/2016/5/13/chartex" xmlns:cx8="http://schemas.microsoft.com/office/drawing/2016/5/14/chartex" xmlns:mc="http://schemas.openxmlformats.org/markup-compatibility/2006" xmlns:aink="http://schemas.microsoft.com/office/drawing/2016/ink" xmlns:am3d="http://schemas.microsoft.com/office/drawing/2017/model3d" xmlns:o="urn:schemas-microsoft-com:office:office" xmlns:oel="http://schemas.microsoft.com/office/2019/extlst" xmlns:r="http://purl.oclc.org/ooxml/officeDocument/relationships" xmlns:m="http://purl.oclc.org/ooxml/officeDocument/math" xmlns:v="urn:schemas-microsoft-com:vml" xmlns:wp14="http://schemas.microsoft.com/office/word/2010/wordprocessingDrawing" xmlns:wp="http://purl.oclc.org/ooxml/drawingml/wordprocessingDrawing" xmlns:w10="urn:schemas-microsoft-com:office:word" xmlns:w="http://purl.oclc.org/ooxml/wordprocessingml/main" xmlns:w14="http://schemas.microsoft.com/office/word/2010/wordml" xmlns:w15="http://schemas.microsoft.com/office/word/2012/wordml" xmlns:w16cex="http://schemas.microsoft.com/office/word/2018/wordml/cex" xmlns:w16cid="http://schemas.microsoft.com/office/word/2016/wordml/cid" xmlns:w16="http://schemas.microsoft.com/office/word/2018/wordml" xmlns:w16du="http://schemas.microsoft.com/office/word/2023/wordml/word16du" xmlns:w16sdtdh="http://schemas.microsoft.com/office/word/2020/wordml/sdtdatahash" xmlns:w16sdtfl="http://schemas.microsoft.com/office/word/2024/wordml/sdtformatlock" xmlns:w16se="http://schemas.microsoft.com/office/word/2015/wordml/symex" xmlns:wpi="http://schemas.microsoft.com/office/word/2010/wordprocessingInk" xmlns:wne="http://schemas.microsoft.com/office/word/2006/wordml" mc:Ignorable="w14 w15 w16se w16cid w16 w16cex w16sdtdh w16sdtfl w16du wne wp14">
   <w:p>
     <w:pPr>
-      <w:pStyle w:val="ae"/>
+      <w:pStyle w:val="af"/>
       <w:ind w:firstLineChars="2300" w:firstLine="207pt"/>
-      <w:rPr>
-        <w:rFonts w:hint="eastAsia"/>
-      </w:rPr>
     </w:pPr>
     <w:r>
       <w:rPr>
@@ -21482,7 +20639,7 @@
                   <wne:txbxContent>
                     <w:p>
                       <w:pPr>
-                        <w:pStyle w:val="ae"/>
+                        <w:pStyle w:val="af"/>
                       </w:pPr>
                       <w:r>
                         <w:fldChar w:fldCharType="begin"/>
@@ -21552,7 +20709,7 @@
 <w:hdr xmlns:cx="http://schemas.microsoft.com/office/drawing/2014/chartex" xmlns:cx1="http://schemas.microsoft.com/office/drawing/2015/9/8/chartex" xmlns:cx2="http://schemas.microsoft.com/office/drawing/2015/10/21/chartex" xmlns:cx3="http://schemas.microsoft.com/office/drawing/2016/5/9/chartex" xmlns:cx4="http://schemas.microsoft.com/office/drawing/2016/5/10/chartex" xmlns:cx5="http://schemas.microsoft.com/office/drawing/2016/5/11/chartex" xmlns:cx6="http://schemas.microsoft.com/office/drawing/2016/5/12/chartex" xmlns:cx7="http://schemas.microsoft.com/office/drawing/2016/5/13/chartex" xmlns:cx8="http://schemas.microsoft.com/office/drawing/2016/5/14/chartex" xmlns:mc="http://schemas.openxmlformats.org/markup-compatibility/2006" xmlns:aink="http://schemas.microsoft.com/office/drawing/2016/ink" xmlns:am3d="http://schemas.microsoft.com/office/drawing/2017/model3d" xmlns:o="urn:schemas-microsoft-com:office:office" xmlns:oel="http://schemas.microsoft.com/office/2019/extlst" xmlns:r="http://purl.oclc.org/ooxml/officeDocument/relationships" xmlns:m="http://purl.oclc.org/ooxml/officeDocument/math" xmlns:v="urn:schemas-microsoft-com:vml" xmlns:wp14="http://schemas.microsoft.com/office/word/2010/wordprocessingDrawing" xmlns:wp="http://purl.oclc.org/ooxml/drawingml/wordprocessingDrawing" xmlns:w10="urn:schemas-microsoft-com:office:word" xmlns:w="http://purl.oclc.org/ooxml/wordprocessingml/main" xmlns:w14="http://schemas.microsoft.com/office/word/2010/wordml" xmlns:w15="http://schemas.microsoft.com/office/word/2012/wordml" xmlns:w16cex="http://schemas.microsoft.com/office/word/2018/wordml/cex" xmlns:w16cid="http://schemas.microsoft.com/office/word/2016/wordml/cid" xmlns:w16="http://schemas.microsoft.com/office/word/2018/wordml" xmlns:w16du="http://schemas.microsoft.com/office/word/2023/wordml/word16du" xmlns:w16sdtdh="http://schemas.microsoft.com/office/word/2020/wordml/sdtdatahash" xmlns:w16sdtfl="http://schemas.microsoft.com/office/word/2024/wordml/sdtformatlock" xmlns:w16se="http://schemas.microsoft.com/office/word/2015/wordml/symex" xmlns:wpi="http://schemas.microsoft.com/office/word/2010/wordprocessingInk" xmlns:wne="http://schemas.microsoft.com/office/word/2006/wordml" mc:Ignorable="w14 w15 w16se w16cid w16 w16cex w16sdtdh w16sdtfl w16du wne wp14">
   <w:p>
     <w:pPr>
-      <w:pStyle w:val="af"/>
+      <w:pStyle w:val="af0"/>
       <w:ind w:firstLine="18pt"/>
     </w:pPr>
   </w:p>
@@ -21563,7 +20720,7 @@
 <w:hdr xmlns:cx="http://schemas.microsoft.com/office/drawing/2014/chartex" xmlns:cx1="http://schemas.microsoft.com/office/drawing/2015/9/8/chartex" xmlns:cx2="http://schemas.microsoft.com/office/drawing/2015/10/21/chartex" xmlns:cx3="http://schemas.microsoft.com/office/drawing/2016/5/9/chartex" xmlns:cx4="http://schemas.microsoft.com/office/drawing/2016/5/10/chartex" xmlns:cx5="http://schemas.microsoft.com/office/drawing/2016/5/11/chartex" xmlns:cx6="http://schemas.microsoft.com/office/drawing/2016/5/12/chartex" xmlns:cx7="http://schemas.microsoft.com/office/drawing/2016/5/13/chartex" xmlns:cx8="http://schemas.microsoft.com/office/drawing/2016/5/14/chartex" xmlns:mc="http://schemas.openxmlformats.org/markup-compatibility/2006" xmlns:aink="http://schemas.microsoft.com/office/drawing/2016/ink" xmlns:am3d="http://schemas.microsoft.com/office/drawing/2017/model3d" xmlns:o="urn:schemas-microsoft-com:office:office" xmlns:oel="http://schemas.microsoft.com/office/2019/extlst" xmlns:r="http://purl.oclc.org/ooxml/officeDocument/relationships" xmlns:m="http://purl.oclc.org/ooxml/officeDocument/math" xmlns:v="urn:schemas-microsoft-com:vml" xmlns:wp14="http://schemas.microsoft.com/office/word/2010/wordprocessingDrawing" xmlns:wp="http://purl.oclc.org/ooxml/drawingml/wordprocessingDrawing" xmlns:w10="urn:schemas-microsoft-com:office:word" xmlns:w="http://purl.oclc.org/ooxml/wordprocessingml/main" xmlns:w14="http://schemas.microsoft.com/office/word/2010/wordml" xmlns:w15="http://schemas.microsoft.com/office/word/2012/wordml" xmlns:w16cex="http://schemas.microsoft.com/office/word/2018/wordml/cex" xmlns:w16cid="http://schemas.microsoft.com/office/word/2016/wordml/cid" xmlns:w16="http://schemas.microsoft.com/office/word/2018/wordml" xmlns:w16du="http://schemas.microsoft.com/office/word/2023/wordml/word16du" xmlns:w16sdtdh="http://schemas.microsoft.com/office/word/2020/wordml/sdtdatahash" xmlns:w16sdtfl="http://schemas.microsoft.com/office/word/2024/wordml/sdtformatlock" xmlns:w16se="http://schemas.microsoft.com/office/word/2015/wordml/symex" xmlns:wpi="http://schemas.microsoft.com/office/word/2010/wordprocessingInk" xmlns:wne="http://schemas.microsoft.com/office/word/2006/wordml" mc:Ignorable="w14 w15 w16se w16cid w16 w16cex w16sdtdh w16sdtfl w16du wne wp14">
   <w:p>
     <w:pPr>
-      <w:pStyle w:val="af"/>
+      <w:pStyle w:val="af0"/>
       <w:ind w:firstLine="28pt"/>
       <w:rPr>
         <w:rFonts w:ascii="宋体" w:hAnsi="宋体"/>
@@ -21575,7 +20732,23 @@
         <w:rFonts w:ascii="宋体" w:hAnsi="宋体" w:hint="eastAsia"/>
         <w:sz w:val="28"/>
       </w:rPr>
-      <w:t>有需要计算机源码项目或远程调试运行请添加微信：bysj5656或bysj9889</w:t>
+      <w:t>有需要计算机源码项目或远程调试</w:t>
+    </w:r>
+    <w:proofErr w:type="gramStart"/>
+    <w:r>
+      <w:rPr>
+        <w:rFonts w:ascii="宋体" w:hAnsi="宋体" w:hint="eastAsia"/>
+        <w:sz w:val="28"/>
+      </w:rPr>
+      <w:t>运行请</w:t>
+    </w:r>
+    <w:proofErr w:type="gramEnd"/>
+    <w:r>
+      <w:rPr>
+        <w:rFonts w:ascii="宋体" w:hAnsi="宋体" w:hint="eastAsia"/>
+        <w:sz w:val="28"/>
+      </w:rPr>
+      <w:t>添加微信：bysj5656或bysj9889</w:t>
     </w:r>
   </w:p>
 </w:hdr>
@@ -21585,7 +20758,7 @@
 <w:hdr xmlns:cx="http://schemas.microsoft.com/office/drawing/2014/chartex" xmlns:cx1="http://schemas.microsoft.com/office/drawing/2015/9/8/chartex" xmlns:cx2="http://schemas.microsoft.com/office/drawing/2015/10/21/chartex" xmlns:cx3="http://schemas.microsoft.com/office/drawing/2016/5/9/chartex" xmlns:cx4="http://schemas.microsoft.com/office/drawing/2016/5/10/chartex" xmlns:cx5="http://schemas.microsoft.com/office/drawing/2016/5/11/chartex" xmlns:cx6="http://schemas.microsoft.com/office/drawing/2016/5/12/chartex" xmlns:cx7="http://schemas.microsoft.com/office/drawing/2016/5/13/chartex" xmlns:cx8="http://schemas.microsoft.com/office/drawing/2016/5/14/chartex" xmlns:mc="http://schemas.openxmlformats.org/markup-compatibility/2006" xmlns:aink="http://schemas.microsoft.com/office/drawing/2016/ink" xmlns:am3d="http://schemas.microsoft.com/office/drawing/2017/model3d" xmlns:o="urn:schemas-microsoft-com:office:office" xmlns:oel="http://schemas.microsoft.com/office/2019/extlst" xmlns:r="http://purl.oclc.org/ooxml/officeDocument/relationships" xmlns:m="http://purl.oclc.org/ooxml/officeDocument/math" xmlns:v="urn:schemas-microsoft-com:vml" xmlns:wp14="http://schemas.microsoft.com/office/word/2010/wordprocessingDrawing" xmlns:wp="http://purl.oclc.org/ooxml/drawingml/wordprocessingDrawing" xmlns:w10="urn:schemas-microsoft-com:office:word" xmlns:w="http://purl.oclc.org/ooxml/wordprocessingml/main" xmlns:w14="http://schemas.microsoft.com/office/word/2010/wordml" xmlns:w15="http://schemas.microsoft.com/office/word/2012/wordml" xmlns:w16cex="http://schemas.microsoft.com/office/word/2018/wordml/cex" xmlns:w16cid="http://schemas.microsoft.com/office/word/2016/wordml/cid" xmlns:w16="http://schemas.microsoft.com/office/word/2018/wordml" xmlns:w16du="http://schemas.microsoft.com/office/word/2023/wordml/word16du" xmlns:w16sdtdh="http://schemas.microsoft.com/office/word/2020/wordml/sdtdatahash" xmlns:w16sdtfl="http://schemas.microsoft.com/office/word/2024/wordml/sdtformatlock" xmlns:w16se="http://schemas.microsoft.com/office/word/2015/wordml/symex" xmlns:wpi="http://schemas.microsoft.com/office/word/2010/wordprocessingInk" xmlns:wne="http://schemas.microsoft.com/office/word/2006/wordml" mc:Ignorable="w14 w15 w16se w16cid w16 w16cex w16sdtdh w16sdtfl w16du wne wp14">
   <w:p>
     <w:pPr>
-      <w:pStyle w:val="af"/>
+      <w:pStyle w:val="af0"/>
       <w:pBdr>
         <w:bottom w:val="none" w:sz="0" w:space="1" w:color="auto"/>
       </w:pBdr>
@@ -21599,7 +20772,7 @@
 <w:hdr xmlns:cx="http://schemas.microsoft.com/office/drawing/2014/chartex" xmlns:cx1="http://schemas.microsoft.com/office/drawing/2015/9/8/chartex" xmlns:cx2="http://schemas.microsoft.com/office/drawing/2015/10/21/chartex" xmlns:cx3="http://schemas.microsoft.com/office/drawing/2016/5/9/chartex" xmlns:cx4="http://schemas.microsoft.com/office/drawing/2016/5/10/chartex" xmlns:cx5="http://schemas.microsoft.com/office/drawing/2016/5/11/chartex" xmlns:cx6="http://schemas.microsoft.com/office/drawing/2016/5/12/chartex" xmlns:cx7="http://schemas.microsoft.com/office/drawing/2016/5/13/chartex" xmlns:cx8="http://schemas.microsoft.com/office/drawing/2016/5/14/chartex" xmlns:mc="http://schemas.openxmlformats.org/markup-compatibility/2006" xmlns:aink="http://schemas.microsoft.com/office/drawing/2016/ink" xmlns:am3d="http://schemas.microsoft.com/office/drawing/2017/model3d" xmlns:o="urn:schemas-microsoft-com:office:office" xmlns:oel="http://schemas.microsoft.com/office/2019/extlst" xmlns:r="http://purl.oclc.org/ooxml/officeDocument/relationships" xmlns:m="http://purl.oclc.org/ooxml/officeDocument/math" xmlns:v="urn:schemas-microsoft-com:vml" xmlns:wp14="http://schemas.microsoft.com/office/word/2010/wordprocessingDrawing" xmlns:wp="http://purl.oclc.org/ooxml/drawingml/wordprocessingDrawing" xmlns:w10="urn:schemas-microsoft-com:office:word" xmlns:w="http://purl.oclc.org/ooxml/wordprocessingml/main" xmlns:w14="http://schemas.microsoft.com/office/word/2010/wordml" xmlns:w15="http://schemas.microsoft.com/office/word/2012/wordml" xmlns:w16cex="http://schemas.microsoft.com/office/word/2018/wordml/cex" xmlns:w16cid="http://schemas.microsoft.com/office/word/2016/wordml/cid" xmlns:w16="http://schemas.microsoft.com/office/word/2018/wordml" xmlns:w16du="http://schemas.microsoft.com/office/word/2023/wordml/word16du" xmlns:w16sdtdh="http://schemas.microsoft.com/office/word/2020/wordml/sdtdatahash" xmlns:w16sdtfl="http://schemas.microsoft.com/office/word/2024/wordml/sdtformatlock" xmlns:w16se="http://schemas.microsoft.com/office/word/2015/wordml/symex" xmlns:wpi="http://schemas.microsoft.com/office/word/2010/wordprocessingInk" xmlns:wne="http://schemas.microsoft.com/office/word/2006/wordml" mc:Ignorable="w14 w15 w16se w16cid w16 w16cex w16sdtdh w16sdtfl w16du wne wp14">
   <w:p>
     <w:pPr>
-      <w:pStyle w:val="af"/>
+      <w:pStyle w:val="af0"/>
       <w:pBdr>
         <w:bottom w:val="none" w:sz="0" w:space="1" w:color="auto"/>
       </w:pBdr>
@@ -21607,7 +20780,7 @@
       <w:spacing w:line="12pt" w:lineRule="auto"/>
       <w:ind w:firstLineChars="0" w:firstLine="0pt"/>
       <w:rPr>
-        <w:rFonts w:ascii="宋体" w:hAnsi="宋体" w:hint="eastAsia"/>
+        <w:rFonts w:ascii="宋体" w:hAnsi="宋体"/>
         <w:b/>
         <w:sz w:val="28"/>
       </w:rPr>
@@ -21620,12 +20793,12 @@
 <w:hdr xmlns:cx="http://schemas.microsoft.com/office/drawing/2014/chartex" xmlns:cx1="http://schemas.microsoft.com/office/drawing/2015/9/8/chartex" xmlns:cx2="http://schemas.microsoft.com/office/drawing/2015/10/21/chartex" xmlns:cx3="http://schemas.microsoft.com/office/drawing/2016/5/9/chartex" xmlns:cx4="http://schemas.microsoft.com/office/drawing/2016/5/10/chartex" xmlns:cx5="http://schemas.microsoft.com/office/drawing/2016/5/11/chartex" xmlns:cx6="http://schemas.microsoft.com/office/drawing/2016/5/12/chartex" xmlns:cx7="http://schemas.microsoft.com/office/drawing/2016/5/13/chartex" xmlns:cx8="http://schemas.microsoft.com/office/drawing/2016/5/14/chartex" xmlns:mc="http://schemas.openxmlformats.org/markup-compatibility/2006" xmlns:aink="http://schemas.microsoft.com/office/drawing/2016/ink" xmlns:am3d="http://schemas.microsoft.com/office/drawing/2017/model3d" xmlns:o="urn:schemas-microsoft-com:office:office" xmlns:oel="http://schemas.microsoft.com/office/2019/extlst" xmlns:r="http://purl.oclc.org/ooxml/officeDocument/relationships" xmlns:m="http://purl.oclc.org/ooxml/officeDocument/math" xmlns:v="urn:schemas-microsoft-com:vml" xmlns:wp14="http://schemas.microsoft.com/office/word/2010/wordprocessingDrawing" xmlns:wp="http://purl.oclc.org/ooxml/drawingml/wordprocessingDrawing" xmlns:w10="urn:schemas-microsoft-com:office:word" xmlns:w="http://purl.oclc.org/ooxml/wordprocessingml/main" xmlns:w14="http://schemas.microsoft.com/office/word/2010/wordml" xmlns:w15="http://schemas.microsoft.com/office/word/2012/wordml" xmlns:w16cex="http://schemas.microsoft.com/office/word/2018/wordml/cex" xmlns:w16cid="http://schemas.microsoft.com/office/word/2016/wordml/cid" xmlns:w16="http://schemas.microsoft.com/office/word/2018/wordml" xmlns:w16du="http://schemas.microsoft.com/office/word/2023/wordml/word16du" xmlns:w16sdtdh="http://schemas.microsoft.com/office/word/2020/wordml/sdtdatahash" xmlns:w16sdtfl="http://schemas.microsoft.com/office/word/2024/wordml/sdtformatlock" xmlns:w16se="http://schemas.microsoft.com/office/word/2015/wordml/symex" xmlns:wpi="http://schemas.microsoft.com/office/word/2010/wordprocessingInk" xmlns:wne="http://schemas.microsoft.com/office/word/2006/wordml" mc:Ignorable="w14 w15 w16se w16cid w16 w16cex w16sdtdh w16sdtfl w16du wne wp14">
   <w:p>
     <w:pPr>
-      <w:pStyle w:val="af"/>
+      <w:pStyle w:val="af0"/>
       <w:adjustRightInd/>
       <w:spacing w:line="12pt" w:lineRule="auto"/>
       <w:ind w:firstLineChars="0" w:firstLine="0pt"/>
       <w:rPr>
-        <w:rFonts w:ascii="宋体" w:hAnsi="宋体" w:hint="eastAsia"/>
+        <w:rFonts w:ascii="宋体" w:hAnsi="宋体"/>
         <w:b/>
         <w:sz w:val="28"/>
       </w:rPr>
@@ -21643,6 +20816,7 @@
     <w:lvl w:ilvl="0">
       <w:start w:val="1"/>
       <w:numFmt w:val="decimal"/>
+      <w:pStyle w:val="a"/>
       <w:lvlText w:val="[%1]"/>
       <w:lvlJc w:val="start"/>
       <w:pPr>
@@ -21797,13 +20971,56 @@
     <w:lsdException w:name="Emphasis" w:qFormat="1"/>
     <w:lsdException w:name="HTML Top of Form" w:semiHidden="1" w:uiPriority="99" w:unhideWhenUsed="1"/>
     <w:lsdException w:name="HTML Bottom of Form" w:semiHidden="1" w:uiPriority="99" w:unhideWhenUsed="1"/>
-    <w:lsdException w:name="Normal Table" w:semiHidden="1"/>
+    <w:lsdException w:name="Normal Table" w:semiHidden="1" w:unhideWhenUsed="1"/>
     <w:lsdException w:name="annotation subject" w:semiHidden="1"/>
     <w:lsdException w:name="No List" w:semiHidden="1" w:uiPriority="99" w:unhideWhenUsed="1"/>
     <w:lsdException w:name="Outline List 1" w:semiHidden="1" w:uiPriority="99" w:unhideWhenUsed="1"/>
     <w:lsdException w:name="Outline List 2" w:semiHidden="1" w:uiPriority="99" w:unhideWhenUsed="1"/>
     <w:lsdException w:name="Outline List 3" w:semiHidden="1" w:uiPriority="99" w:unhideWhenUsed="1"/>
+    <w:lsdException w:name="Table Simple 1" w:semiHidden="1" w:unhideWhenUsed="1"/>
+    <w:lsdException w:name="Table Simple 2" w:semiHidden="1" w:unhideWhenUsed="1"/>
+    <w:lsdException w:name="Table Simple 3" w:semiHidden="1" w:unhideWhenUsed="1"/>
+    <w:lsdException w:name="Table Classic 1" w:semiHidden="1" w:unhideWhenUsed="1"/>
+    <w:lsdException w:name="Table Classic 2" w:semiHidden="1" w:unhideWhenUsed="1"/>
+    <w:lsdException w:name="Table Classic 3" w:semiHidden="1" w:unhideWhenUsed="1"/>
+    <w:lsdException w:name="Table Classic 4" w:semiHidden="1" w:unhideWhenUsed="1"/>
+    <w:lsdException w:name="Table Colorful 1" w:semiHidden="1" w:unhideWhenUsed="1"/>
+    <w:lsdException w:name="Table Colorful 2" w:semiHidden="1" w:unhideWhenUsed="1"/>
+    <w:lsdException w:name="Table Colorful 3" w:semiHidden="1" w:unhideWhenUsed="1"/>
+    <w:lsdException w:name="Table Columns 1" w:semiHidden="1" w:unhideWhenUsed="1"/>
+    <w:lsdException w:name="Table Columns 2" w:semiHidden="1" w:unhideWhenUsed="1"/>
+    <w:lsdException w:name="Table Columns 3" w:semiHidden="1" w:unhideWhenUsed="1"/>
+    <w:lsdException w:name="Table Columns 4" w:semiHidden="1" w:unhideWhenUsed="1"/>
+    <w:lsdException w:name="Table Columns 5" w:semiHidden="1" w:unhideWhenUsed="1"/>
+    <w:lsdException w:name="Table Grid 1" w:semiHidden="1" w:unhideWhenUsed="1"/>
+    <w:lsdException w:name="Table Grid 2" w:semiHidden="1" w:unhideWhenUsed="1"/>
+    <w:lsdException w:name="Table Grid 3" w:semiHidden="1" w:unhideWhenUsed="1"/>
+    <w:lsdException w:name="Table Grid 4" w:semiHidden="1" w:unhideWhenUsed="1"/>
+    <w:lsdException w:name="Table Grid 5" w:semiHidden="1" w:unhideWhenUsed="1"/>
+    <w:lsdException w:name="Table Grid 6" w:semiHidden="1" w:unhideWhenUsed="1"/>
+    <w:lsdException w:name="Table Grid 7" w:semiHidden="1" w:unhideWhenUsed="1"/>
+    <w:lsdException w:name="Table Grid 8" w:semiHidden="1" w:unhideWhenUsed="1"/>
+    <w:lsdException w:name="Table List 1" w:semiHidden="1" w:unhideWhenUsed="1"/>
+    <w:lsdException w:name="Table List 2" w:semiHidden="1" w:unhideWhenUsed="1"/>
+    <w:lsdException w:name="Table List 3" w:semiHidden="1" w:unhideWhenUsed="1"/>
+    <w:lsdException w:name="Table List 4" w:semiHidden="1" w:unhideWhenUsed="1"/>
+    <w:lsdException w:name="Table List 5" w:semiHidden="1" w:unhideWhenUsed="1"/>
+    <w:lsdException w:name="Table List 6" w:semiHidden="1" w:unhideWhenUsed="1"/>
+    <w:lsdException w:name="Table List 7" w:semiHidden="1" w:unhideWhenUsed="1"/>
+    <w:lsdException w:name="Table List 8" w:semiHidden="1" w:unhideWhenUsed="1"/>
+    <w:lsdException w:name="Table 3D effects 1" w:semiHidden="1" w:unhideWhenUsed="1"/>
+    <w:lsdException w:name="Table 3D effects 2" w:semiHidden="1" w:unhideWhenUsed="1"/>
+    <w:lsdException w:name="Table 3D effects 3" w:semiHidden="1" w:unhideWhenUsed="1"/>
+    <w:lsdException w:name="Table Contemporary" w:semiHidden="1" w:unhideWhenUsed="1"/>
+    <w:lsdException w:name="Table Elegant" w:semiHidden="1" w:unhideWhenUsed="1"/>
+    <w:lsdException w:name="Table Professional" w:semiHidden="1" w:unhideWhenUsed="1"/>
+    <w:lsdException w:name="Table Subtle 1" w:semiHidden="1" w:unhideWhenUsed="1"/>
+    <w:lsdException w:name="Table Subtle 2" w:semiHidden="1" w:unhideWhenUsed="1"/>
+    <w:lsdException w:name="Table Web 1" w:semiHidden="1" w:unhideWhenUsed="1"/>
+    <w:lsdException w:name="Table Web 2" w:semiHidden="1" w:unhideWhenUsed="1"/>
+    <w:lsdException w:name="Table Web 3" w:semiHidden="1" w:unhideWhenUsed="1"/>
     <w:lsdException w:name="Balloon Text" w:semiHidden="1"/>
+    <w:lsdException w:name="Table Theme" w:semiHidden="1" w:unhideWhenUsed="1"/>
     <w:lsdException w:name="Placeholder Text" w:semiHidden="1" w:uiPriority="99" w:unhideWhenUsed="1"/>
     <w:lsdException w:name="No Spacing" w:uiPriority="99" w:qFormat="1"/>
     <w:lsdException w:name="Light Shading" w:uiPriority="60"/>
@@ -22025,7 +21242,7 @@
     <w:lsdException w:name="Unresolved Mention" w:semiHidden="1" w:uiPriority="99" w:unhideWhenUsed="1"/>
     <w:lsdException w:name="Smart Link" w:semiHidden="1" w:uiPriority="99" w:unhideWhenUsed="1"/>
   </w:latentStyles>
-  <w:style w:type="paragraph" w:default="1" w:styleId="a">
+  <w:style w:type="paragraph" w:default="1" w:styleId="a0">
     <w:name w:val="Normal"/>
     <w:qFormat/>
     <w:pPr>
@@ -22044,8 +21261,8 @@
   </w:style>
   <w:style w:type="paragraph" w:styleId="1">
     <w:name w:val="heading 1"/>
-    <w:basedOn w:val="a"/>
-    <w:next w:val="a"/>
+    <w:basedOn w:val="a0"/>
+    <w:next w:val="a0"/>
     <w:link w:val="10"/>
     <w:qFormat/>
     <w:pPr>
@@ -22064,8 +21281,8 @@
   </w:style>
   <w:style w:type="paragraph" w:styleId="2">
     <w:name w:val="heading 2"/>
-    <w:basedOn w:val="a"/>
-    <w:next w:val="a"/>
+    <w:basedOn w:val="a0"/>
+    <w:next w:val="a0"/>
     <w:link w:val="20"/>
     <w:qFormat/>
     <w:pPr>
@@ -22083,8 +21300,8 @@
   </w:style>
   <w:style w:type="paragraph" w:styleId="3">
     <w:name w:val="heading 3"/>
-    <w:basedOn w:val="a"/>
-    <w:next w:val="a"/>
+    <w:basedOn w:val="a0"/>
+    <w:next w:val="a0"/>
     <w:link w:val="30"/>
     <w:qFormat/>
     <w:pPr>
@@ -22105,8 +21322,8 @@
   </w:style>
   <w:style w:type="paragraph" w:styleId="4">
     <w:name w:val="heading 4"/>
-    <w:basedOn w:val="a"/>
-    <w:next w:val="a"/>
+    <w:basedOn w:val="a0"/>
+    <w:next w:val="a0"/>
     <w:link w:val="40"/>
     <w:qFormat/>
     <w:pPr>
@@ -22123,14 +21340,19 @@
       <w:szCs w:val="28"/>
     </w:rPr>
   </w:style>
-  <w:style w:type="character" w:default="1" w:styleId="a0">
+  <w:style w:type="character" w:default="1" w:styleId="a1">
     <w:name w:val="Default Paragraph Font"/>
+    <w:uiPriority w:val="1"/>
     <w:semiHidden/>
+    <w:unhideWhenUsed/>
   </w:style>
-  <w:style w:type="table" w:default="1" w:styleId="a1">
+  <w:style w:type="table" w:default="1" w:styleId="a2">
     <w:name w:val="Normal Table"/>
+    <w:uiPriority w:val="99"/>
     <w:semiHidden/>
+    <w:unhideWhenUsed/>
     <w:tblPr>
+      <w:tblInd w:w="0pt" w:type="dxa"/>
       <w:tblCellMar>
         <w:top w:w="0pt" w:type="dxa"/>
         <w:start w:w="5.40pt" w:type="dxa"/>
@@ -22139,7 +21361,7 @@
       </w:tblCellMar>
     </w:tblPr>
   </w:style>
-  <w:style w:type="numbering" w:default="1" w:styleId="a2">
+  <w:style w:type="numbering" w:default="1" w:styleId="a3">
     <w:name w:val="No List"/>
     <w:uiPriority w:val="99"/>
     <w:semiHidden/>
@@ -22188,17 +21410,17 @@
       <w:szCs w:val="28"/>
     </w:rPr>
   </w:style>
-  <w:style w:type="paragraph" w:styleId="a3">
+  <w:style w:type="paragraph" w:styleId="a4">
     <w:name w:val="Normal Indent"/>
-    <w:basedOn w:val="a"/>
+    <w:basedOn w:val="a0"/>
     <w:pPr>
       <w:ind w:firstLine="21pt"/>
     </w:pPr>
   </w:style>
-  <w:style w:type="paragraph" w:styleId="a4">
+  <w:style w:type="paragraph" w:styleId="a5">
     <w:name w:val="caption"/>
-    <w:basedOn w:val="a"/>
-    <w:next w:val="a"/>
+    <w:basedOn w:val="a0"/>
+    <w:next w:val="a0"/>
     <w:qFormat/>
     <w:rPr>
       <w:rFonts w:ascii="Cambria" w:eastAsia="黑体" w:hAnsi="Cambria"/>
@@ -22206,19 +21428,19 @@
       <w:szCs w:val="20"/>
     </w:rPr>
   </w:style>
-  <w:style w:type="paragraph" w:styleId="a5">
+  <w:style w:type="paragraph" w:styleId="a6">
     <w:name w:val="Document Map"/>
-    <w:basedOn w:val="a"/>
-    <w:link w:val="a6"/>
+    <w:basedOn w:val="a0"/>
+    <w:link w:val="a7"/>
     <w:rPr>
       <w:rFonts w:ascii="宋体"/>
       <w:sz w:val="18"/>
       <w:szCs w:val="18"/>
     </w:rPr>
   </w:style>
-  <w:style w:type="character" w:customStyle="1" w:styleId="a6">
+  <w:style w:type="character" w:customStyle="1" w:styleId="a7">
     <w:name w:val="文档结构图 字符"/>
-    <w:link w:val="a5"/>
+    <w:link w:val="a6"/>
     <w:rPr>
       <w:rFonts w:ascii="宋体"/>
       <w:kern w:val="2"/>
@@ -22226,24 +21448,24 @@
       <w:szCs w:val="18"/>
     </w:rPr>
   </w:style>
-  <w:style w:type="paragraph" w:styleId="a7">
+  <w:style w:type="paragraph" w:styleId="a8">
     <w:name w:val="annotation text"/>
-    <w:basedOn w:val="a"/>
+    <w:basedOn w:val="a0"/>
     <w:semiHidden/>
     <w:pPr>
       <w:jc w:val="start"/>
     </w:pPr>
   </w:style>
-  <w:style w:type="paragraph" w:styleId="a8">
+  <w:style w:type="paragraph" w:styleId="a9">
     <w:name w:val="Body Text"/>
-    <w:basedOn w:val="a"/>
+    <w:basedOn w:val="a0"/>
     <w:pPr>
       <w:spacing w:after="6pt"/>
     </w:pPr>
   </w:style>
-  <w:style w:type="paragraph" w:styleId="a9">
+  <w:style w:type="paragraph" w:styleId="aa">
     <w:name w:val="Body Text Indent"/>
-    <w:basedOn w:val="a"/>
+    <w:basedOn w:val="a0"/>
     <w:pPr>
       <w:ind w:firstLine="28pt"/>
     </w:pPr>
@@ -22254,8 +21476,8 @@
   </w:style>
   <w:style w:type="paragraph" w:styleId="TOC3">
     <w:name w:val="toc 3"/>
-    <w:basedOn w:val="a"/>
-    <w:next w:val="a"/>
+    <w:basedOn w:val="a0"/>
+    <w:next w:val="a0"/>
     <w:uiPriority w:val="39"/>
     <w:qFormat/>
     <w:pPr>
@@ -22265,26 +21487,26 @@
       <w:ind w:startChars="400" w:start="48pt" w:firstLineChars="0" w:firstLine="0pt"/>
     </w:pPr>
   </w:style>
-  <w:style w:type="paragraph" w:styleId="aa">
+  <w:style w:type="paragraph" w:styleId="ab">
     <w:name w:val="Plain Text"/>
-    <w:basedOn w:val="a"/>
+    <w:basedOn w:val="a0"/>
     <w:rPr>
       <w:rFonts w:ascii="宋体" w:hAnsi="Courier New" w:cs="Courier New"/>
       <w:szCs w:val="21"/>
     </w:rPr>
   </w:style>
-  <w:style w:type="paragraph" w:styleId="ab">
+  <w:style w:type="paragraph" w:styleId="ac">
     <w:name w:val="Date"/>
-    <w:basedOn w:val="a"/>
-    <w:next w:val="a"/>
-    <w:link w:val="ac"/>
+    <w:basedOn w:val="a0"/>
+    <w:next w:val="a0"/>
+    <w:link w:val="ad"/>
     <w:pPr>
       <w:ind w:startChars="2500" w:start="5pt"/>
     </w:pPr>
   </w:style>
-  <w:style w:type="character" w:customStyle="1" w:styleId="ac">
+  <w:style w:type="character" w:customStyle="1" w:styleId="ad">
     <w:name w:val="日期 字符"/>
-    <w:link w:val="ab"/>
+    <w:link w:val="ac"/>
     <w:rPr>
       <w:kern w:val="2"/>
       <w:sz w:val="21"/>
@@ -22293,24 +21515,24 @@
   </w:style>
   <w:style w:type="paragraph" w:styleId="21">
     <w:name w:val="Body Text Indent 2"/>
-    <w:basedOn w:val="a"/>
+    <w:basedOn w:val="a0"/>
     <w:pPr>
       <w:spacing w:after="6pt" w:line="24pt" w:lineRule="auto"/>
       <w:ind w:startChars="200" w:start="21pt"/>
     </w:pPr>
   </w:style>
-  <w:style w:type="paragraph" w:styleId="ad">
+  <w:style w:type="paragraph" w:styleId="ae">
     <w:name w:val="Balloon Text"/>
-    <w:basedOn w:val="a"/>
+    <w:basedOn w:val="a0"/>
     <w:semiHidden/>
     <w:rPr>
       <w:sz w:val="18"/>
       <w:szCs w:val="18"/>
     </w:rPr>
   </w:style>
-  <w:style w:type="paragraph" w:styleId="ae">
+  <w:style w:type="paragraph" w:styleId="af">
     <w:name w:val="footer"/>
-    <w:basedOn w:val="a"/>
+    <w:basedOn w:val="a0"/>
     <w:pPr>
       <w:tabs>
         <w:tab w:val="center" w:pos="207.65pt"/>
@@ -22325,9 +21547,9 @@
       <w:szCs w:val="18"/>
     </w:rPr>
   </w:style>
-  <w:style w:type="paragraph" w:styleId="af">
+  <w:style w:type="paragraph" w:styleId="af0">
     <w:name w:val="header"/>
-    <w:basedOn w:val="a"/>
+    <w:basedOn w:val="a0"/>
     <w:pPr>
       <w:pBdr>
         <w:bottom w:val="single" w:sz="6" w:space="1" w:color="auto"/>
@@ -22345,8 +21567,8 @@
   </w:style>
   <w:style w:type="paragraph" w:styleId="TOC1">
     <w:name w:val="toc 1"/>
-    <w:basedOn w:val="a"/>
-    <w:next w:val="a"/>
+    <w:basedOn w:val="a0"/>
+    <w:next w:val="a0"/>
     <w:uiPriority w:val="39"/>
     <w:qFormat/>
     <w:pPr>
@@ -22359,13 +21581,12 @@
       <w:bCs/>
       <w:caps/>
       <w:szCs w:val="30"/>
-      <w:lang w:val="en-US" w:eastAsia="zh-CN"/>
     </w:rPr>
   </w:style>
   <w:style w:type="paragraph" w:styleId="TOC2">
     <w:name w:val="toc 2"/>
-    <w:basedOn w:val="a"/>
-    <w:next w:val="a"/>
+    <w:basedOn w:val="a0"/>
+    <w:next w:val="a0"/>
     <w:uiPriority w:val="39"/>
     <w:qFormat/>
     <w:pPr>
@@ -22380,7 +21601,7 @@
   </w:style>
   <w:style w:type="paragraph" w:styleId="HTML">
     <w:name w:val="HTML Preformatted"/>
-    <w:basedOn w:val="a"/>
+    <w:basedOn w:val="a0"/>
     <w:pPr>
       <w:widowControl/>
       <w:tabs>
@@ -22408,9 +21629,9 @@
       <w:kern w:val="0"/>
     </w:rPr>
   </w:style>
-  <w:style w:type="paragraph" w:styleId="af0">
+  <w:style w:type="paragraph" w:styleId="af1">
     <w:name w:val="Normal (Web)"/>
-    <w:basedOn w:val="a"/>
+    <w:basedOn w:val="a0"/>
     <w:pPr>
       <w:spacing w:before="5pt" w:beforeAutospacing="1" w:after="5pt" w:afterAutospacing="1"/>
       <w:jc w:val="start"/>
@@ -22419,9 +21640,9 @@
       <w:kern w:val="0"/>
     </w:rPr>
   </w:style>
-  <w:style w:type="paragraph" w:styleId="af1">
+  <w:style w:type="paragraph" w:styleId="af2">
     <w:name w:val="Title"/>
-    <w:basedOn w:val="a"/>
+    <w:basedOn w:val="a0"/>
     <w:qFormat/>
     <w:pPr>
       <w:jc w:val="center"/>
@@ -22432,19 +21653,19 @@
       <w:szCs w:val="20"/>
     </w:rPr>
   </w:style>
-  <w:style w:type="paragraph" w:styleId="af2">
+  <w:style w:type="paragraph" w:styleId="af3">
     <w:name w:val="annotation subject"/>
-    <w:basedOn w:val="a7"/>
-    <w:next w:val="a7"/>
+    <w:basedOn w:val="a8"/>
+    <w:next w:val="a8"/>
     <w:semiHidden/>
     <w:rPr>
       <w:b/>
       <w:bCs/>
     </w:rPr>
   </w:style>
-  <w:style w:type="table" w:styleId="af3">
+  <w:style w:type="table" w:styleId="af4">
     <w:name w:val="Table Grid"/>
-    <w:basedOn w:val="a1"/>
+    <w:basedOn w:val="a2"/>
     <w:tblPr>
       <w:tblBorders>
         <w:top w:val="single" w:sz="4" w:space="0" w:color="auto"/>
@@ -22456,9 +21677,9 @@
       </w:tblBorders>
     </w:tblPr>
   </w:style>
-  <w:style w:type="table" w:styleId="af4">
+  <w:style w:type="table" w:styleId="af5">
     <w:name w:val="Table Elegant"/>
-    <w:basedOn w:val="a1"/>
+    <w:basedOn w:val="a2"/>
     <w:pPr>
       <w:widowControl w:val="0"/>
       <w:jc w:val="both"/>
@@ -22496,17 +21717,17 @@
       </w:tcPr>
     </w:tblStylePr>
   </w:style>
-  <w:style w:type="character" w:styleId="af5">
+  <w:style w:type="character" w:styleId="af6">
     <w:name w:val="page number"/>
   </w:style>
-  <w:style w:type="character" w:styleId="af6">
+  <w:style w:type="character" w:styleId="af7">
     <w:name w:val="Emphasis"/>
     <w:qFormat/>
     <w:rPr>
       <w:i/>
     </w:rPr>
   </w:style>
-  <w:style w:type="character" w:styleId="af7">
+  <w:style w:type="character" w:styleId="af8">
     <w:name w:val="Hyperlink"/>
     <w:uiPriority w:val="99"/>
     <w:rPr>
@@ -22519,7 +21740,7 @@
       <w:u w:val="none"/>
     </w:rPr>
   </w:style>
-  <w:style w:type="character" w:styleId="af8">
+  <w:style w:type="character" w:styleId="af9">
     <w:name w:val="annotation reference"/>
     <w:semiHidden/>
     <w:rPr>
@@ -22532,16 +21753,16 @@
   </w:style>
   <w:style w:type="character" w:customStyle="1" w:styleId="Char">
     <w:name w:val="论文正文 Char"/>
-    <w:link w:val="af9"/>
+    <w:link w:val="afa"/>
     <w:rPr>
       <w:kern w:val="2"/>
       <w:sz w:val="24"/>
       <w:szCs w:val="24"/>
     </w:rPr>
   </w:style>
-  <w:style w:type="paragraph" w:customStyle="1" w:styleId="af9">
+  <w:style w:type="paragraph" w:customStyle="1" w:styleId="afa">
     <w:name w:val="论文正文"/>
-    <w:basedOn w:val="a3"/>
+    <w:basedOn w:val="a4"/>
     <w:link w:val="Char"/>
     <w:pPr>
       <w:spacing w:line="15pt" w:lineRule="auto"/>
@@ -22552,7 +21773,7 @@
     <w:name w:val="separator item"/>
     <w:qFormat/>
   </w:style>
-  <w:style w:type="paragraph" w:customStyle="1" w:styleId="afa">
+  <w:style w:type="paragraph" w:customStyle="1" w:styleId="a">
     <w:name w:val="正文_参考文献"/>
     <w:qFormat/>
     <w:pPr>
@@ -22585,7 +21806,7 @@
   </w:style>
   <w:style w:type="paragraph" w:customStyle="1" w:styleId="afc">
     <w:name w:val="我的正文"/>
-    <w:basedOn w:val="a"/>
+    <w:basedOn w:val="a0"/>
     <w:qFormat/>
     <w:pPr>
       <w:spacing w:line="20pt" w:lineRule="exact"/>
@@ -22598,7 +21819,7 @@
   </w:style>
   <w:style w:type="paragraph" w:customStyle="1" w:styleId="afd">
     <w:name w:val="图表"/>
-    <w:basedOn w:val="a"/>
+    <w:basedOn w:val="a0"/>
     <w:qFormat/>
     <w:pPr>
       <w:tabs>
@@ -22613,7 +21834,7 @@
   </w:style>
   <w:style w:type="paragraph" w:customStyle="1" w:styleId="afe">
     <w:name w:val="图片"/>
-    <w:basedOn w:val="a3"/>
+    <w:basedOn w:val="a4"/>
     <w:pPr>
       <w:ind w:firstLineChars="0" w:firstLine="0pt"/>
       <w:jc w:val="center"/>
@@ -22625,7 +21846,7 @@
   <w:style w:type="paragraph" w:styleId="TOC">
     <w:name w:val="TOC Heading"/>
     <w:basedOn w:val="1"/>
-    <w:next w:val="a"/>
+    <w:next w:val="a0"/>
     <w:uiPriority w:val="39"/>
     <w:qFormat/>
     <w:pPr>
@@ -22644,7 +21865,7 @@
   </w:style>
   <w:style w:type="paragraph" w:customStyle="1" w:styleId="aff">
     <w:name w:val="论文表格引入"/>
-    <w:basedOn w:val="aa"/>
+    <w:basedOn w:val="ab"/>
     <w:pPr>
       <w:widowControl/>
       <w:spacing w:before="5pt" w:beforeAutospacing="1" w:after="5pt" w:afterAutospacing="1"/>
@@ -22669,7 +21890,7 @@
   <w:style w:type="paragraph" w:customStyle="1" w:styleId="aff1">
     <w:name w:val="表格"/>
     <w:basedOn w:val="1"/>
-    <w:next w:val="a"/>
+    <w:next w:val="a0"/>
     <w:pPr>
       <w:outlineLvl w:val="9"/>
     </w:pPr>
@@ -22681,7 +21902,7 @@
   </w:style>
   <w:style w:type="paragraph" w:customStyle="1" w:styleId="aff2">
     <w:name w:val="表头"/>
-    <w:basedOn w:val="a"/>
+    <w:basedOn w:val="a0"/>
     <w:qFormat/>
     <w:pPr>
       <w:spacing w:beforeLines="50" w:before="7.80pt" w:afterLines="50" w:after="7.80pt"/>
